--- a/docs/presentation/DXA_QC_speech.docx
+++ b/docs/presentation/DXA_QC_speech.docx
@@ -890,7 +890,7 @@
                 <w:color w:val="44545F"/>
                 <w:sz w:val="20"/>
               </w:rPr>
-              <w:t>0:25</w:t>
+              <w:t>0:35</w:t>
             </w:r>
           </w:p>
         </w:tc>
@@ -3621,7 +3621,7 @@
           <w:color w:val="1B5FD0"/>
           <w:sz w:val="18"/>
         </w:rPr>
-        <w:t>0:25</w:t>
+        <w:t>0:35</w:t>
       </w:r>
     </w:p>
     <w:p>
@@ -3710,6 +3710,21 @@
     </w:p>
     <w:p>
       <w:pPr>
+        <w:spacing w:after="160" w:before="0" w:line="336" w:lineRule="auto"/>
+      </w:pPr>
+      <w:r>
+        <w:rPr>
+          <w:rFonts w:ascii="Segoe UI" w:hAnsi="Segoe UI" w:cs="Segoe UI" w:eastAsia="Segoe UI"/>
+          <w:b w:val="0"/>
+          <w:i w:val="0"/>
+          <w:color w:val="111C24"/>
+          <w:sz w:val="23"/>
+        </w:rPr>
+        <w:t>Где нет Docker, тот же сервис ставится установщиком для Windows, а показать его с телефона можно через Telegram-бота. Конвейер везде один, отчёты совпадают побитово.</w:t>
+      </w:r>
+    </w:p>
+    <w:p>
+      <w:pPr>
         <w:spacing w:after="80" w:before="120" w:line="300" w:lineRule="auto"/>
       </w:pPr>
       <w:r>
@@ -3743,6 +3758,28 @@
           <w:sz w:val="21"/>
         </w:rPr>
         <w:t>API: POST /batch → задание → отчёт, оверлеи, SR; документация на /docs.</w:t>
+      </w:r>
+    </w:p>
+    <w:p>
+      <w:pPr>
+        <w:spacing w:after="80" w:before="0" w:line="312" w:lineRule="auto"/>
+        <w:ind w:left="283" w:hanging="283"/>
+      </w:pPr>
+      <w:r>
+        <w:rPr>
+          <w:rFonts w:ascii="Segoe UI" w:hAnsi="Segoe UI" w:cs="Segoe UI" w:eastAsia="Segoe UI"/>
+          <w:color w:val="1B5FD0"/>
+          <w:sz w:val="21"/>
+        </w:rPr>
+        <w:t xml:space="preserve">–  </w:t>
+      </w:r>
+      <w:r>
+        <w:rPr>
+          <w:rFonts w:ascii="Segoe UI" w:hAnsi="Segoe UI" w:cs="Segoe UI" w:eastAsia="Segoe UI"/>
+          <w:color w:val="44545F"/>
+          <w:sz w:val="21"/>
+        </w:rPr>
+        <w:t>Бот передаёт файлы через Telegram, поэтому он только для обезличенных данных и по умолчанию выключен; основной контур работает без сети, как требует ТЗ 3.2.</w:t>
       </w:r>
     </w:p>
     <w:p>
@@ -4183,7 +4220,7 @@
           <w:color w:val="44545F"/>
           <w:sz w:val="21"/>
         </w:rPr>
-        <w:t>Если демонстрация вживую невозможна — те же шаги на слайдах «Кейсы» и «Интерфейс».</w:t>
+        <w:t>Нет Docker — настольное приложение; нет сети — слайды «Кейсы» и «Интерфейс»; с телефона — бот @LCT_bone_density_research_bot, команда /demo.</w:t>
       </w:r>
     </w:p>
     <w:p>

--- a/docs/presentation/DXA_QC_speech.docx
+++ b/docs/presentation/DXA_QC_speech.docx
@@ -8,10 +8,10 @@
       </w:pPr>
       <w:r>
         <w:rPr>
-          <w:rFonts w:ascii="Consolas" w:hAnsi="Consolas" w:cs="Consolas" w:eastAsia="Consolas"/>
-          <w:b w:val="0"/>
+          <w:rFonts w:ascii="Montserrat" w:hAnsi="Montserrat" w:cs="Montserrat" w:eastAsia="Montserrat"/>
+          <w:b/>
           <w:i w:val="0"/>
-          <w:color w:val="1B5FD0"/>
+          <w:color w:val="FF0053"/>
           <w:sz w:val="18"/>
         </w:rPr>
         <w:t>ЛЦТ 2026 · КЕЙС ДЕПАРТАМЕНТА ЗДРАВООХРАНЕНИЯ МОСКВЫ</w:t>
@@ -23,10 +23,10 @@
       </w:pPr>
       <w:r>
         <w:rPr>
-          <w:rFonts w:ascii="Segoe UI" w:hAnsi="Segoe UI" w:cs="Segoe UI" w:eastAsia="Segoe UI"/>
+          <w:rFonts w:ascii="Montserrat" w:hAnsi="Montserrat" w:cs="Montserrat" w:eastAsia="Montserrat"/>
           <w:b/>
           <w:i w:val="0"/>
-          <w:color w:val="111C24"/>
+          <w:color w:val="520977"/>
           <w:sz w:val="60"/>
         </w:rPr>
         <w:t>Контроль качества DXA</w:t>
@@ -38,10 +38,10 @@
       </w:pPr>
       <w:r>
         <w:rPr>
-          <w:rFonts w:ascii="Segoe UI" w:hAnsi="Segoe UI" w:cs="Segoe UI" w:eastAsia="Segoe UI"/>
+          <w:rFonts w:ascii="Montserrat" w:hAnsi="Montserrat" w:cs="Montserrat" w:eastAsia="Montserrat"/>
           <w:b w:val="0"/>
           <w:i w:val="0"/>
-          <w:color w:val="44545F"/>
+          <w:color w:val="4A4458"/>
           <w:sz w:val="32"/>
         </w:rPr>
         <w:t>Доклад к презентации по слайдам</w:t>
@@ -53,10 +53,10 @@
       </w:pPr>
       <w:r>
         <w:rPr>
-          <w:rFonts w:ascii="Segoe UI" w:hAnsi="Segoe UI" w:cs="Segoe UI" w:eastAsia="Segoe UI"/>
+          <w:rFonts w:ascii="Montserrat" w:hAnsi="Montserrat" w:cs="Montserrat" w:eastAsia="Montserrat"/>
           <w:b w:val="0"/>
           <w:i w:val="0"/>
-          <w:color w:val="44545F"/>
+          <w:color w:val="4A4458"/>
           <w:sz w:val="24"/>
         </w:rPr>
         <w:t>Сервис проверяет укладку и разметку денситометрии до того, как исследование уйдёт к врачу, и объясняет каждое замечание в миллиметрах и градусах.</w:t>
@@ -66,7 +66,7 @@
       <w:pPr>
         <w:spacing w:after="120"/>
         <w:pBdr>
-          <w:bottom w:val="single" w:sz="6" w:space="1" w:color="D3DBE0"/>
+          <w:bottom w:val="single" w:sz="6" w:space="1" w:color="C9C3DA"/>
         </w:pBdr>
       </w:pPr>
     </w:p>
@@ -76,13 +76,13 @@
       </w:pPr>
       <w:r>
         <w:rPr>
-          <w:rFonts w:ascii="Segoe UI" w:hAnsi="Segoe UI" w:cs="Segoe UI" w:eastAsia="Segoe UI"/>
+          <w:rFonts w:ascii="Montserrat" w:hAnsi="Montserrat" w:cs="Montserrat" w:eastAsia="Montserrat"/>
           <w:b w:val="0"/>
           <w:i w:val="0"/>
-          <w:color w:val="44545F"/>
+          <w:color w:val="4A4458"/>
           <w:sz w:val="21"/>
         </w:rPr>
-        <w:t>Регламент: около 9 минут выступления и 3 минуты демонстрации. Для каждого слайда ниже — текст для чтения вслух и короткий список «если спросят»: факты, которые в регламент не помещаются, но нужны в ответах на вопросы. Все числа взяты из файлов метрик репозитория и совпадают со слайдами и README.</w:t>
+        <w:t>Регламент: около 10 минут выступления и 3 минуты демонстрации. Для каждого слайда ниже — текст для чтения вслух и короткий список «если спросят»: факты, которые в регламент не помещаются, но нужны в ответах на вопросы. Все числа взяты из файлов метрик репозитория и совпадают со слайдами и README.</w:t>
       </w:r>
     </w:p>
     <w:tbl>
@@ -105,7 +105,7 @@
             <w:r>
               <w:rPr>
                 <w:rFonts w:ascii="Consolas" w:hAnsi="Consolas" w:cs="Consolas" w:eastAsia="Consolas"/>
-                <w:color w:val="7A8995"/>
+                <w:color w:val="8B8599"/>
                 <w:sz w:val="17"/>
               </w:rPr>
               <w:t>№</w:t>
@@ -120,7 +120,7 @@
             <w:r>
               <w:rPr>
                 <w:rFonts w:ascii="Consolas" w:hAnsi="Consolas" w:cs="Consolas" w:eastAsia="Consolas"/>
-                <w:color w:val="7A8995"/>
+                <w:color w:val="8B8599"/>
                 <w:sz w:val="17"/>
               </w:rPr>
               <w:t>СЛАЙД</w:t>
@@ -135,7 +135,7 @@
             <w:r>
               <w:rPr>
                 <w:rFonts w:ascii="Consolas" w:hAnsi="Consolas" w:cs="Consolas" w:eastAsia="Consolas"/>
-                <w:color w:val="7A8995"/>
+                <w:color w:val="8B8599"/>
                 <w:sz w:val="17"/>
               </w:rPr>
               <w:t>ВРЕМЯ</w:t>
@@ -152,7 +152,7 @@
             <w:r>
               <w:rPr>
                 <w:rFonts w:ascii="Consolas" w:hAnsi="Consolas" w:cs="Consolas" w:eastAsia="Consolas"/>
-                <w:color w:val="7A8995"/>
+                <w:color w:val="8B8599"/>
                 <w:sz w:val="20"/>
               </w:rPr>
               <w:t>01</w:t>
@@ -166,8 +166,8 @@
           <w:p>
             <w:r>
               <w:rPr>
-                <w:rFonts w:ascii="Segoe UI" w:hAnsi="Segoe UI" w:cs="Segoe UI" w:eastAsia="Segoe UI"/>
-                <w:color w:val="111C24"/>
+                <w:rFonts w:ascii="Montserrat" w:hAnsi="Montserrat" w:cs="Montserrat" w:eastAsia="Montserrat"/>
+                <w:color w:val="1C1D22"/>
                 <w:sz w:val="21"/>
               </w:rPr>
               <w:t>Контроль качества DXA</w:t>
@@ -182,7 +182,7 @@
             <w:r>
               <w:rPr>
                 <w:rFonts w:ascii="Consolas" w:hAnsi="Consolas" w:cs="Consolas" w:eastAsia="Consolas"/>
-                <w:color w:val="44545F"/>
+                <w:color w:val="4A4458"/>
                 <w:sz w:val="20"/>
               </w:rPr>
               <w:t>0:20</w:t>
@@ -199,7 +199,7 @@
             <w:r>
               <w:rPr>
                 <w:rFonts w:ascii="Consolas" w:hAnsi="Consolas" w:cs="Consolas" w:eastAsia="Consolas"/>
-                <w:color w:val="7A8995"/>
+                <w:color w:val="8B8599"/>
                 <w:sz w:val="20"/>
               </w:rPr>
               <w:t>02</w:t>
@@ -213,11 +213,11 @@
           <w:p>
             <w:r>
               <w:rPr>
-                <w:rFonts w:ascii="Segoe UI" w:hAnsi="Segoe UI" w:cs="Segoe UI" w:eastAsia="Segoe UI"/>
-                <w:color w:val="111C24"/>
+                <w:rFonts w:ascii="Montserrat" w:hAnsi="Montserrat" w:cs="Montserrat" w:eastAsia="Montserrat"/>
+                <w:color w:val="1C1D22"/>
                 <w:sz w:val="21"/>
               </w:rPr>
-              <w:t>Клиническая задача</w:t>
+              <w:t>О команде и решении</w:t>
             </w:r>
           </w:p>
         </w:tc>
@@ -229,7 +229,148 @@
             <w:r>
               <w:rPr>
                 <w:rFonts w:ascii="Consolas" w:hAnsi="Consolas" w:cs="Consolas" w:eastAsia="Consolas"/>
-                <w:color w:val="44545F"/>
+                <w:color w:val="4A4458"/>
+                <w:sz w:val="20"/>
+              </w:rPr>
+              <w:t>0:20</w:t>
+            </w:r>
+          </w:p>
+        </w:tc>
+      </w:tr>
+      <w:tr>
+        <w:tc>
+          <w:tcPr>
+            <w:tcW w:type="dxa" w:w="680"/>
+          </w:tcPr>
+          <w:p>
+            <w:r>
+              <w:rPr>
+                <w:rFonts w:ascii="Consolas" w:hAnsi="Consolas" w:cs="Consolas" w:eastAsia="Consolas"/>
+                <w:color w:val="8B8599"/>
+                <w:sz w:val="20"/>
+              </w:rPr>
+              <w:t>03</w:t>
+            </w:r>
+          </w:p>
+        </w:tc>
+        <w:tc>
+          <w:tcPr>
+            <w:tcW w:type="dxa" w:w="7087"/>
+          </w:tcPr>
+          <w:p>
+            <w:r>
+              <w:rPr>
+                <w:rFonts w:ascii="Montserrat" w:hAnsi="Montserrat" w:cs="Montserrat" w:eastAsia="Montserrat"/>
+                <w:color w:val="1C1D22"/>
+                <w:sz w:val="21"/>
+              </w:rPr>
+              <w:t>Команда</w:t>
+            </w:r>
+          </w:p>
+        </w:tc>
+        <w:tc>
+          <w:tcPr>
+            <w:tcW w:type="dxa" w:w="1814"/>
+          </w:tcPr>
+          <w:p>
+            <w:r>
+              <w:rPr>
+                <w:rFonts w:ascii="Consolas" w:hAnsi="Consolas" w:cs="Consolas" w:eastAsia="Consolas"/>
+                <w:color w:val="4A4458"/>
+                <w:sz w:val="20"/>
+              </w:rPr>
+              <w:t>0:15</w:t>
+            </w:r>
+          </w:p>
+        </w:tc>
+      </w:tr>
+      <w:tr>
+        <w:tc>
+          <w:tcPr>
+            <w:tcW w:type="dxa" w:w="680"/>
+          </w:tcPr>
+          <w:p>
+            <w:r>
+              <w:rPr>
+                <w:rFonts w:ascii="Consolas" w:hAnsi="Consolas" w:cs="Consolas" w:eastAsia="Consolas"/>
+                <w:color w:val="8B8599"/>
+                <w:sz w:val="20"/>
+              </w:rPr>
+              <w:t>04</w:t>
+            </w:r>
+          </w:p>
+        </w:tc>
+        <w:tc>
+          <w:tcPr>
+            <w:tcW w:type="dxa" w:w="7087"/>
+          </w:tcPr>
+          <w:p>
+            <w:r>
+              <w:rPr>
+                <w:rFonts w:ascii="Montserrat" w:hAnsi="Montserrat" w:cs="Montserrat" w:eastAsia="Montserrat"/>
+                <w:color w:val="1C1D22"/>
+                <w:sz w:val="21"/>
+              </w:rPr>
+              <w:t>История и вызовы</w:t>
+            </w:r>
+          </w:p>
+        </w:tc>
+        <w:tc>
+          <w:tcPr>
+            <w:tcW w:type="dxa" w:w="1814"/>
+          </w:tcPr>
+          <w:p>
+            <w:r>
+              <w:rPr>
+                <w:rFonts w:ascii="Consolas" w:hAnsi="Consolas" w:cs="Consolas" w:eastAsia="Consolas"/>
+                <w:color w:val="4A4458"/>
+                <w:sz w:val="20"/>
+              </w:rPr>
+              <w:t>0:25</w:t>
+            </w:r>
+          </w:p>
+        </w:tc>
+      </w:tr>
+      <w:tr>
+        <w:tc>
+          <w:tcPr>
+            <w:tcW w:type="dxa" w:w="680"/>
+          </w:tcPr>
+          <w:p>
+            <w:r>
+              <w:rPr>
+                <w:rFonts w:ascii="Consolas" w:hAnsi="Consolas" w:cs="Consolas" w:eastAsia="Consolas"/>
+                <w:color w:val="8B8599"/>
+                <w:sz w:val="20"/>
+              </w:rPr>
+              <w:t>05</w:t>
+            </w:r>
+          </w:p>
+        </w:tc>
+        <w:tc>
+          <w:tcPr>
+            <w:tcW w:type="dxa" w:w="7087"/>
+          </w:tcPr>
+          <w:p>
+            <w:r>
+              <w:rPr>
+                <w:rFonts w:ascii="Montserrat" w:hAnsi="Montserrat" w:cs="Montserrat" w:eastAsia="Montserrat"/>
+                <w:color w:val="1C1D22"/>
+                <w:sz w:val="21"/>
+              </w:rPr>
+              <w:t>Коротко о решении</w:t>
+            </w:r>
+          </w:p>
+        </w:tc>
+        <w:tc>
+          <w:tcPr>
+            <w:tcW w:type="dxa" w:w="1814"/>
+          </w:tcPr>
+          <w:p>
+            <w:r>
+              <w:rPr>
+                <w:rFonts w:ascii="Consolas" w:hAnsi="Consolas" w:cs="Consolas" w:eastAsia="Consolas"/>
+                <w:color w:val="4A4458"/>
                 <w:sz w:val="20"/>
               </w:rPr>
               <w:t>0:30</w:t>
@@ -246,10 +387,10 @@
             <w:r>
               <w:rPr>
                 <w:rFonts w:ascii="Consolas" w:hAnsi="Consolas" w:cs="Consolas" w:eastAsia="Consolas"/>
-                <w:color w:val="7A8995"/>
+                <w:color w:val="8B8599"/>
                 <w:sz w:val="20"/>
               </w:rPr>
-              <w:t>03</w:t>
+              <w:t>06</w:t>
             </w:r>
           </w:p>
         </w:tc>
@@ -260,8 +401,55 @@
           <w:p>
             <w:r>
               <w:rPr>
-                <w:rFonts w:ascii="Segoe UI" w:hAnsi="Segoe UI" w:cs="Segoe UI" w:eastAsia="Segoe UI"/>
-                <w:color w:val="111C24"/>
+                <w:rFonts w:ascii="Montserrat" w:hAnsi="Montserrat" w:cs="Montserrat" w:eastAsia="Montserrat"/>
+                <w:color w:val="1C1D22"/>
+                <w:sz w:val="21"/>
+              </w:rPr>
+              <w:t>Клиническая задача</w:t>
+            </w:r>
+          </w:p>
+        </w:tc>
+        <w:tc>
+          <w:tcPr>
+            <w:tcW w:type="dxa" w:w="1814"/>
+          </w:tcPr>
+          <w:p>
+            <w:r>
+              <w:rPr>
+                <w:rFonts w:ascii="Consolas" w:hAnsi="Consolas" w:cs="Consolas" w:eastAsia="Consolas"/>
+                <w:color w:val="4A4458"/>
+                <w:sz w:val="20"/>
+              </w:rPr>
+              <w:t>0:25</w:t>
+            </w:r>
+          </w:p>
+        </w:tc>
+      </w:tr>
+      <w:tr>
+        <w:tc>
+          <w:tcPr>
+            <w:tcW w:type="dxa" w:w="680"/>
+          </w:tcPr>
+          <w:p>
+            <w:r>
+              <w:rPr>
+                <w:rFonts w:ascii="Consolas" w:hAnsi="Consolas" w:cs="Consolas" w:eastAsia="Consolas"/>
+                <w:color w:val="8B8599"/>
+                <w:sz w:val="20"/>
+              </w:rPr>
+              <w:t>07</w:t>
+            </w:r>
+          </w:p>
+        </w:tc>
+        <w:tc>
+          <w:tcPr>
+            <w:tcW w:type="dxa" w:w="7087"/>
+          </w:tcPr>
+          <w:p>
+            <w:r>
+              <w:rPr>
+                <w:rFonts w:ascii="Montserrat" w:hAnsi="Montserrat" w:cs="Montserrat" w:eastAsia="Montserrat"/>
+                <w:color w:val="1C1D22"/>
                 <w:sz w:val="21"/>
               </w:rPr>
               <w:t>Таксономия нарушений</w:t>
@@ -276,7 +464,148 @@
             <w:r>
               <w:rPr>
                 <w:rFonts w:ascii="Consolas" w:hAnsi="Consolas" w:cs="Consolas" w:eastAsia="Consolas"/>
-                <w:color w:val="44545F"/>
+                <w:color w:val="4A4458"/>
+                <w:sz w:val="20"/>
+              </w:rPr>
+              <w:t>0:25</w:t>
+            </w:r>
+          </w:p>
+        </w:tc>
+      </w:tr>
+      <w:tr>
+        <w:tc>
+          <w:tcPr>
+            <w:tcW w:type="dxa" w:w="680"/>
+          </w:tcPr>
+          <w:p>
+            <w:r>
+              <w:rPr>
+                <w:rFonts w:ascii="Consolas" w:hAnsi="Consolas" w:cs="Consolas" w:eastAsia="Consolas"/>
+                <w:color w:val="8B8599"/>
+                <w:sz w:val="20"/>
+              </w:rPr>
+              <w:t>08</w:t>
+            </w:r>
+          </w:p>
+        </w:tc>
+        <w:tc>
+          <w:tcPr>
+            <w:tcW w:type="dxa" w:w="7087"/>
+          </w:tcPr>
+          <w:p>
+            <w:r>
+              <w:rPr>
+                <w:rFonts w:ascii="Montserrat" w:hAnsi="Montserrat" w:cs="Montserrat" w:eastAsia="Montserrat"/>
+                <w:color w:val="1C1D22"/>
+                <w:sz w:val="21"/>
+              </w:rPr>
+              <w:t>Данные</w:t>
+            </w:r>
+          </w:p>
+        </w:tc>
+        <w:tc>
+          <w:tcPr>
+            <w:tcW w:type="dxa" w:w="1814"/>
+          </w:tcPr>
+          <w:p>
+            <w:r>
+              <w:rPr>
+                <w:rFonts w:ascii="Consolas" w:hAnsi="Consolas" w:cs="Consolas" w:eastAsia="Consolas"/>
+                <w:color w:val="4A4458"/>
+                <w:sz w:val="20"/>
+              </w:rPr>
+              <w:t>0:25</w:t>
+            </w:r>
+          </w:p>
+        </w:tc>
+      </w:tr>
+      <w:tr>
+        <w:tc>
+          <w:tcPr>
+            <w:tcW w:type="dxa" w:w="680"/>
+          </w:tcPr>
+          <w:p>
+            <w:r>
+              <w:rPr>
+                <w:rFonts w:ascii="Consolas" w:hAnsi="Consolas" w:cs="Consolas" w:eastAsia="Consolas"/>
+                <w:color w:val="8B8599"/>
+                <w:sz w:val="20"/>
+              </w:rPr>
+              <w:t>09</w:t>
+            </w:r>
+          </w:p>
+        </w:tc>
+        <w:tc>
+          <w:tcPr>
+            <w:tcW w:type="dxa" w:w="7087"/>
+          </w:tcPr>
+          <w:p>
+            <w:r>
+              <w:rPr>
+                <w:rFonts w:ascii="Montserrat" w:hAnsi="Montserrat" w:cs="Montserrat" w:eastAsia="Montserrat"/>
+                <w:color w:val="1C1D22"/>
+                <w:sz w:val="21"/>
+              </w:rPr>
+              <w:t>Разбиение и утечки</w:t>
+            </w:r>
+          </w:p>
+        </w:tc>
+        <w:tc>
+          <w:tcPr>
+            <w:tcW w:type="dxa" w:w="1814"/>
+          </w:tcPr>
+          <w:p>
+            <w:r>
+              <w:rPr>
+                <w:rFonts w:ascii="Consolas" w:hAnsi="Consolas" w:cs="Consolas" w:eastAsia="Consolas"/>
+                <w:color w:val="4A4458"/>
+                <w:sz w:val="20"/>
+              </w:rPr>
+              <w:t>0:25</w:t>
+            </w:r>
+          </w:p>
+        </w:tc>
+      </w:tr>
+      <w:tr>
+        <w:tc>
+          <w:tcPr>
+            <w:tcW w:type="dxa" w:w="680"/>
+          </w:tcPr>
+          <w:p>
+            <w:r>
+              <w:rPr>
+                <w:rFonts w:ascii="Consolas" w:hAnsi="Consolas" w:cs="Consolas" w:eastAsia="Consolas"/>
+                <w:color w:val="8B8599"/>
+                <w:sz w:val="20"/>
+              </w:rPr>
+              <w:t>10</w:t>
+            </w:r>
+          </w:p>
+        </w:tc>
+        <w:tc>
+          <w:tcPr>
+            <w:tcW w:type="dxa" w:w="7087"/>
+          </w:tcPr>
+          <w:p>
+            <w:r>
+              <w:rPr>
+                <w:rFonts w:ascii="Montserrat" w:hAnsi="Montserrat" w:cs="Montserrat" w:eastAsia="Montserrat"/>
+                <w:color w:val="1C1D22"/>
+                <w:sz w:val="21"/>
+              </w:rPr>
+              <w:t>Подход</w:t>
+            </w:r>
+          </w:p>
+        </w:tc>
+        <w:tc>
+          <w:tcPr>
+            <w:tcW w:type="dxa" w:w="1814"/>
+          </w:tcPr>
+          <w:p>
+            <w:r>
+              <w:rPr>
+                <w:rFonts w:ascii="Consolas" w:hAnsi="Consolas" w:cs="Consolas" w:eastAsia="Consolas"/>
+                <w:color w:val="4A4458"/>
                 <w:sz w:val="20"/>
               </w:rPr>
               <w:t>0:30</w:t>
@@ -293,10 +622,10 @@
             <w:r>
               <w:rPr>
                 <w:rFonts w:ascii="Consolas" w:hAnsi="Consolas" w:cs="Consolas" w:eastAsia="Consolas"/>
-                <w:color w:val="7A8995"/>
+                <w:color w:val="8B8599"/>
                 <w:sz w:val="20"/>
               </w:rPr>
-              <w:t>04</w:t>
+              <w:t>11</w:t>
             </w:r>
           </w:p>
         </w:tc>
@@ -307,11 +636,11 @@
           <w:p>
             <w:r>
               <w:rPr>
-                <w:rFonts w:ascii="Segoe UI" w:hAnsi="Segoe UI" w:cs="Segoe UI" w:eastAsia="Segoe UI"/>
-                <w:color w:val="111C24"/>
+                <w:rFonts w:ascii="Montserrat" w:hAnsi="Montserrat" w:cs="Montserrat" w:eastAsia="Montserrat"/>
+                <w:color w:val="1C1D22"/>
                 <w:sz w:val="21"/>
               </w:rPr>
-              <w:t>Данные</w:t>
+              <w:t>Архитектура решения</w:t>
             </w:r>
           </w:p>
         </w:tc>
@@ -323,7 +652,430 @@
             <w:r>
               <w:rPr>
                 <w:rFonts w:ascii="Consolas" w:hAnsi="Consolas" w:cs="Consolas" w:eastAsia="Consolas"/>
-                <w:color w:val="44545F"/>
+                <w:color w:val="4A4458"/>
+                <w:sz w:val="20"/>
+              </w:rPr>
+              <w:t>0:25</w:t>
+            </w:r>
+          </w:p>
+        </w:tc>
+      </w:tr>
+      <w:tr>
+        <w:tc>
+          <w:tcPr>
+            <w:tcW w:type="dxa" w:w="680"/>
+          </w:tcPr>
+          <w:p>
+            <w:r>
+              <w:rPr>
+                <w:rFonts w:ascii="Consolas" w:hAnsi="Consolas" w:cs="Consolas" w:eastAsia="Consolas"/>
+                <w:color w:val="8B8599"/>
+                <w:sz w:val="20"/>
+              </w:rPr>
+              <w:t>12</w:t>
+            </w:r>
+          </w:p>
+        </w:tc>
+        <w:tc>
+          <w:tcPr>
+            <w:tcW w:type="dxa" w:w="7087"/>
+          </w:tcPr>
+          <w:p>
+            <w:r>
+              <w:rPr>
+                <w:rFonts w:ascii="Montserrat" w:hAnsi="Montserrat" w:cs="Montserrat" w:eastAsia="Montserrat"/>
+                <w:color w:val="1C1D22"/>
+                <w:sz w:val="21"/>
+              </w:rPr>
+              <w:t>Модели</w:t>
+            </w:r>
+          </w:p>
+        </w:tc>
+        <w:tc>
+          <w:tcPr>
+            <w:tcW w:type="dxa" w:w="1814"/>
+          </w:tcPr>
+          <w:p>
+            <w:r>
+              <w:rPr>
+                <w:rFonts w:ascii="Consolas" w:hAnsi="Consolas" w:cs="Consolas" w:eastAsia="Consolas"/>
+                <w:color w:val="4A4458"/>
+                <w:sz w:val="20"/>
+              </w:rPr>
+              <w:t>0:25</w:t>
+            </w:r>
+          </w:p>
+        </w:tc>
+      </w:tr>
+      <w:tr>
+        <w:tc>
+          <w:tcPr>
+            <w:tcW w:type="dxa" w:w="680"/>
+          </w:tcPr>
+          <w:p>
+            <w:r>
+              <w:rPr>
+                <w:rFonts w:ascii="Consolas" w:hAnsi="Consolas" w:cs="Consolas" w:eastAsia="Consolas"/>
+                <w:color w:val="8B8599"/>
+                <w:sz w:val="20"/>
+              </w:rPr>
+              <w:t>13</w:t>
+            </w:r>
+          </w:p>
+        </w:tc>
+        <w:tc>
+          <w:tcPr>
+            <w:tcW w:type="dxa" w:w="7087"/>
+          </w:tcPr>
+          <w:p>
+            <w:r>
+              <w:rPr>
+                <w:rFonts w:ascii="Montserrat" w:hAnsi="Montserrat" w:cs="Montserrat" w:eastAsia="Montserrat"/>
+                <w:color w:val="1C1D22"/>
+                <w:sz w:val="21"/>
+              </w:rPr>
+              <w:t>Предобработка и постобработка</w:t>
+            </w:r>
+          </w:p>
+        </w:tc>
+        <w:tc>
+          <w:tcPr>
+            <w:tcW w:type="dxa" w:w="1814"/>
+          </w:tcPr>
+          <w:p>
+            <w:r>
+              <w:rPr>
+                <w:rFonts w:ascii="Consolas" w:hAnsi="Consolas" w:cs="Consolas" w:eastAsia="Consolas"/>
+                <w:color w:val="4A4458"/>
+                <w:sz w:val="20"/>
+              </w:rPr>
+              <w:t>0:15</w:t>
+            </w:r>
+          </w:p>
+        </w:tc>
+      </w:tr>
+      <w:tr>
+        <w:tc>
+          <w:tcPr>
+            <w:tcW w:type="dxa" w:w="680"/>
+          </w:tcPr>
+          <w:p>
+            <w:r>
+              <w:rPr>
+                <w:rFonts w:ascii="Consolas" w:hAnsi="Consolas" w:cs="Consolas" w:eastAsia="Consolas"/>
+                <w:color w:val="8B8599"/>
+                <w:sz w:val="20"/>
+              </w:rPr>
+              <w:t>14</w:t>
+            </w:r>
+          </w:p>
+        </w:tc>
+        <w:tc>
+          <w:tcPr>
+            <w:tcW w:type="dxa" w:w="7087"/>
+          </w:tcPr>
+          <w:p>
+            <w:r>
+              <w:rPr>
+                <w:rFonts w:ascii="Montserrat" w:hAnsi="Montserrat" w:cs="Montserrat" w:eastAsia="Montserrat"/>
+                <w:color w:val="1C1D22"/>
+                <w:sz w:val="21"/>
+              </w:rPr>
+              <w:t>Метрики качества</w:t>
+            </w:r>
+          </w:p>
+        </w:tc>
+        <w:tc>
+          <w:tcPr>
+            <w:tcW w:type="dxa" w:w="1814"/>
+          </w:tcPr>
+          <w:p>
+            <w:r>
+              <w:rPr>
+                <w:rFonts w:ascii="Consolas" w:hAnsi="Consolas" w:cs="Consolas" w:eastAsia="Consolas"/>
+                <w:color w:val="4A4458"/>
+                <w:sz w:val="20"/>
+              </w:rPr>
+              <w:t>0:40</w:t>
+            </w:r>
+          </w:p>
+        </w:tc>
+      </w:tr>
+      <w:tr>
+        <w:tc>
+          <w:tcPr>
+            <w:tcW w:type="dxa" w:w="680"/>
+          </w:tcPr>
+          <w:p>
+            <w:r>
+              <w:rPr>
+                <w:rFonts w:ascii="Consolas" w:hAnsi="Consolas" w:cs="Consolas" w:eastAsia="Consolas"/>
+                <w:color w:val="8B8599"/>
+                <w:sz w:val="20"/>
+              </w:rPr>
+              <w:t>15</w:t>
+            </w:r>
+          </w:p>
+        </w:tc>
+        <w:tc>
+          <w:tcPr>
+            <w:tcW w:type="dxa" w:w="7087"/>
+          </w:tcPr>
+          <w:p>
+            <w:r>
+              <w:rPr>
+                <w:rFonts w:ascii="Montserrat" w:hAnsi="Montserrat" w:cs="Montserrat" w:eastAsia="Montserrat"/>
+                <w:color w:val="1C1D22"/>
+                <w:sz w:val="21"/>
+              </w:rPr>
+              <w:t>Эксперименты</w:t>
+            </w:r>
+          </w:p>
+        </w:tc>
+        <w:tc>
+          <w:tcPr>
+            <w:tcW w:type="dxa" w:w="1814"/>
+          </w:tcPr>
+          <w:p>
+            <w:r>
+              <w:rPr>
+                <w:rFonts w:ascii="Consolas" w:hAnsi="Consolas" w:cs="Consolas" w:eastAsia="Consolas"/>
+                <w:color w:val="4A4458"/>
+                <w:sz w:val="20"/>
+              </w:rPr>
+              <w:t>0:25</w:t>
+            </w:r>
+          </w:p>
+        </w:tc>
+      </w:tr>
+      <w:tr>
+        <w:tc>
+          <w:tcPr>
+            <w:tcW w:type="dxa" w:w="680"/>
+          </w:tcPr>
+          <w:p>
+            <w:r>
+              <w:rPr>
+                <w:rFonts w:ascii="Consolas" w:hAnsi="Consolas" w:cs="Consolas" w:eastAsia="Consolas"/>
+                <w:color w:val="8B8599"/>
+                <w:sz w:val="20"/>
+              </w:rPr>
+              <w:t>16</w:t>
+            </w:r>
+          </w:p>
+        </w:tc>
+        <w:tc>
+          <w:tcPr>
+            <w:tcW w:type="dxa" w:w="7087"/>
+          </w:tcPr>
+          <w:p>
+            <w:r>
+              <w:rPr>
+                <w:rFonts w:ascii="Montserrat" w:hAnsi="Montserrat" w:cs="Montserrat" w:eastAsia="Montserrat"/>
+                <w:color w:val="1C1D22"/>
+                <w:sz w:val="21"/>
+              </w:rPr>
+              <w:t>Сравнение вариантов</w:t>
+            </w:r>
+          </w:p>
+        </w:tc>
+        <w:tc>
+          <w:tcPr>
+            <w:tcW w:type="dxa" w:w="1814"/>
+          </w:tcPr>
+          <w:p>
+            <w:r>
+              <w:rPr>
+                <w:rFonts w:ascii="Consolas" w:hAnsi="Consolas" w:cs="Consolas" w:eastAsia="Consolas"/>
+                <w:color w:val="4A4458"/>
+                <w:sz w:val="20"/>
+              </w:rPr>
+              <w:t>0:25</w:t>
+            </w:r>
+          </w:p>
+        </w:tc>
+      </w:tr>
+      <w:tr>
+        <w:tc>
+          <w:tcPr>
+            <w:tcW w:type="dxa" w:w="680"/>
+          </w:tcPr>
+          <w:p>
+            <w:r>
+              <w:rPr>
+                <w:rFonts w:ascii="Consolas" w:hAnsi="Consolas" w:cs="Consolas" w:eastAsia="Consolas"/>
+                <w:color w:val="8B8599"/>
+                <w:sz w:val="20"/>
+              </w:rPr>
+              <w:t>17</w:t>
+            </w:r>
+          </w:p>
+        </w:tc>
+        <w:tc>
+          <w:tcPr>
+            <w:tcW w:type="dxa" w:w="7087"/>
+          </w:tcPr>
+          <w:p>
+            <w:r>
+              <w:rPr>
+                <w:rFonts w:ascii="Montserrat" w:hAnsi="Montserrat" w:cs="Montserrat" w:eastAsia="Montserrat"/>
+                <w:color w:val="1C1D22"/>
+                <w:sz w:val="21"/>
+              </w:rPr>
+              <w:t>Анализ ошибок и эксперт</w:t>
+            </w:r>
+          </w:p>
+        </w:tc>
+        <w:tc>
+          <w:tcPr>
+            <w:tcW w:type="dxa" w:w="1814"/>
+          </w:tcPr>
+          <w:p>
+            <w:r>
+              <w:rPr>
+                <w:rFonts w:ascii="Consolas" w:hAnsi="Consolas" w:cs="Consolas" w:eastAsia="Consolas"/>
+                <w:color w:val="4A4458"/>
+                <w:sz w:val="20"/>
+              </w:rPr>
+              <w:t>0:40</w:t>
+            </w:r>
+          </w:p>
+        </w:tc>
+      </w:tr>
+      <w:tr>
+        <w:tc>
+          <w:tcPr>
+            <w:tcW w:type="dxa" w:w="680"/>
+          </w:tcPr>
+          <w:p>
+            <w:r>
+              <w:rPr>
+                <w:rFonts w:ascii="Consolas" w:hAnsi="Consolas" w:cs="Consolas" w:eastAsia="Consolas"/>
+                <w:color w:val="8B8599"/>
+                <w:sz w:val="20"/>
+              </w:rPr>
+              <w:t>18</w:t>
+            </w:r>
+          </w:p>
+        </w:tc>
+        <w:tc>
+          <w:tcPr>
+            <w:tcW w:type="dxa" w:w="7087"/>
+          </w:tcPr>
+          <w:p>
+            <w:r>
+              <w:rPr>
+                <w:rFonts w:ascii="Montserrat" w:hAnsi="Montserrat" w:cs="Montserrat" w:eastAsia="Montserrat"/>
+                <w:color w:val="1C1D22"/>
+                <w:sz w:val="21"/>
+              </w:rPr>
+              <w:t>Кейсы</w:t>
+            </w:r>
+          </w:p>
+        </w:tc>
+        <w:tc>
+          <w:tcPr>
+            <w:tcW w:type="dxa" w:w="1814"/>
+          </w:tcPr>
+          <w:p>
+            <w:r>
+              <w:rPr>
+                <w:rFonts w:ascii="Consolas" w:hAnsi="Consolas" w:cs="Consolas" w:eastAsia="Consolas"/>
+                <w:color w:val="4A4458"/>
+                <w:sz w:val="20"/>
+              </w:rPr>
+              <w:t>0:25</w:t>
+            </w:r>
+          </w:p>
+        </w:tc>
+      </w:tr>
+      <w:tr>
+        <w:tc>
+          <w:tcPr>
+            <w:tcW w:type="dxa" w:w="680"/>
+          </w:tcPr>
+          <w:p>
+            <w:r>
+              <w:rPr>
+                <w:rFonts w:ascii="Consolas" w:hAnsi="Consolas" w:cs="Consolas" w:eastAsia="Consolas"/>
+                <w:color w:val="8B8599"/>
+                <w:sz w:val="20"/>
+              </w:rPr>
+              <w:t>19</w:t>
+            </w:r>
+          </w:p>
+        </w:tc>
+        <w:tc>
+          <w:tcPr>
+            <w:tcW w:type="dxa" w:w="7087"/>
+          </w:tcPr>
+          <w:p>
+            <w:r>
+              <w:rPr>
+                <w:rFonts w:ascii="Montserrat" w:hAnsi="Montserrat" w:cs="Montserrat" w:eastAsia="Montserrat"/>
+                <w:color w:val="1C1D22"/>
+                <w:sz w:val="21"/>
+              </w:rPr>
+              <w:t>Скорость и требования</w:t>
+            </w:r>
+          </w:p>
+        </w:tc>
+        <w:tc>
+          <w:tcPr>
+            <w:tcW w:type="dxa" w:w="1814"/>
+          </w:tcPr>
+          <w:p>
+            <w:r>
+              <w:rPr>
+                <w:rFonts w:ascii="Consolas" w:hAnsi="Consolas" w:cs="Consolas" w:eastAsia="Consolas"/>
+                <w:color w:val="4A4458"/>
+                <w:sz w:val="20"/>
+              </w:rPr>
+              <w:t>0:15</w:t>
+            </w:r>
+          </w:p>
+        </w:tc>
+      </w:tr>
+      <w:tr>
+        <w:tc>
+          <w:tcPr>
+            <w:tcW w:type="dxa" w:w="680"/>
+          </w:tcPr>
+          <w:p>
+            <w:r>
+              <w:rPr>
+                <w:rFonts w:ascii="Consolas" w:hAnsi="Consolas" w:cs="Consolas" w:eastAsia="Consolas"/>
+                <w:color w:val="8B8599"/>
+                <w:sz w:val="20"/>
+              </w:rPr>
+              <w:t>20</w:t>
+            </w:r>
+          </w:p>
+        </w:tc>
+        <w:tc>
+          <w:tcPr>
+            <w:tcW w:type="dxa" w:w="7087"/>
+          </w:tcPr>
+          <w:p>
+            <w:r>
+              <w:rPr>
+                <w:rFonts w:ascii="Montserrat" w:hAnsi="Montserrat" w:cs="Montserrat" w:eastAsia="Montserrat"/>
+                <w:color w:val="1C1D22"/>
+                <w:sz w:val="21"/>
+              </w:rPr>
+              <w:t>Интерфейсы</w:t>
+            </w:r>
+          </w:p>
+        </w:tc>
+        <w:tc>
+          <w:tcPr>
+            <w:tcW w:type="dxa" w:w="1814"/>
+          </w:tcPr>
+          <w:p>
+            <w:r>
+              <w:rPr>
+                <w:rFonts w:ascii="Consolas" w:hAnsi="Consolas" w:cs="Consolas" w:eastAsia="Consolas"/>
+                <w:color w:val="4A4458"/>
                 <w:sz w:val="20"/>
               </w:rPr>
               <w:t>0:30</w:t>
@@ -340,10 +1092,10 @@
             <w:r>
               <w:rPr>
                 <w:rFonts w:ascii="Consolas" w:hAnsi="Consolas" w:cs="Consolas" w:eastAsia="Consolas"/>
-                <w:color w:val="7A8995"/>
+                <w:color w:val="8B8599"/>
                 <w:sz w:val="20"/>
               </w:rPr>
-              <w:t>05</w:t>
+              <w:t>21</w:t>
             </w:r>
           </w:p>
         </w:tc>
@@ -354,11 +1106,11 @@
           <w:p>
             <w:r>
               <w:rPr>
-                <w:rFonts w:ascii="Segoe UI" w:hAnsi="Segoe UI" w:cs="Segoe UI" w:eastAsia="Segoe UI"/>
-                <w:color w:val="111C24"/>
+                <w:rFonts w:ascii="Montserrat" w:hAnsi="Montserrat" w:cs="Montserrat" w:eastAsia="Montserrat"/>
+                <w:color w:val="1C1D22"/>
                 <w:sz w:val="21"/>
               </w:rPr>
-              <w:t>Разбиение и утечки</w:t>
+              <w:t>Ценность для здравоохранения</w:t>
             </w:r>
           </w:p>
         </w:tc>
@@ -370,10 +1122,10 @@
             <w:r>
               <w:rPr>
                 <w:rFonts w:ascii="Consolas" w:hAnsi="Consolas" w:cs="Consolas" w:eastAsia="Consolas"/>
-                <w:color w:val="44545F"/>
+                <w:color w:val="4A4458"/>
                 <w:sz w:val="20"/>
               </w:rPr>
-              <w:t>0:30</w:t>
+              <w:t>0:25</w:t>
             </w:r>
           </w:p>
         </w:tc>
@@ -387,10 +1139,10 @@
             <w:r>
               <w:rPr>
                 <w:rFonts w:ascii="Consolas" w:hAnsi="Consolas" w:cs="Consolas" w:eastAsia="Consolas"/>
-                <w:color w:val="7A8995"/>
+                <w:color w:val="8B8599"/>
                 <w:sz w:val="20"/>
               </w:rPr>
-              <w:t>06</w:t>
+              <w:t>22</w:t>
             </w:r>
           </w:p>
         </w:tc>
@@ -401,11 +1153,11 @@
           <w:p>
             <w:r>
               <w:rPr>
-                <w:rFonts w:ascii="Segoe UI" w:hAnsi="Segoe UI" w:cs="Segoe UI" w:eastAsia="Segoe UI"/>
-                <w:color w:val="111C24"/>
+                <w:rFonts w:ascii="Montserrat" w:hAnsi="Montserrat" w:cs="Montserrat" w:eastAsia="Montserrat"/>
+                <w:color w:val="1C1D22"/>
                 <w:sz w:val="21"/>
               </w:rPr>
-              <w:t>Подход</w:t>
+              <w:t>Ограничения</w:t>
             </w:r>
           </w:p>
         </w:tc>
@@ -417,148 +1169,7 @@
             <w:r>
               <w:rPr>
                 <w:rFonts w:ascii="Consolas" w:hAnsi="Consolas" w:cs="Consolas" w:eastAsia="Consolas"/>
-                <w:color w:val="44545F"/>
-                <w:sz w:val="20"/>
-              </w:rPr>
-              <w:t>0:35</w:t>
-            </w:r>
-          </w:p>
-        </w:tc>
-      </w:tr>
-      <w:tr>
-        <w:tc>
-          <w:tcPr>
-            <w:tcW w:type="dxa" w:w="680"/>
-          </w:tcPr>
-          <w:p>
-            <w:r>
-              <w:rPr>
-                <w:rFonts w:ascii="Consolas" w:hAnsi="Consolas" w:cs="Consolas" w:eastAsia="Consolas"/>
-                <w:color w:val="7A8995"/>
-                <w:sz w:val="20"/>
-              </w:rPr>
-              <w:t>07</w:t>
-            </w:r>
-          </w:p>
-        </w:tc>
-        <w:tc>
-          <w:tcPr>
-            <w:tcW w:type="dxa" w:w="7087"/>
-          </w:tcPr>
-          <w:p>
-            <w:r>
-              <w:rPr>
-                <w:rFonts w:ascii="Segoe UI" w:hAnsi="Segoe UI" w:cs="Segoe UI" w:eastAsia="Segoe UI"/>
-                <w:color w:val="111C24"/>
-                <w:sz w:val="21"/>
-              </w:rPr>
-              <w:t>Архитектура решения</w:t>
-            </w:r>
-          </w:p>
-        </w:tc>
-        <w:tc>
-          <w:tcPr>
-            <w:tcW w:type="dxa" w:w="1814"/>
-          </w:tcPr>
-          <w:p>
-            <w:r>
-              <w:rPr>
-                <w:rFonts w:ascii="Consolas" w:hAnsi="Consolas" w:cs="Consolas" w:eastAsia="Consolas"/>
-                <w:color w:val="44545F"/>
-                <w:sz w:val="20"/>
-              </w:rPr>
-              <w:t>0:30</w:t>
-            </w:r>
-          </w:p>
-        </w:tc>
-      </w:tr>
-      <w:tr>
-        <w:tc>
-          <w:tcPr>
-            <w:tcW w:type="dxa" w:w="680"/>
-          </w:tcPr>
-          <w:p>
-            <w:r>
-              <w:rPr>
-                <w:rFonts w:ascii="Consolas" w:hAnsi="Consolas" w:cs="Consolas" w:eastAsia="Consolas"/>
-                <w:color w:val="7A8995"/>
-                <w:sz w:val="20"/>
-              </w:rPr>
-              <w:t>08</w:t>
-            </w:r>
-          </w:p>
-        </w:tc>
-        <w:tc>
-          <w:tcPr>
-            <w:tcW w:type="dxa" w:w="7087"/>
-          </w:tcPr>
-          <w:p>
-            <w:r>
-              <w:rPr>
-                <w:rFonts w:ascii="Segoe UI" w:hAnsi="Segoe UI" w:cs="Segoe UI" w:eastAsia="Segoe UI"/>
-                <w:color w:val="111C24"/>
-                <w:sz w:val="21"/>
-              </w:rPr>
-              <w:t>Модели</w:t>
-            </w:r>
-          </w:p>
-        </w:tc>
-        <w:tc>
-          <w:tcPr>
-            <w:tcW w:type="dxa" w:w="1814"/>
-          </w:tcPr>
-          <w:p>
-            <w:r>
-              <w:rPr>
-                <w:rFonts w:ascii="Consolas" w:hAnsi="Consolas" w:cs="Consolas" w:eastAsia="Consolas"/>
-                <w:color w:val="44545F"/>
-                <w:sz w:val="20"/>
-              </w:rPr>
-              <w:t>0:30</w:t>
-            </w:r>
-          </w:p>
-        </w:tc>
-      </w:tr>
-      <w:tr>
-        <w:tc>
-          <w:tcPr>
-            <w:tcW w:type="dxa" w:w="680"/>
-          </w:tcPr>
-          <w:p>
-            <w:r>
-              <w:rPr>
-                <w:rFonts w:ascii="Consolas" w:hAnsi="Consolas" w:cs="Consolas" w:eastAsia="Consolas"/>
-                <w:color w:val="7A8995"/>
-                <w:sz w:val="20"/>
-              </w:rPr>
-              <w:t>09</w:t>
-            </w:r>
-          </w:p>
-        </w:tc>
-        <w:tc>
-          <w:tcPr>
-            <w:tcW w:type="dxa" w:w="7087"/>
-          </w:tcPr>
-          <w:p>
-            <w:r>
-              <w:rPr>
-                <w:rFonts w:ascii="Segoe UI" w:hAnsi="Segoe UI" w:cs="Segoe UI" w:eastAsia="Segoe UI"/>
-                <w:color w:val="111C24"/>
-                <w:sz w:val="21"/>
-              </w:rPr>
-              <w:t>Предобработка и постобработка</w:t>
-            </w:r>
-          </w:p>
-        </w:tc>
-        <w:tc>
-          <w:tcPr>
-            <w:tcW w:type="dxa" w:w="1814"/>
-          </w:tcPr>
-          <w:p>
-            <w:r>
-              <w:rPr>
-                <w:rFonts w:ascii="Consolas" w:hAnsi="Consolas" w:cs="Consolas" w:eastAsia="Consolas"/>
-                <w:color w:val="44545F"/>
+                <w:color w:val="4A4458"/>
                 <w:sz w:val="20"/>
               </w:rPr>
               <w:t>0:20</w:t>
@@ -575,10 +1186,10 @@
             <w:r>
               <w:rPr>
                 <w:rFonts w:ascii="Consolas" w:hAnsi="Consolas" w:cs="Consolas" w:eastAsia="Consolas"/>
-                <w:color w:val="7A8995"/>
+                <w:color w:val="8B8599"/>
                 <w:sz w:val="20"/>
               </w:rPr>
-              <w:t>10</w:t>
+              <w:t>23</w:t>
             </w:r>
           </w:p>
         </w:tc>
@@ -589,11 +1200,11 @@
           <w:p>
             <w:r>
               <w:rPr>
-                <w:rFonts w:ascii="Segoe UI" w:hAnsi="Segoe UI" w:cs="Segoe UI" w:eastAsia="Segoe UI"/>
-                <w:color w:val="111C24"/>
+                <w:rFonts w:ascii="Montserrat" w:hAnsi="Montserrat" w:cs="Montserrat" w:eastAsia="Montserrat"/>
+                <w:color w:val="1C1D22"/>
                 <w:sz w:val="21"/>
               </w:rPr>
-              <w:t>Метрики качества</w:t>
+              <w:t>Внедрение и пилот</w:t>
             </w:r>
           </w:p>
         </w:tc>
@@ -605,10 +1216,10 @@
             <w:r>
               <w:rPr>
                 <w:rFonts w:ascii="Consolas" w:hAnsi="Consolas" w:cs="Consolas" w:eastAsia="Consolas"/>
-                <w:color w:val="44545F"/>
+                <w:color w:val="4A4458"/>
                 <w:sz w:val="20"/>
               </w:rPr>
-              <w:t>0:45</w:t>
+              <w:t>0:25</w:t>
             </w:r>
           </w:p>
         </w:tc>
@@ -622,10 +1233,10 @@
             <w:r>
               <w:rPr>
                 <w:rFonts w:ascii="Consolas" w:hAnsi="Consolas" w:cs="Consolas" w:eastAsia="Consolas"/>
-                <w:color w:val="7A8995"/>
+                <w:color w:val="8B8599"/>
                 <w:sz w:val="20"/>
               </w:rPr>
-              <w:t>11</w:t>
+              <w:t>24</w:t>
             </w:r>
           </w:p>
         </w:tc>
@@ -636,11 +1247,11 @@
           <w:p>
             <w:r>
               <w:rPr>
-                <w:rFonts w:ascii="Segoe UI" w:hAnsi="Segoe UI" w:cs="Segoe UI" w:eastAsia="Segoe UI"/>
-                <w:color w:val="111C24"/>
+                <w:rFonts w:ascii="Montserrat" w:hAnsi="Montserrat" w:cs="Montserrat" w:eastAsia="Montserrat"/>
+                <w:color w:val="1C1D22"/>
                 <w:sz w:val="21"/>
               </w:rPr>
-              <w:t>Эксперименты</w:t>
+              <w:t>Планы развития</w:t>
             </w:r>
           </w:p>
         </w:tc>
@@ -652,195 +1263,7 @@
             <w:r>
               <w:rPr>
                 <w:rFonts w:ascii="Consolas" w:hAnsi="Consolas" w:cs="Consolas" w:eastAsia="Consolas"/>
-                <w:color w:val="44545F"/>
-                <w:sz w:val="20"/>
-              </w:rPr>
-              <w:t>0:30</w:t>
-            </w:r>
-          </w:p>
-        </w:tc>
-      </w:tr>
-      <w:tr>
-        <w:tc>
-          <w:tcPr>
-            <w:tcW w:type="dxa" w:w="680"/>
-          </w:tcPr>
-          <w:p>
-            <w:r>
-              <w:rPr>
-                <w:rFonts w:ascii="Consolas" w:hAnsi="Consolas" w:cs="Consolas" w:eastAsia="Consolas"/>
-                <w:color w:val="7A8995"/>
-                <w:sz w:val="20"/>
-              </w:rPr>
-              <w:t>12</w:t>
-            </w:r>
-          </w:p>
-        </w:tc>
-        <w:tc>
-          <w:tcPr>
-            <w:tcW w:type="dxa" w:w="7087"/>
-          </w:tcPr>
-          <w:p>
-            <w:r>
-              <w:rPr>
-                <w:rFonts w:ascii="Segoe UI" w:hAnsi="Segoe UI" w:cs="Segoe UI" w:eastAsia="Segoe UI"/>
-                <w:color w:val="111C24"/>
-                <w:sz w:val="21"/>
-              </w:rPr>
-              <w:t>Сравнение вариантов</w:t>
-            </w:r>
-          </w:p>
-        </w:tc>
-        <w:tc>
-          <w:tcPr>
-            <w:tcW w:type="dxa" w:w="1814"/>
-          </w:tcPr>
-          <w:p>
-            <w:r>
-              <w:rPr>
-                <w:rFonts w:ascii="Consolas" w:hAnsi="Consolas" w:cs="Consolas" w:eastAsia="Consolas"/>
-                <w:color w:val="44545F"/>
-                <w:sz w:val="20"/>
-              </w:rPr>
-              <w:t>0:30</w:t>
-            </w:r>
-          </w:p>
-        </w:tc>
-      </w:tr>
-      <w:tr>
-        <w:tc>
-          <w:tcPr>
-            <w:tcW w:type="dxa" w:w="680"/>
-          </w:tcPr>
-          <w:p>
-            <w:r>
-              <w:rPr>
-                <w:rFonts w:ascii="Consolas" w:hAnsi="Consolas" w:cs="Consolas" w:eastAsia="Consolas"/>
-                <w:color w:val="7A8995"/>
-                <w:sz w:val="20"/>
-              </w:rPr>
-              <w:t>13</w:t>
-            </w:r>
-          </w:p>
-        </w:tc>
-        <w:tc>
-          <w:tcPr>
-            <w:tcW w:type="dxa" w:w="7087"/>
-          </w:tcPr>
-          <w:p>
-            <w:r>
-              <w:rPr>
-                <w:rFonts w:ascii="Segoe UI" w:hAnsi="Segoe UI" w:cs="Segoe UI" w:eastAsia="Segoe UI"/>
-                <w:color w:val="111C24"/>
-                <w:sz w:val="21"/>
-              </w:rPr>
-              <w:t>Анализ ошибок и эксперт</w:t>
-            </w:r>
-          </w:p>
-        </w:tc>
-        <w:tc>
-          <w:tcPr>
-            <w:tcW w:type="dxa" w:w="1814"/>
-          </w:tcPr>
-          <w:p>
-            <w:r>
-              <w:rPr>
-                <w:rFonts w:ascii="Consolas" w:hAnsi="Consolas" w:cs="Consolas" w:eastAsia="Consolas"/>
-                <w:color w:val="44545F"/>
-                <w:sz w:val="20"/>
-              </w:rPr>
-              <w:t>0:45</w:t>
-            </w:r>
-          </w:p>
-        </w:tc>
-      </w:tr>
-      <w:tr>
-        <w:tc>
-          <w:tcPr>
-            <w:tcW w:type="dxa" w:w="680"/>
-          </w:tcPr>
-          <w:p>
-            <w:r>
-              <w:rPr>
-                <w:rFonts w:ascii="Consolas" w:hAnsi="Consolas" w:cs="Consolas" w:eastAsia="Consolas"/>
-                <w:color w:val="7A8995"/>
-                <w:sz w:val="20"/>
-              </w:rPr>
-              <w:t>14</w:t>
-            </w:r>
-          </w:p>
-        </w:tc>
-        <w:tc>
-          <w:tcPr>
-            <w:tcW w:type="dxa" w:w="7087"/>
-          </w:tcPr>
-          <w:p>
-            <w:r>
-              <w:rPr>
-                <w:rFonts w:ascii="Segoe UI" w:hAnsi="Segoe UI" w:cs="Segoe UI" w:eastAsia="Segoe UI"/>
-                <w:color w:val="111C24"/>
-                <w:sz w:val="21"/>
-              </w:rPr>
-              <w:t>Кейсы</w:t>
-            </w:r>
-          </w:p>
-        </w:tc>
-        <w:tc>
-          <w:tcPr>
-            <w:tcW w:type="dxa" w:w="1814"/>
-          </w:tcPr>
-          <w:p>
-            <w:r>
-              <w:rPr>
-                <w:rFonts w:ascii="Consolas" w:hAnsi="Consolas" w:cs="Consolas" w:eastAsia="Consolas"/>
-                <w:color w:val="44545F"/>
-                <w:sz w:val="20"/>
-              </w:rPr>
-              <w:t>0:30</w:t>
-            </w:r>
-          </w:p>
-        </w:tc>
-      </w:tr>
-      <w:tr>
-        <w:tc>
-          <w:tcPr>
-            <w:tcW w:type="dxa" w:w="680"/>
-          </w:tcPr>
-          <w:p>
-            <w:r>
-              <w:rPr>
-                <w:rFonts w:ascii="Consolas" w:hAnsi="Consolas" w:cs="Consolas" w:eastAsia="Consolas"/>
-                <w:color w:val="7A8995"/>
-                <w:sz w:val="20"/>
-              </w:rPr>
-              <w:t>15</w:t>
-            </w:r>
-          </w:p>
-        </w:tc>
-        <w:tc>
-          <w:tcPr>
-            <w:tcW w:type="dxa" w:w="7087"/>
-          </w:tcPr>
-          <w:p>
-            <w:r>
-              <w:rPr>
-                <w:rFonts w:ascii="Segoe UI" w:hAnsi="Segoe UI" w:cs="Segoe UI" w:eastAsia="Segoe UI"/>
-                <w:color w:val="111C24"/>
-                <w:sz w:val="21"/>
-              </w:rPr>
-              <w:t>Скорость и требования</w:t>
-            </w:r>
-          </w:p>
-        </w:tc>
-        <w:tc>
-          <w:tcPr>
-            <w:tcW w:type="dxa" w:w="1814"/>
-          </w:tcPr>
-          <w:p>
-            <w:r>
-              <w:rPr>
-                <w:rFonts w:ascii="Consolas" w:hAnsi="Consolas" w:cs="Consolas" w:eastAsia="Consolas"/>
-                <w:color w:val="44545F"/>
+                <w:color w:val="4A4458"/>
                 <w:sz w:val="20"/>
               </w:rPr>
               <w:t>0:20</w:t>
@@ -857,10 +1280,10 @@
             <w:r>
               <w:rPr>
                 <w:rFonts w:ascii="Consolas" w:hAnsi="Consolas" w:cs="Consolas" w:eastAsia="Consolas"/>
-                <w:color w:val="7A8995"/>
+                <w:color w:val="8B8599"/>
                 <w:sz w:val="20"/>
               </w:rPr>
-              <w:t>16</w:t>
+              <w:t>25</w:t>
             </w:r>
           </w:p>
         </w:tc>
@@ -871,149 +1294,8 @@
           <w:p>
             <w:r>
               <w:rPr>
-                <w:rFonts w:ascii="Segoe UI" w:hAnsi="Segoe UI" w:cs="Segoe UI" w:eastAsia="Segoe UI"/>
-                <w:color w:val="111C24"/>
-                <w:sz w:val="21"/>
-              </w:rPr>
-              <w:t>Интерфейс и интеграция</w:t>
-            </w:r>
-          </w:p>
-        </w:tc>
-        <w:tc>
-          <w:tcPr>
-            <w:tcW w:type="dxa" w:w="1814"/>
-          </w:tcPr>
-          <w:p>
-            <w:r>
-              <w:rPr>
-                <w:rFonts w:ascii="Consolas" w:hAnsi="Consolas" w:cs="Consolas" w:eastAsia="Consolas"/>
-                <w:color w:val="44545F"/>
-                <w:sz w:val="20"/>
-              </w:rPr>
-              <w:t>0:35</w:t>
-            </w:r>
-          </w:p>
-        </w:tc>
-      </w:tr>
-      <w:tr>
-        <w:tc>
-          <w:tcPr>
-            <w:tcW w:type="dxa" w:w="680"/>
-          </w:tcPr>
-          <w:p>
-            <w:r>
-              <w:rPr>
-                <w:rFonts w:ascii="Consolas" w:hAnsi="Consolas" w:cs="Consolas" w:eastAsia="Consolas"/>
-                <w:color w:val="7A8995"/>
-                <w:sz w:val="20"/>
-              </w:rPr>
-              <w:t>17</w:t>
-            </w:r>
-          </w:p>
-        </w:tc>
-        <w:tc>
-          <w:tcPr>
-            <w:tcW w:type="dxa" w:w="7087"/>
-          </w:tcPr>
-          <w:p>
-            <w:r>
-              <w:rPr>
-                <w:rFonts w:ascii="Segoe UI" w:hAnsi="Segoe UI" w:cs="Segoe UI" w:eastAsia="Segoe UI"/>
-                <w:color w:val="111C24"/>
-                <w:sz w:val="21"/>
-              </w:rPr>
-              <w:t>Ограничения</w:t>
-            </w:r>
-          </w:p>
-        </w:tc>
-        <w:tc>
-          <w:tcPr>
-            <w:tcW w:type="dxa" w:w="1814"/>
-          </w:tcPr>
-          <w:p>
-            <w:r>
-              <w:rPr>
-                <w:rFonts w:ascii="Consolas" w:hAnsi="Consolas" w:cs="Consolas" w:eastAsia="Consolas"/>
-                <w:color w:val="44545F"/>
-                <w:sz w:val="20"/>
-              </w:rPr>
-              <w:t>0:25</w:t>
-            </w:r>
-          </w:p>
-        </w:tc>
-      </w:tr>
-      <w:tr>
-        <w:tc>
-          <w:tcPr>
-            <w:tcW w:type="dxa" w:w="680"/>
-          </w:tcPr>
-          <w:p>
-            <w:r>
-              <w:rPr>
-                <w:rFonts w:ascii="Consolas" w:hAnsi="Consolas" w:cs="Consolas" w:eastAsia="Consolas"/>
-                <w:color w:val="7A8995"/>
-                <w:sz w:val="20"/>
-              </w:rPr>
-              <w:t>18</w:t>
-            </w:r>
-          </w:p>
-        </w:tc>
-        <w:tc>
-          <w:tcPr>
-            <w:tcW w:type="dxa" w:w="7087"/>
-          </w:tcPr>
-          <w:p>
-            <w:r>
-              <w:rPr>
-                <w:rFonts w:ascii="Segoe UI" w:hAnsi="Segoe UI" w:cs="Segoe UI" w:eastAsia="Segoe UI"/>
-                <w:color w:val="111C24"/>
-                <w:sz w:val="21"/>
-              </w:rPr>
-              <w:t>Внедрение и пилот</w:t>
-            </w:r>
-          </w:p>
-        </w:tc>
-        <w:tc>
-          <w:tcPr>
-            <w:tcW w:type="dxa" w:w="1814"/>
-          </w:tcPr>
-          <w:p>
-            <w:r>
-              <w:rPr>
-                <w:rFonts w:ascii="Consolas" w:hAnsi="Consolas" w:cs="Consolas" w:eastAsia="Consolas"/>
-                <w:color w:val="44545F"/>
-                <w:sz w:val="20"/>
-              </w:rPr>
-              <w:t>0:30</w:t>
-            </w:r>
-          </w:p>
-        </w:tc>
-      </w:tr>
-      <w:tr>
-        <w:tc>
-          <w:tcPr>
-            <w:tcW w:type="dxa" w:w="680"/>
-          </w:tcPr>
-          <w:p>
-            <w:r>
-              <w:rPr>
-                <w:rFonts w:ascii="Consolas" w:hAnsi="Consolas" w:cs="Consolas" w:eastAsia="Consolas"/>
-                <w:color w:val="7A8995"/>
-                <w:sz w:val="20"/>
-              </w:rPr>
-              <w:t>19</w:t>
-            </w:r>
-          </w:p>
-        </w:tc>
-        <w:tc>
-          <w:tcPr>
-            <w:tcW w:type="dxa" w:w="7087"/>
-          </w:tcPr>
-          <w:p>
-            <w:r>
-              <w:rPr>
-                <w:rFonts w:ascii="Segoe UI" w:hAnsi="Segoe UI" w:cs="Segoe UI" w:eastAsia="Segoe UI"/>
-                <w:color w:val="111C24"/>
+                <w:rFonts w:ascii="Montserrat" w:hAnsi="Montserrat" w:cs="Montserrat" w:eastAsia="Montserrat"/>
+                <w:color w:val="1C1D22"/>
                 <w:sz w:val="21"/>
               </w:rPr>
               <w:t>Демонстрация</w:t>
@@ -1028,10 +1310,57 @@
             <w:r>
               <w:rPr>
                 <w:rFonts w:ascii="Consolas" w:hAnsi="Consolas" w:cs="Consolas" w:eastAsia="Consolas"/>
-                <w:color w:val="44545F"/>
+                <w:color w:val="4A4458"/>
                 <w:sz w:val="20"/>
               </w:rPr>
               <w:t>0:15 + 3:00</w:t>
+            </w:r>
+          </w:p>
+        </w:tc>
+      </w:tr>
+      <w:tr>
+        <w:tc>
+          <w:tcPr>
+            <w:tcW w:type="dxa" w:w="680"/>
+          </w:tcPr>
+          <w:p>
+            <w:r>
+              <w:rPr>
+                <w:rFonts w:ascii="Consolas" w:hAnsi="Consolas" w:cs="Consolas" w:eastAsia="Consolas"/>
+                <w:color w:val="8B8599"/>
+                <w:sz w:val="20"/>
+              </w:rPr>
+              <w:t>26</w:t>
+            </w:r>
+          </w:p>
+        </w:tc>
+        <w:tc>
+          <w:tcPr>
+            <w:tcW w:type="dxa" w:w="7087"/>
+          </w:tcPr>
+          <w:p>
+            <w:r>
+              <w:rPr>
+                <w:rFonts w:ascii="Montserrat" w:hAnsi="Montserrat" w:cs="Montserrat" w:eastAsia="Montserrat"/>
+                <w:color w:val="1C1D22"/>
+                <w:sz w:val="21"/>
+              </w:rPr>
+              <w:t>Спасибо</w:t>
+            </w:r>
+          </w:p>
+        </w:tc>
+        <w:tc>
+          <w:tcPr>
+            <w:tcW w:type="dxa" w:w="1814"/>
+          </w:tcPr>
+          <w:p>
+            <w:r>
+              <w:rPr>
+                <w:rFonts w:ascii="Consolas" w:hAnsi="Consolas" w:cs="Consolas" w:eastAsia="Consolas"/>
+                <w:color w:val="4A4458"/>
+                <w:sz w:val="20"/>
+              </w:rPr>
+              <w:t>0:05</w:t>
             </w:r>
           </w:p>
         </w:tc>
@@ -1049,7 +1378,7 @@
       <w:r>
         <w:rPr>
           <w:rFonts w:ascii="Consolas" w:hAnsi="Consolas" w:cs="Consolas" w:eastAsia="Consolas"/>
-          <w:color w:val="7A8995"/>
+          <w:color w:val="8B8599"/>
           <w:sz w:val="18"/>
         </w:rPr>
         <w:t xml:space="preserve">СЛАЙД 01   </w:t>
@@ -1057,7 +1386,7 @@
       <w:r>
         <w:rPr>
           <w:rFonts w:ascii="Consolas" w:hAnsi="Consolas" w:cs="Consolas" w:eastAsia="Consolas"/>
-          <w:color w:val="1B5FD0"/>
+          <w:color w:val="FF0053"/>
           <w:sz w:val="18"/>
         </w:rPr>
         <w:t>0:20</w:t>
@@ -1069,10 +1398,10 @@
       </w:pPr>
       <w:r>
         <w:rPr>
-          <w:rFonts w:ascii="Segoe UI" w:hAnsi="Segoe UI" w:cs="Segoe UI" w:eastAsia="Segoe UI"/>
+          <w:rFonts w:ascii="Montserrat" w:hAnsi="Montserrat" w:cs="Montserrat" w:eastAsia="Montserrat"/>
           <w:b/>
           <w:i w:val="0"/>
-          <w:color w:val="111C24"/>
+          <w:color w:val="520977"/>
           <w:sz w:val="36"/>
         </w:rPr>
         <w:t>Контроль качества DXA</w:t>
@@ -1085,7 +1414,7 @@
       <w:r>
         <w:drawing>
           <wp:inline xmlns:a="http://schemas.openxmlformats.org/drawingml/2006/main" xmlns:pic="http://schemas.openxmlformats.org/drawingml/2006/picture">
-            <wp:extent cx="6120000" cy="3442500"/>
+            <wp:extent cx="6120000" cy="3444686"/>
             <wp:docPr id="1" name="Picture 1"/>
             <wp:cNvGraphicFramePr>
               <a:graphicFrameLocks noChangeAspect="1"/>
@@ -1094,7 +1423,7 @@
               <a:graphicData uri="http://schemas.openxmlformats.org/drawingml/2006/picture">
                 <pic:pic>
                   <pic:nvPicPr>
-                    <pic:cNvPr id="0" name="01.png"/>
+                    <pic:cNvPr id="0" name="image.jpg"/>
                     <pic:cNvPicPr/>
                   </pic:nvPicPr>
                   <pic:blipFill>
@@ -1106,7 +1435,7 @@
                   <pic:spPr>
                     <a:xfrm>
                       <a:off x="0" y="0"/>
-                      <a:ext cx="6120000" cy="3442500"/>
+                      <a:ext cx="6120000" cy="3444686"/>
                     </a:xfrm>
                     <a:prstGeom prst="rect"/>
                   </pic:spPr>
@@ -1126,7 +1455,7 @@
           <w:rFonts w:ascii="Consolas" w:hAnsi="Consolas" w:cs="Consolas" w:eastAsia="Consolas"/>
           <w:b w:val="0"/>
           <w:i w:val="0"/>
-          <w:color w:val="1B5FD0"/>
+          <w:color w:val="FF0053"/>
           <w:sz w:val="17"/>
         </w:rPr>
         <w:t>ТЕКСТ ВЫСТУПЛЕНИЯ</w:t>
@@ -1138,13 +1467,13 @@
       </w:pPr>
       <w:r>
         <w:rPr>
-          <w:rFonts w:ascii="Segoe UI" w:hAnsi="Segoe UI" w:cs="Segoe UI" w:eastAsia="Segoe UI"/>
+          <w:rFonts w:ascii="Montserrat" w:hAnsi="Montserrat" w:cs="Montserrat" w:eastAsia="Montserrat"/>
           <w:b w:val="0"/>
           <w:i w:val="0"/>
-          <w:color w:val="111C24"/>
+          <w:color w:val="1C1D22"/>
           <w:sz w:val="23"/>
         </w:rPr>
-        <w:t>Здравствуйте. Мы сделали сервис контроля качества денситометрии. Он проверяет каждый снимок поясничного отдела позвоночника и бедра по пяти критериям из ТЗ и объясняет каждое замечание числом и картинкой: угол оси, длину поля, где на снимке нейросеть видит ротацию.</w:t>
+        <w:t>Здравствуйте, мы — команда [название команды]. Наша задача от Департамента здравоохранения Москвы — сервис искусственного интеллекта, который оценивает качество исследований плотности костей.</w:t>
       </w:r>
     </w:p>
     <w:p>
@@ -1153,13 +1482,13 @@
       </w:pPr>
       <w:r>
         <w:rPr>
-          <w:rFonts w:ascii="Segoe UI" w:hAnsi="Segoe UI" w:cs="Segoe UI" w:eastAsia="Segoe UI"/>
+          <w:rFonts w:ascii="Montserrat" w:hAnsi="Montserrat" w:cs="Montserrat" w:eastAsia="Montserrat"/>
           <w:b w:val="0"/>
           <w:i w:val="0"/>
-          <w:color w:val="111C24"/>
+          <w:color w:val="1C1D22"/>
           <w:sz w:val="23"/>
         </w:rPr>
-        <w:t>Работает целиком локально, на обычном процессоре, 1.6 секунды на исследование.</w:t>
+        <w:t>Мы сделали сервис, который проверяет каждый снимок позвоночника и бедра по пяти критериям ТЗ и объясняет каждое замечание числом и картинкой.</w:t>
       </w:r>
     </w:p>
     <w:p>
@@ -1171,7 +1500,7 @@
           <w:rFonts w:ascii="Consolas" w:hAnsi="Consolas" w:cs="Consolas" w:eastAsia="Consolas"/>
           <w:b w:val="0"/>
           <w:i w:val="0"/>
-          <w:color w:val="7A8995"/>
+          <w:color w:val="8B8599"/>
           <w:sz w:val="17"/>
         </w:rPr>
         <w:t>ЕСЛИ СПРОСЯТ</w:t>
@@ -1184,41 +1513,19 @@
       </w:pPr>
       <w:r>
         <w:rPr>
-          <w:rFonts w:ascii="Segoe UI" w:hAnsi="Segoe UI" w:cs="Segoe UI" w:eastAsia="Segoe UI"/>
-          <w:color w:val="1B5FD0"/>
+          <w:rFonts w:ascii="Montserrat" w:hAnsi="Montserrat" w:cs="Montserrat" w:eastAsia="Montserrat"/>
+          <w:color w:val="FF0053"/>
           <w:sz w:val="21"/>
         </w:rPr>
         <w:t xml:space="preserve">–  </w:t>
       </w:r>
       <w:r>
         <w:rPr>
-          <w:rFonts w:ascii="Segoe UI" w:hAnsi="Segoe UI" w:cs="Segoe UI" w:eastAsia="Segoe UI"/>
-          <w:color w:val="44545F"/>
+          <w:rFonts w:ascii="Montserrat" w:hAnsi="Montserrat" w:cs="Montserrat" w:eastAsia="Montserrat"/>
+          <w:color w:val="4A4458"/>
           <w:sz w:val="21"/>
         </w:rPr>
-        <w:t>Лимит ТЗ — 3 минуты на исследование; наше худшее — 2.3 с.</w:t>
-      </w:r>
-    </w:p>
-    <w:p>
-      <w:pPr>
-        <w:spacing w:after="80" w:before="0" w:line="312" w:lineRule="auto"/>
-        <w:ind w:left="283" w:hanging="283"/>
-      </w:pPr>
-      <w:r>
-        <w:rPr>
-          <w:rFonts w:ascii="Segoe UI" w:hAnsi="Segoe UI" w:cs="Segoe UI" w:eastAsia="Segoe UI"/>
-          <w:color w:val="1B5FD0"/>
-          <w:sz w:val="21"/>
-        </w:rPr>
-        <w:t xml:space="preserve">–  </w:t>
-      </w:r>
-      <w:r>
-        <w:rPr>
-          <w:rFonts w:ascii="Segoe UI" w:hAnsi="Segoe UI" w:cs="Segoe UI" w:eastAsia="Segoe UI"/>
-          <w:color w:val="44545F"/>
-          <w:sz w:val="21"/>
-        </w:rPr>
-        <w:t>Сеть в интернет не ходит, снимки не покидают контейнер.</w:t>
+        <w:t>Решение целиком локальное: снимки не покидают контейнер или компьютер.</w:t>
       </w:r>
     </w:p>
     <w:p>
@@ -1233,7 +1540,7 @@
       <w:r>
         <w:rPr>
           <w:rFonts w:ascii="Consolas" w:hAnsi="Consolas" w:cs="Consolas" w:eastAsia="Consolas"/>
-          <w:color w:val="7A8995"/>
+          <w:color w:val="8B8599"/>
           <w:sz w:val="18"/>
         </w:rPr>
         <w:t xml:space="preserve">СЛАЙД 02   </w:t>
@@ -1241,10 +1548,10 @@
       <w:r>
         <w:rPr>
           <w:rFonts w:ascii="Consolas" w:hAnsi="Consolas" w:cs="Consolas" w:eastAsia="Consolas"/>
-          <w:color w:val="1B5FD0"/>
+          <w:color w:val="FF0053"/>
           <w:sz w:val="18"/>
         </w:rPr>
-        <w:t>0:30</w:t>
+        <w:t>0:20</w:t>
       </w:r>
     </w:p>
     <w:p>
@@ -1253,13 +1560,13 @@
       </w:pPr>
       <w:r>
         <w:rPr>
-          <w:rFonts w:ascii="Segoe UI" w:hAnsi="Segoe UI" w:cs="Segoe UI" w:eastAsia="Segoe UI"/>
+          <w:rFonts w:ascii="Montserrat" w:hAnsi="Montserrat" w:cs="Montserrat" w:eastAsia="Montserrat"/>
           <w:b/>
           <w:i w:val="0"/>
-          <w:color w:val="111C24"/>
+          <w:color w:val="520977"/>
           <w:sz w:val="36"/>
         </w:rPr>
-        <w:t>Клиническая задача</w:t>
+        <w:t>О команде и решении</w:t>
       </w:r>
     </w:p>
     <w:p>
@@ -1269,7 +1576,7 @@
       <w:r>
         <w:drawing>
           <wp:inline xmlns:a="http://schemas.openxmlformats.org/drawingml/2006/main" xmlns:pic="http://schemas.openxmlformats.org/drawingml/2006/picture">
-            <wp:extent cx="6120000" cy="3442500"/>
+            <wp:extent cx="6120000" cy="3444686"/>
             <wp:docPr id="2" name="Picture 2"/>
             <wp:cNvGraphicFramePr>
               <a:graphicFrameLocks noChangeAspect="1"/>
@@ -1278,7 +1585,7 @@
               <a:graphicData uri="http://schemas.openxmlformats.org/drawingml/2006/picture">
                 <pic:pic>
                   <pic:nvPicPr>
-                    <pic:cNvPr id="0" name="02.png"/>
+                    <pic:cNvPr id="0" name="image.jpg"/>
                     <pic:cNvPicPr/>
                   </pic:nvPicPr>
                   <pic:blipFill>
@@ -1290,7 +1597,7 @@
                   <pic:spPr>
                     <a:xfrm>
                       <a:off x="0" y="0"/>
-                      <a:ext cx="6120000" cy="3442500"/>
+                      <a:ext cx="6120000" cy="3444686"/>
                     </a:xfrm>
                     <a:prstGeom prst="rect"/>
                   </pic:spPr>
@@ -1310,7 +1617,7 @@
           <w:rFonts w:ascii="Consolas" w:hAnsi="Consolas" w:cs="Consolas" w:eastAsia="Consolas"/>
           <w:b w:val="0"/>
           <w:i w:val="0"/>
-          <w:color w:val="1B5FD0"/>
+          <w:color w:val="FF0053"/>
           <w:sz w:val="17"/>
         </w:rPr>
         <w:t>ТЕКСТ ВЫСТУПЛЕНИЯ</w:t>
@@ -1322,10 +1629,569 @@
       </w:pPr>
       <w:r>
         <w:rPr>
-          <w:rFonts w:ascii="Segoe UI" w:hAnsi="Segoe UI" w:cs="Segoe UI" w:eastAsia="Segoe UI"/>
+          <w:rFonts w:ascii="Montserrat" w:hAnsi="Montserrat" w:cs="Montserrat" w:eastAsia="Montserrat"/>
           <w:b w:val="0"/>
           <w:i w:val="0"/>
-          <w:color w:val="111C24"/>
+          <w:color w:val="1C1D22"/>
+          <w:sz w:val="23"/>
+        </w:rPr>
+        <w:t>Коротко о решении: сервис определяет область снимка, находит нарушения укладки и отступов и объясняет их в миллиметрах и градусах — 1.6 секунды на исследование на обычном процессоре.</w:t>
+      </w:r>
+    </w:p>
+    <w:p>
+      <w:pPr>
+        <w:spacing w:after="160" w:before="0" w:line="336" w:lineRule="auto"/>
+      </w:pPr>
+      <w:r>
+        <w:rPr>
+          <w:rFonts w:ascii="Montserrat" w:hAnsi="Montserrat" w:cs="Montserrat" w:eastAsia="Montserrat"/>
+          <w:b w:val="0"/>
+          <w:i w:val="0"/>
+          <w:color w:val="1C1D22"/>
+          <w:sz w:val="23"/>
+        </w:rPr>
+        <w:t>Уникальность — в проверяемости: вердикт — это измерение с нормой из ТЗ, нейросеть подключена там, где признак — форма, и показывает тепловую карту. А отступы мы согласовали с тем, как их на самом деле оценивает эксперт.</w:t>
+      </w:r>
+    </w:p>
+    <w:p>
+      <w:r>
+        <w:br w:type="page"/>
+      </w:r>
+    </w:p>
+    <w:p>
+      <w:pPr>
+        <w:spacing w:after="40" w:before="0" w:line="300" w:lineRule="auto"/>
+      </w:pPr>
+      <w:r>
+        <w:rPr>
+          <w:rFonts w:ascii="Consolas" w:hAnsi="Consolas" w:cs="Consolas" w:eastAsia="Consolas"/>
+          <w:color w:val="8B8599"/>
+          <w:sz w:val="18"/>
+        </w:rPr>
+        <w:t xml:space="preserve">СЛАЙД 03   </w:t>
+      </w:r>
+      <w:r>
+        <w:rPr>
+          <w:rFonts w:ascii="Consolas" w:hAnsi="Consolas" w:cs="Consolas" w:eastAsia="Consolas"/>
+          <w:color w:val="FF0053"/>
+          <w:sz w:val="18"/>
+        </w:rPr>
+        <w:t>0:15</w:t>
+      </w:r>
+    </w:p>
+    <w:p>
+      <w:pPr>
+        <w:spacing w:after="160" w:before="0" w:line="252" w:lineRule="auto"/>
+      </w:pPr>
+      <w:r>
+        <w:rPr>
+          <w:rFonts w:ascii="Montserrat" w:hAnsi="Montserrat" w:cs="Montserrat" w:eastAsia="Montserrat"/>
+          <w:b/>
+          <w:i w:val="0"/>
+          <w:color w:val="520977"/>
+          <w:sz w:val="36"/>
+        </w:rPr>
+        <w:t>Команда</w:t>
+      </w:r>
+    </w:p>
+    <w:p>
+      <w:pPr>
+        <w:spacing w:after="200"/>
+      </w:pPr>
+      <w:r>
+        <w:drawing>
+          <wp:inline xmlns:a="http://schemas.openxmlformats.org/drawingml/2006/main" xmlns:pic="http://schemas.openxmlformats.org/drawingml/2006/picture">
+            <wp:extent cx="6120000" cy="3444686"/>
+            <wp:docPr id="3" name="Picture 3"/>
+            <wp:cNvGraphicFramePr>
+              <a:graphicFrameLocks noChangeAspect="1"/>
+            </wp:cNvGraphicFramePr>
+            <a:graphic>
+              <a:graphicData uri="http://schemas.openxmlformats.org/drawingml/2006/picture">
+                <pic:pic>
+                  <pic:nvPicPr>
+                    <pic:cNvPr id="0" name="image.jpg"/>
+                    <pic:cNvPicPr/>
+                  </pic:nvPicPr>
+                  <pic:blipFill>
+                    <a:blip r:embed="rId12"/>
+                    <a:stretch>
+                      <a:fillRect/>
+                    </a:stretch>
+                  </pic:blipFill>
+                  <pic:spPr>
+                    <a:xfrm>
+                      <a:off x="0" y="0"/>
+                      <a:ext cx="6120000" cy="3444686"/>
+                    </a:xfrm>
+                    <a:prstGeom prst="rect"/>
+                  </pic:spPr>
+                </pic:pic>
+              </a:graphicData>
+            </a:graphic>
+          </wp:inline>
+        </w:drawing>
+      </w:r>
+    </w:p>
+    <w:p>
+      <w:pPr>
+        <w:spacing w:after="80" w:before="0" w:line="300" w:lineRule="auto"/>
+      </w:pPr>
+      <w:r>
+        <w:rPr>
+          <w:rFonts w:ascii="Consolas" w:hAnsi="Consolas" w:cs="Consolas" w:eastAsia="Consolas"/>
+          <w:b w:val="0"/>
+          <w:i w:val="0"/>
+          <w:color w:val="FF0053"/>
+          <w:sz w:val="17"/>
+        </w:rPr>
+        <w:t>ТЕКСТ ВЫСТУПЛЕНИЯ</w:t>
+      </w:r>
+    </w:p>
+    <w:p>
+      <w:pPr>
+        <w:spacing w:after="160" w:before="0" w:line="336" w:lineRule="auto"/>
+      </w:pPr>
+      <w:r>
+        <w:rPr>
+          <w:rFonts w:ascii="Montserrat" w:hAnsi="Montserrat" w:cs="Montserrat" w:eastAsia="Montserrat"/>
+          <w:b w:val="0"/>
+          <w:i w:val="0"/>
+          <w:color w:val="1C1D22"/>
+          <w:sz w:val="23"/>
+        </w:rPr>
+        <w:t>Наша команда: [Имя Фамилия] — [роль в команде], [Имя Фамилия] — [роль в команде].</w:t>
+      </w:r>
+    </w:p>
+    <w:p>
+      <w:r>
+        <w:br w:type="page"/>
+      </w:r>
+    </w:p>
+    <w:p>
+      <w:pPr>
+        <w:spacing w:after="40" w:before="0" w:line="300" w:lineRule="auto"/>
+      </w:pPr>
+      <w:r>
+        <w:rPr>
+          <w:rFonts w:ascii="Consolas" w:hAnsi="Consolas" w:cs="Consolas" w:eastAsia="Consolas"/>
+          <w:color w:val="8B8599"/>
+          <w:sz w:val="18"/>
+        </w:rPr>
+        <w:t xml:space="preserve">СЛАЙД 04   </w:t>
+      </w:r>
+      <w:r>
+        <w:rPr>
+          <w:rFonts w:ascii="Consolas" w:hAnsi="Consolas" w:cs="Consolas" w:eastAsia="Consolas"/>
+          <w:color w:val="FF0053"/>
+          <w:sz w:val="18"/>
+        </w:rPr>
+        <w:t>0:25</w:t>
+      </w:r>
+    </w:p>
+    <w:p>
+      <w:pPr>
+        <w:spacing w:after="160" w:before="0" w:line="252" w:lineRule="auto"/>
+      </w:pPr>
+      <w:r>
+        <w:rPr>
+          <w:rFonts w:ascii="Montserrat" w:hAnsi="Montserrat" w:cs="Montserrat" w:eastAsia="Montserrat"/>
+          <w:b/>
+          <w:i w:val="0"/>
+          <w:color w:val="520977"/>
+          <w:sz w:val="36"/>
+        </w:rPr>
+        <w:t>История и вызовы</w:t>
+      </w:r>
+    </w:p>
+    <w:p>
+      <w:pPr>
+        <w:spacing w:after="200"/>
+      </w:pPr>
+      <w:r>
+        <w:drawing>
+          <wp:inline xmlns:a="http://schemas.openxmlformats.org/drawingml/2006/main" xmlns:pic="http://schemas.openxmlformats.org/drawingml/2006/picture">
+            <wp:extent cx="6120000" cy="3444686"/>
+            <wp:docPr id="4" name="Picture 4"/>
+            <wp:cNvGraphicFramePr>
+              <a:graphicFrameLocks noChangeAspect="1"/>
+            </wp:cNvGraphicFramePr>
+            <a:graphic>
+              <a:graphicData uri="http://schemas.openxmlformats.org/drawingml/2006/picture">
+                <pic:pic>
+                  <pic:nvPicPr>
+                    <pic:cNvPr id="0" name="image.jpg"/>
+                    <pic:cNvPicPr/>
+                  </pic:nvPicPr>
+                  <pic:blipFill>
+                    <a:blip r:embed="rId13"/>
+                    <a:stretch>
+                      <a:fillRect/>
+                    </a:stretch>
+                  </pic:blipFill>
+                  <pic:spPr>
+                    <a:xfrm>
+                      <a:off x="0" y="0"/>
+                      <a:ext cx="6120000" cy="3444686"/>
+                    </a:xfrm>
+                    <a:prstGeom prst="rect"/>
+                  </pic:spPr>
+                </pic:pic>
+              </a:graphicData>
+            </a:graphic>
+          </wp:inline>
+        </w:drawing>
+      </w:r>
+    </w:p>
+    <w:p>
+      <w:pPr>
+        <w:spacing w:after="80" w:before="0" w:line="300" w:lineRule="auto"/>
+      </w:pPr>
+      <w:r>
+        <w:rPr>
+          <w:rFonts w:ascii="Consolas" w:hAnsi="Consolas" w:cs="Consolas" w:eastAsia="Consolas"/>
+          <w:b w:val="0"/>
+          <w:i w:val="0"/>
+          <w:color w:val="FF0053"/>
+          <w:sz w:val="17"/>
+        </w:rPr>
+        <w:t>ТЕКСТ ВЫСТУПЛЕНИЯ</w:t>
+      </w:r>
+    </w:p>
+    <w:p>
+      <w:pPr>
+        <w:spacing w:after="160" w:before="0" w:line="336" w:lineRule="auto"/>
+      </w:pPr>
+      <w:r>
+        <w:rPr>
+          <w:rFonts w:ascii="Montserrat" w:hAnsi="Montserrat" w:cs="Montserrat" w:eastAsia="Montserrat"/>
+          <w:b w:val="0"/>
+          <w:i w:val="0"/>
+          <w:color w:val="1C1D22"/>
+          <w:sz w:val="23"/>
+        </w:rPr>
+        <w:t>Мы выбрали эту задачу, потому что ошибка укладки незаметно портит измерение плотности кости, а проверяет её сегодня только врач вручную. И потому что её можно решить прозрачно: каждое замечание — число с нормой.</w:t>
+      </w:r>
+    </w:p>
+    <w:p>
+      <w:pPr>
+        <w:spacing w:after="160" w:before="0" w:line="336" w:lineRule="auto"/>
+      </w:pPr>
+      <w:r>
+        <w:rPr>
+          <w:rFonts w:ascii="Montserrat" w:hAnsi="Montserrat" w:cs="Montserrat" w:eastAsia="Montserrat"/>
+          <w:b w:val="0"/>
+          <w:i w:val="0"/>
+          <w:color w:val="1C1D22"/>
+          <w:sz w:val="23"/>
+        </w:rPr>
+        <w:t>Главные вызовы — мало нарушений в данных и расхождение эталона с буквой ТЗ по отступам. Первое мы закрыли честной оценкой по исследованиям, второе — разбором всех расхождений.</w:t>
+      </w:r>
+    </w:p>
+    <w:p>
+      <w:pPr>
+        <w:spacing w:after="80" w:before="120" w:line="300" w:lineRule="auto"/>
+      </w:pPr>
+      <w:r>
+        <w:rPr>
+          <w:rFonts w:ascii="Consolas" w:hAnsi="Consolas" w:cs="Consolas" w:eastAsia="Consolas"/>
+          <w:b w:val="0"/>
+          <w:i w:val="0"/>
+          <w:color w:val="8B8599"/>
+          <w:sz w:val="17"/>
+        </w:rPr>
+        <w:t>ЕСЛИ СПРОСЯТ</w:t>
+      </w:r>
+    </w:p>
+    <w:p>
+      <w:pPr>
+        <w:spacing w:after="80" w:before="0" w:line="312" w:lineRule="auto"/>
+        <w:ind w:left="283" w:hanging="283"/>
+      </w:pPr>
+      <w:r>
+        <w:rPr>
+          <w:rFonts w:ascii="Montserrat" w:hAnsi="Montserrat" w:cs="Montserrat" w:eastAsia="Montserrat"/>
+          <w:color w:val="FF0053"/>
+          <w:sz w:val="21"/>
+        </w:rPr>
+        <w:t xml:space="preserve">–  </w:t>
+      </w:r>
+      <w:r>
+        <w:rPr>
+          <w:rFonts w:ascii="Montserrat" w:hAnsi="Montserrat" w:cs="Montserrat" w:eastAsia="Montserrat"/>
+          <w:color w:val="4A4458"/>
+          <w:sz w:val="21"/>
+        </w:rPr>
+        <w:t>PixelSpacing в файлах пуст: масштаб восстановлен по анатомии, по шагу «позвонок + диск».</w:t>
+      </w:r>
+    </w:p>
+    <w:p>
+      <w:r>
+        <w:br w:type="page"/>
+      </w:r>
+    </w:p>
+    <w:p>
+      <w:pPr>
+        <w:spacing w:after="40" w:before="0" w:line="300" w:lineRule="auto"/>
+      </w:pPr>
+      <w:r>
+        <w:rPr>
+          <w:rFonts w:ascii="Consolas" w:hAnsi="Consolas" w:cs="Consolas" w:eastAsia="Consolas"/>
+          <w:color w:val="8B8599"/>
+          <w:sz w:val="18"/>
+        </w:rPr>
+        <w:t xml:space="preserve">СЛАЙД 05   </w:t>
+      </w:r>
+      <w:r>
+        <w:rPr>
+          <w:rFonts w:ascii="Consolas" w:hAnsi="Consolas" w:cs="Consolas" w:eastAsia="Consolas"/>
+          <w:color w:val="FF0053"/>
+          <w:sz w:val="18"/>
+        </w:rPr>
+        <w:t>0:30</w:t>
+      </w:r>
+    </w:p>
+    <w:p>
+      <w:pPr>
+        <w:spacing w:after="160" w:before="0" w:line="252" w:lineRule="auto"/>
+      </w:pPr>
+      <w:r>
+        <w:rPr>
+          <w:rFonts w:ascii="Montserrat" w:hAnsi="Montserrat" w:cs="Montserrat" w:eastAsia="Montserrat"/>
+          <w:b/>
+          <w:i w:val="0"/>
+          <w:color w:val="520977"/>
+          <w:sz w:val="36"/>
+        </w:rPr>
+        <w:t>Коротко о решении</w:t>
+      </w:r>
+    </w:p>
+    <w:p>
+      <w:pPr>
+        <w:spacing w:after="200"/>
+      </w:pPr>
+      <w:r>
+        <w:drawing>
+          <wp:inline xmlns:a="http://schemas.openxmlformats.org/drawingml/2006/main" xmlns:pic="http://schemas.openxmlformats.org/drawingml/2006/picture">
+            <wp:extent cx="6120000" cy="3444686"/>
+            <wp:docPr id="5" name="Picture 5"/>
+            <wp:cNvGraphicFramePr>
+              <a:graphicFrameLocks noChangeAspect="1"/>
+            </wp:cNvGraphicFramePr>
+            <a:graphic>
+              <a:graphicData uri="http://schemas.openxmlformats.org/drawingml/2006/picture">
+                <pic:pic>
+                  <pic:nvPicPr>
+                    <pic:cNvPr id="0" name="image.jpg"/>
+                    <pic:cNvPicPr/>
+                  </pic:nvPicPr>
+                  <pic:blipFill>
+                    <a:blip r:embed="rId14"/>
+                    <a:stretch>
+                      <a:fillRect/>
+                    </a:stretch>
+                  </pic:blipFill>
+                  <pic:spPr>
+                    <a:xfrm>
+                      <a:off x="0" y="0"/>
+                      <a:ext cx="6120000" cy="3444686"/>
+                    </a:xfrm>
+                    <a:prstGeom prst="rect"/>
+                  </pic:spPr>
+                </pic:pic>
+              </a:graphicData>
+            </a:graphic>
+          </wp:inline>
+        </w:drawing>
+      </w:r>
+    </w:p>
+    <w:p>
+      <w:pPr>
+        <w:spacing w:after="80" w:before="0" w:line="300" w:lineRule="auto"/>
+      </w:pPr>
+      <w:r>
+        <w:rPr>
+          <w:rFonts w:ascii="Consolas" w:hAnsi="Consolas" w:cs="Consolas" w:eastAsia="Consolas"/>
+          <w:b w:val="0"/>
+          <w:i w:val="0"/>
+          <w:color w:val="FF0053"/>
+          <w:sz w:val="17"/>
+        </w:rPr>
+        <w:t>ТЕКСТ ВЫСТУПЛЕНИЯ</w:t>
+      </w:r>
+    </w:p>
+    <w:p>
+      <w:pPr>
+        <w:spacing w:after="160" w:before="0" w:line="336" w:lineRule="auto"/>
+      </w:pPr>
+      <w:r>
+        <w:rPr>
+          <w:rFonts w:ascii="Montserrat" w:hAnsi="Montserrat" w:cs="Montserrat" w:eastAsia="Montserrat"/>
+          <w:b w:val="0"/>
+          <w:i w:val="0"/>
+          <w:color w:val="1C1D22"/>
+          <w:sz w:val="23"/>
+        </w:rPr>
+        <w:t>Технически это конвейер: чтение DICOM с дедупликацией, определение области, пять независимых критериев и свод. Геометрия меряет, сверточная сеть добавляет второе мнение по ротации и посторонним предметам. Честная оценка: F1 0.58, ROC-AUC 0.78.</w:t>
+      </w:r>
+    </w:p>
+    <w:p>
+      <w:pPr>
+        <w:spacing w:after="160" w:before="0" w:line="336" w:lineRule="auto"/>
+      </w:pPr>
+      <w:r>
+        <w:rPr>
+          <w:rFonts w:ascii="Montserrat" w:hAnsi="Montserrat" w:cs="Montserrat" w:eastAsia="Montserrat"/>
+          <w:b w:val="0"/>
+          <w:i w:val="0"/>
+          <w:color w:val="1C1D22"/>
+          <w:sz w:val="23"/>
+        </w:rPr>
+        <w:t>Для здравоохранения — это контроль качества в момент съёмки: лаборант исправляет укладку, пока пациент на столе, врач получает заключение в PACS. Внедряется через DICOM-роутер, без GPU.</w:t>
+      </w:r>
+    </w:p>
+    <w:p>
+      <w:pPr>
+        <w:spacing w:after="80" w:before="120" w:line="300" w:lineRule="auto"/>
+      </w:pPr>
+      <w:r>
+        <w:rPr>
+          <w:rFonts w:ascii="Consolas" w:hAnsi="Consolas" w:cs="Consolas" w:eastAsia="Consolas"/>
+          <w:b w:val="0"/>
+          <w:i w:val="0"/>
+          <w:color w:val="8B8599"/>
+          <w:sz w:val="17"/>
+        </w:rPr>
+        <w:t>ЕСЛИ СПРОСЯТ</w:t>
+      </w:r>
+    </w:p>
+    <w:p>
+      <w:pPr>
+        <w:spacing w:after="80" w:before="0" w:line="312" w:lineRule="auto"/>
+        <w:ind w:left="283" w:hanging="283"/>
+      </w:pPr>
+      <w:r>
+        <w:rPr>
+          <w:rFonts w:ascii="Montserrat" w:hAnsi="Montserrat" w:cs="Montserrat" w:eastAsia="Montserrat"/>
+          <w:color w:val="FF0053"/>
+          <w:sz w:val="21"/>
+        </w:rPr>
+        <w:t xml:space="preserve">–  </w:t>
+      </w:r>
+      <w:r>
+        <w:rPr>
+          <w:rFonts w:ascii="Montserrat" w:hAnsi="Montserrat" w:cs="Montserrat" w:eastAsia="Montserrat"/>
+          <w:color w:val="4A4458"/>
+          <w:sz w:val="21"/>
+        </w:rPr>
+        <w:t>Интерфейсов четыре: веб, приложение для Windows, Telegram-бот, API.</w:t>
+      </w:r>
+    </w:p>
+    <w:p>
+      <w:r>
+        <w:br w:type="page"/>
+      </w:r>
+    </w:p>
+    <w:p>
+      <w:pPr>
+        <w:spacing w:after="40" w:before="0" w:line="300" w:lineRule="auto"/>
+      </w:pPr>
+      <w:r>
+        <w:rPr>
+          <w:rFonts w:ascii="Consolas" w:hAnsi="Consolas" w:cs="Consolas" w:eastAsia="Consolas"/>
+          <w:color w:val="8B8599"/>
+          <w:sz w:val="18"/>
+        </w:rPr>
+        <w:t xml:space="preserve">СЛАЙД 06   </w:t>
+      </w:r>
+      <w:r>
+        <w:rPr>
+          <w:rFonts w:ascii="Consolas" w:hAnsi="Consolas" w:cs="Consolas" w:eastAsia="Consolas"/>
+          <w:color w:val="FF0053"/>
+          <w:sz w:val="18"/>
+        </w:rPr>
+        <w:t>0:25</w:t>
+      </w:r>
+    </w:p>
+    <w:p>
+      <w:pPr>
+        <w:spacing w:after="160" w:before="0" w:line="252" w:lineRule="auto"/>
+      </w:pPr>
+      <w:r>
+        <w:rPr>
+          <w:rFonts w:ascii="Montserrat" w:hAnsi="Montserrat" w:cs="Montserrat" w:eastAsia="Montserrat"/>
+          <w:b/>
+          <w:i w:val="0"/>
+          <w:color w:val="520977"/>
+          <w:sz w:val="36"/>
+        </w:rPr>
+        <w:t>Клиническая задача</w:t>
+      </w:r>
+    </w:p>
+    <w:p>
+      <w:pPr>
+        <w:spacing w:after="200"/>
+      </w:pPr>
+      <w:r>
+        <w:drawing>
+          <wp:inline xmlns:a="http://schemas.openxmlformats.org/drawingml/2006/main" xmlns:pic="http://schemas.openxmlformats.org/drawingml/2006/picture">
+            <wp:extent cx="6120000" cy="3444686"/>
+            <wp:docPr id="6" name="Picture 6"/>
+            <wp:cNvGraphicFramePr>
+              <a:graphicFrameLocks noChangeAspect="1"/>
+            </wp:cNvGraphicFramePr>
+            <a:graphic>
+              <a:graphicData uri="http://schemas.openxmlformats.org/drawingml/2006/picture">
+                <pic:pic>
+                  <pic:nvPicPr>
+                    <pic:cNvPr id="0" name="image.jpg"/>
+                    <pic:cNvPicPr/>
+                  </pic:nvPicPr>
+                  <pic:blipFill>
+                    <a:blip r:embed="rId15"/>
+                    <a:stretch>
+                      <a:fillRect/>
+                    </a:stretch>
+                  </pic:blipFill>
+                  <pic:spPr>
+                    <a:xfrm>
+                      <a:off x="0" y="0"/>
+                      <a:ext cx="6120000" cy="3444686"/>
+                    </a:xfrm>
+                    <a:prstGeom prst="rect"/>
+                  </pic:spPr>
+                </pic:pic>
+              </a:graphicData>
+            </a:graphic>
+          </wp:inline>
+        </w:drawing>
+      </w:r>
+    </w:p>
+    <w:p>
+      <w:pPr>
+        <w:spacing w:after="80" w:before="0" w:line="300" w:lineRule="auto"/>
+      </w:pPr>
+      <w:r>
+        <w:rPr>
+          <w:rFonts w:ascii="Consolas" w:hAnsi="Consolas" w:cs="Consolas" w:eastAsia="Consolas"/>
+          <w:b w:val="0"/>
+          <w:i w:val="0"/>
+          <w:color w:val="FF0053"/>
+          <w:sz w:val="17"/>
+        </w:rPr>
+        <w:t>ТЕКСТ ВЫСТУПЛЕНИЯ</w:t>
+      </w:r>
+    </w:p>
+    <w:p>
+      <w:pPr>
+        <w:spacing w:after="160" w:before="0" w:line="336" w:lineRule="auto"/>
+      </w:pPr>
+      <w:r>
+        <w:rPr>
+          <w:rFonts w:ascii="Montserrat" w:hAnsi="Montserrat" w:cs="Montserrat" w:eastAsia="Montserrat"/>
+          <w:b w:val="0"/>
+          <w:i w:val="0"/>
+          <w:color w:val="1C1D22"/>
           <w:sz w:val="23"/>
         </w:rPr>
         <w:t>Плотность кости считается внутри области интереса. Если позвоночник наклонён, бедро повёрнуто или в кадр попала застёжка белья, программа денситометра измеряет не то, и ошибка переходит в T-критерий и в ложную динамику.</w:t>
@@ -1337,13 +2203,13 @@
       </w:pPr>
       <w:r>
         <w:rPr>
-          <w:rFonts w:ascii="Segoe UI" w:hAnsi="Segoe UI" w:cs="Segoe UI" w:eastAsia="Segoe UI"/>
+          <w:rFonts w:ascii="Montserrat" w:hAnsi="Montserrat" w:cs="Montserrat" w:eastAsia="Montserrat"/>
           <w:b w:val="0"/>
           <w:i w:val="0"/>
-          <w:color w:val="111C24"/>
+          <w:color w:val="1C1D22"/>
           <w:sz w:val="23"/>
         </w:rPr>
-        <w:t>Сегодня качество проверяет врач вручную. Наш сервис — не диагност, а контролёр: он отвечает, можно ли интерпретировать исследование, и почему нет. Главное требование — объяснимость: замечание проверяется глазами за секунду. На снимках справа — норма и ротация бедра: при ротации контур плавный и малого вертела не видно.</w:t>
+        <w:t>Наш сервис — не диагност, а контролёр: он отвечает, можно ли интерпретировать исследование и почему нет. На снимках — норма и ротация бедра.</w:t>
       </w:r>
     </w:p>
     <w:p>
@@ -1355,7 +2221,7 @@
           <w:rFonts w:ascii="Consolas" w:hAnsi="Consolas" w:cs="Consolas" w:eastAsia="Consolas"/>
           <w:b w:val="0"/>
           <w:i w:val="0"/>
-          <w:color w:val="7A8995"/>
+          <w:color w:val="8B8599"/>
           <w:sz w:val="17"/>
         </w:rPr>
         <w:t>ЕСЛИ СПРОСЯТ</w:t>
@@ -1368,16 +2234,16 @@
       </w:pPr>
       <w:r>
         <w:rPr>
-          <w:rFonts w:ascii="Segoe UI" w:hAnsi="Segoe UI" w:cs="Segoe UI" w:eastAsia="Segoe UI"/>
-          <w:color w:val="1B5FD0"/>
+          <w:rFonts w:ascii="Montserrat" w:hAnsi="Montserrat" w:cs="Montserrat" w:eastAsia="Montserrat"/>
+          <w:color w:val="FF0053"/>
           <w:sz w:val="21"/>
         </w:rPr>
         <w:t xml:space="preserve">–  </w:t>
       </w:r>
       <w:r>
         <w:rPr>
-          <w:rFonts w:ascii="Segoe UI" w:hAnsi="Segoe UI" w:cs="Segoe UI" w:eastAsia="Segoe UI"/>
-          <w:color w:val="44545F"/>
+          <w:rFonts w:ascii="Montserrat" w:hAnsi="Montserrat" w:cs="Montserrat" w:eastAsia="Montserrat"/>
+          <w:color w:val="4A4458"/>
           <w:sz w:val="21"/>
         </w:rPr>
         <w:t>Повторная укладка, пока пациент на столе, дешевле повторного визита и лишней дозы.</w:t>
@@ -1395,18 +2261,18 @@
       <w:r>
         <w:rPr>
           <w:rFonts w:ascii="Consolas" w:hAnsi="Consolas" w:cs="Consolas" w:eastAsia="Consolas"/>
-          <w:color w:val="7A8995"/>
+          <w:color w:val="8B8599"/>
           <w:sz w:val="18"/>
         </w:rPr>
-        <w:t xml:space="preserve">СЛАЙД 03   </w:t>
+        <w:t xml:space="preserve">СЛАЙД 07   </w:t>
       </w:r>
       <w:r>
         <w:rPr>
           <w:rFonts w:ascii="Consolas" w:hAnsi="Consolas" w:cs="Consolas" w:eastAsia="Consolas"/>
-          <w:color w:val="1B5FD0"/>
+          <w:color w:val="FF0053"/>
           <w:sz w:val="18"/>
         </w:rPr>
-        <w:t>0:30</w:t>
+        <w:t>0:25</w:t>
       </w:r>
     </w:p>
     <w:p>
@@ -1415,10 +2281,10 @@
       </w:pPr>
       <w:r>
         <w:rPr>
-          <w:rFonts w:ascii="Segoe UI" w:hAnsi="Segoe UI" w:cs="Segoe UI" w:eastAsia="Segoe UI"/>
+          <w:rFonts w:ascii="Montserrat" w:hAnsi="Montserrat" w:cs="Montserrat" w:eastAsia="Montserrat"/>
           <w:b/>
           <w:i w:val="0"/>
-          <w:color w:val="111C24"/>
+          <w:color w:val="520977"/>
           <w:sz w:val="36"/>
         </w:rPr>
         <w:t>Таксономия нарушений</w:t>
@@ -1431,8 +2297,8 @@
       <w:r>
         <w:drawing>
           <wp:inline xmlns:a="http://schemas.openxmlformats.org/drawingml/2006/main" xmlns:pic="http://schemas.openxmlformats.org/drawingml/2006/picture">
-            <wp:extent cx="6120000" cy="3442500"/>
-            <wp:docPr id="3" name="Picture 3"/>
+            <wp:extent cx="6120000" cy="3444686"/>
+            <wp:docPr id="7" name="Picture 7"/>
             <wp:cNvGraphicFramePr>
               <a:graphicFrameLocks noChangeAspect="1"/>
             </wp:cNvGraphicFramePr>
@@ -1440,11 +2306,11 @@
               <a:graphicData uri="http://schemas.openxmlformats.org/drawingml/2006/picture">
                 <pic:pic>
                   <pic:nvPicPr>
-                    <pic:cNvPr id="0" name="03.png"/>
+                    <pic:cNvPr id="0" name="image.jpg"/>
                     <pic:cNvPicPr/>
                   </pic:nvPicPr>
                   <pic:blipFill>
-                    <a:blip r:embed="rId12"/>
+                    <a:blip r:embed="rId16"/>
                     <a:stretch>
                       <a:fillRect/>
                     </a:stretch>
@@ -1452,7 +2318,7 @@
                   <pic:spPr>
                     <a:xfrm>
                       <a:off x="0" y="0"/>
-                      <a:ext cx="6120000" cy="3442500"/>
+                      <a:ext cx="6120000" cy="3444686"/>
                     </a:xfrm>
                     <a:prstGeom prst="rect"/>
                   </pic:spPr>
@@ -1472,7 +2338,7 @@
           <w:rFonts w:ascii="Consolas" w:hAnsi="Consolas" w:cs="Consolas" w:eastAsia="Consolas"/>
           <w:b w:val="0"/>
           <w:i w:val="0"/>
-          <w:color w:val="1B5FD0"/>
+          <w:color w:val="FF0053"/>
           <w:sz w:val="17"/>
         </w:rPr>
         <w:t>ТЕКСТ ВЫСТУПЛЕНИЯ</w:t>
@@ -1484,13 +2350,13 @@
       </w:pPr>
       <w:r>
         <w:rPr>
-          <w:rFonts w:ascii="Segoe UI" w:hAnsi="Segoe UI" w:cs="Segoe UI" w:eastAsia="Segoe UI"/>
+          <w:rFonts w:ascii="Montserrat" w:hAnsi="Montserrat" w:cs="Montserrat" w:eastAsia="Montserrat"/>
           <w:b w:val="0"/>
           <w:i w:val="0"/>
-          <w:color w:val="111C24"/>
+          <w:color w:val="1C1D22"/>
           <w:sz w:val="23"/>
         </w:rPr>
-        <w:t>Таксономия повторяет ТЗ: пять кодов плюс «область не определена». Задача мультилейбловая: у каждого пятого исследования больше одного нарушения, поэтому критерии независимы и в отчёт идут все сработавшие коды через точку с запятой.</w:t>
+        <w:t>Таксономия повторяет ТЗ: пять кодов плюс «область не определена». Задача мультилейбловая: у каждого пятого исследования больше одного нарушения, поэтому критерии независимы и в отчёт идут все сработавшие коды.</w:t>
       </w:r>
     </w:p>
     <w:p>
@@ -1499,13 +2365,13 @@
       </w:pPr>
       <w:r>
         <w:rPr>
-          <w:rFonts w:ascii="Segoe UI" w:hAnsi="Segoe UI" w:cs="Segoe UI" w:eastAsia="Segoe UI"/>
+          <w:rFonts w:ascii="Montserrat" w:hAnsi="Montserrat" w:cs="Montserrat" w:eastAsia="Montserrat"/>
           <w:b w:val="0"/>
           <w:i w:val="0"/>
-          <w:color w:val="111C24"/>
+          <w:color w:val="1C1D22"/>
           <w:sz w:val="23"/>
         </w:rPr>
-        <w:t>Для каждого кода есть измерение в физических единицах, а для ротации и посторонних предметов к измерению добавлена сверточная сеть. Непрочитанный файл — строка Failure, и он не считается качественным.</w:t>
+        <w:t>У каждого кода есть измерение в физических единицах; для ротации и посторонних предметов к нему добавлена сверточная сеть.</w:t>
       </w:r>
     </w:p>
     <w:p>
@@ -1517,7 +2383,7 @@
           <w:rFonts w:ascii="Consolas" w:hAnsi="Consolas" w:cs="Consolas" w:eastAsia="Consolas"/>
           <w:b w:val="0"/>
           <w:i w:val="0"/>
-          <w:color w:val="7A8995"/>
+          <w:color w:val="8B8599"/>
           <w:sz w:val="17"/>
         </w:rPr>
         <w:t>ЕСЛИ СПРОСЯТ</w:t>
@@ -1530,41 +2396,19 @@
       </w:pPr>
       <w:r>
         <w:rPr>
-          <w:rFonts w:ascii="Segoe UI" w:hAnsi="Segoe UI" w:cs="Segoe UI" w:eastAsia="Segoe UI"/>
-          <w:color w:val="1B5FD0"/>
+          <w:rFonts w:ascii="Montserrat" w:hAnsi="Montserrat" w:cs="Montserrat" w:eastAsia="Montserrat"/>
+          <w:color w:val="FF0053"/>
           <w:sz w:val="21"/>
         </w:rPr>
         <w:t xml:space="preserve">–  </w:t>
       </w:r>
       <w:r>
         <w:rPr>
-          <w:rFonts w:ascii="Segoe UI" w:hAnsi="Segoe UI" w:cs="Segoe UI" w:eastAsia="Segoe UI"/>
-          <w:color w:val="44545F"/>
+          <w:rFonts w:ascii="Montserrat" w:hAnsi="Montserrat" w:cs="Montserrat" w:eastAsia="Montserrat"/>
+          <w:color w:val="4A4458"/>
           <w:sz w:val="21"/>
         </w:rPr>
         <w:t>Коды совпадают с GET /taxonomy и колонкой violation_type.</w:t>
-      </w:r>
-    </w:p>
-    <w:p>
-      <w:pPr>
-        <w:spacing w:after="80" w:before="0" w:line="312" w:lineRule="auto"/>
-        <w:ind w:left="283" w:hanging="283"/>
-      </w:pPr>
-      <w:r>
-        <w:rPr>
-          <w:rFonts w:ascii="Segoe UI" w:hAnsi="Segoe UI" w:cs="Segoe UI" w:eastAsia="Segoe UI"/>
-          <w:color w:val="1B5FD0"/>
-          <w:sz w:val="21"/>
-        </w:rPr>
-        <w:t xml:space="preserve">–  </w:t>
-      </w:r>
-      <w:r>
-        <w:rPr>
-          <w:rFonts w:ascii="Segoe UI" w:hAnsi="Segoe UI" w:cs="Segoe UI" w:eastAsia="Segoe UI"/>
-          <w:color w:val="44545F"/>
-          <w:sz w:val="21"/>
-        </w:rPr>
-        <w:t>Проекцию сервис тоже пишет в отчёт: AP для позвоночника и бедра.</w:t>
       </w:r>
     </w:p>
     <w:p>
@@ -1579,18 +2423,18 @@
       <w:r>
         <w:rPr>
           <w:rFonts w:ascii="Consolas" w:hAnsi="Consolas" w:cs="Consolas" w:eastAsia="Consolas"/>
-          <w:color w:val="7A8995"/>
+          <w:color w:val="8B8599"/>
           <w:sz w:val="18"/>
         </w:rPr>
-        <w:t xml:space="preserve">СЛАЙД 04   </w:t>
+        <w:t xml:space="preserve">СЛАЙД 08   </w:t>
       </w:r>
       <w:r>
         <w:rPr>
           <w:rFonts w:ascii="Consolas" w:hAnsi="Consolas" w:cs="Consolas" w:eastAsia="Consolas"/>
-          <w:color w:val="1B5FD0"/>
+          <w:color w:val="FF0053"/>
           <w:sz w:val="18"/>
         </w:rPr>
-        <w:t>0:30</w:t>
+        <w:t>0:25</w:t>
       </w:r>
     </w:p>
     <w:p>
@@ -1599,10 +2443,10 @@
       </w:pPr>
       <w:r>
         <w:rPr>
-          <w:rFonts w:ascii="Segoe UI" w:hAnsi="Segoe UI" w:cs="Segoe UI" w:eastAsia="Segoe UI"/>
+          <w:rFonts w:ascii="Montserrat" w:hAnsi="Montserrat" w:cs="Montserrat" w:eastAsia="Montserrat"/>
           <w:b/>
           <w:i w:val="0"/>
-          <w:color w:val="111C24"/>
+          <w:color w:val="520977"/>
           <w:sz w:val="36"/>
         </w:rPr>
         <w:t>Данные</w:t>
@@ -1615,8 +2459,8 @@
       <w:r>
         <w:drawing>
           <wp:inline xmlns:a="http://schemas.openxmlformats.org/drawingml/2006/main" xmlns:pic="http://schemas.openxmlformats.org/drawingml/2006/picture">
-            <wp:extent cx="6120000" cy="3442500"/>
-            <wp:docPr id="4" name="Picture 4"/>
+            <wp:extent cx="6120000" cy="3444686"/>
+            <wp:docPr id="8" name="Picture 8"/>
             <wp:cNvGraphicFramePr>
               <a:graphicFrameLocks noChangeAspect="1"/>
             </wp:cNvGraphicFramePr>
@@ -1624,11 +2468,11 @@
               <a:graphicData uri="http://schemas.openxmlformats.org/drawingml/2006/picture">
                 <pic:pic>
                   <pic:nvPicPr>
-                    <pic:cNvPr id="0" name="04.png"/>
+                    <pic:cNvPr id="0" name="image.jpg"/>
                     <pic:cNvPicPr/>
                   </pic:nvPicPr>
                   <pic:blipFill>
-                    <a:blip r:embed="rId13"/>
+                    <a:blip r:embed="rId17"/>
                     <a:stretch>
                       <a:fillRect/>
                     </a:stretch>
@@ -1636,7 +2480,7 @@
                   <pic:spPr>
                     <a:xfrm>
                       <a:off x="0" y="0"/>
-                      <a:ext cx="6120000" cy="3442500"/>
+                      <a:ext cx="6120000" cy="3444686"/>
                     </a:xfrm>
                     <a:prstGeom prst="rect"/>
                   </pic:spPr>
@@ -1656,7 +2500,7 @@
           <w:rFonts w:ascii="Consolas" w:hAnsi="Consolas" w:cs="Consolas" w:eastAsia="Consolas"/>
           <w:b w:val="0"/>
           <w:i w:val="0"/>
-          <w:color w:val="1B5FD0"/>
+          <w:color w:val="FF0053"/>
           <w:sz w:val="17"/>
         </w:rPr>
         <w:t>ТЕКСТ ВЫСТУПЛЕНИЯ</w:t>
@@ -1668,13 +2512,13 @@
       </w:pPr>
       <w:r>
         <w:rPr>
-          <w:rFonts w:ascii="Segoe UI" w:hAnsi="Segoe UI" w:cs="Segoe UI" w:eastAsia="Segoe UI"/>
+          <w:rFonts w:ascii="Montserrat" w:hAnsi="Montserrat" w:cs="Montserrat" w:eastAsia="Montserrat"/>
           <w:b w:val="0"/>
           <w:i w:val="0"/>
-          <w:color w:val="111C24"/>
+          <w:color w:val="1C1D22"/>
           <w:sz w:val="23"/>
         </w:rPr>
-        <w:t>В наборе 100 исследований и 499 файлов, но уникальных снимков 252: Lunar выгружает один снимок по нескольку раз с новыми UID. Дубликаты мы находим по пикселям — до разбиения на фолды, это первая защита от утечки.</w:t>
+        <w:t>В наборе 100 исследований и 499 файлов, но уникальных снимков 252: Lunar выгружает один снимок по нескольку раз с новыми UID. Дубликаты находим по пикселям — до разбиения на фолды, это первая защита от утечки.</w:t>
       </w:r>
     </w:p>
     <w:p>
@@ -1683,13 +2527,13 @@
       </w:pPr>
       <w:r>
         <w:rPr>
-          <w:rFonts w:ascii="Segoe UI" w:hAnsi="Segoe UI" w:cs="Segoe UI" w:eastAsia="Segoe UI"/>
+          <w:rFonts w:ascii="Montserrat" w:hAnsi="Montserrat" w:cs="Montserrat" w:eastAsia="Montserrat"/>
           <w:b w:val="0"/>
           <w:i w:val="0"/>
-          <w:color w:val="111C24"/>
+          <w:color w:val="1C1D22"/>
           <w:sz w:val="23"/>
         </w:rPr>
-        <w:t>Нарушений мало: 6 по укладке, 7 по отступам, 36 по ротации. Поэтому основа решения — измерения, а сеть подключена только там, где геометрия упирается в разрешение.</w:t>
+        <w:t>Нарушений мало: 6 по укладке, 7 по отступам, 36 по ротации. Поэтому основа решения — измерения.</w:t>
       </w:r>
     </w:p>
     <w:p>
@@ -1701,7 +2545,7 @@
           <w:rFonts w:ascii="Consolas" w:hAnsi="Consolas" w:cs="Consolas" w:eastAsia="Consolas"/>
           <w:b w:val="0"/>
           <w:i w:val="0"/>
-          <w:color w:val="7A8995"/>
+          <w:color w:val="8B8599"/>
           <w:sz w:val="17"/>
         </w:rPr>
         <w:t>ЕСЛИ СПРОСЯТ</w:t>
@@ -1714,38 +2558,16 @@
       </w:pPr>
       <w:r>
         <w:rPr>
-          <w:rFonts w:ascii="Segoe UI" w:hAnsi="Segoe UI" w:cs="Segoe UI" w:eastAsia="Segoe UI"/>
-          <w:color w:val="1B5FD0"/>
+          <w:rFonts w:ascii="Montserrat" w:hAnsi="Montserrat" w:cs="Montserrat" w:eastAsia="Montserrat"/>
+          <w:color w:val="FF0053"/>
           <w:sz w:val="21"/>
         </w:rPr>
         <w:t xml:space="preserve">–  </w:t>
       </w:r>
       <w:r>
         <w:rPr>
-          <w:rFonts w:ascii="Segoe UI" w:hAnsi="Segoe UI" w:cs="Segoe UI" w:eastAsia="Segoe UI"/>
-          <w:color w:val="44545F"/>
-          <w:sz w:val="21"/>
-        </w:rPr>
-        <w:t>PixelSpacing в файлах пуст, масштаб 0.600/0.607 мм/px восстановлен по шагу «позвонок + диск».</w:t>
-      </w:r>
-    </w:p>
-    <w:p>
-      <w:pPr>
-        <w:spacing w:after="80" w:before="0" w:line="312" w:lineRule="auto"/>
-        <w:ind w:left="283" w:hanging="283"/>
-      </w:pPr>
-      <w:r>
-        <w:rPr>
-          <w:rFonts w:ascii="Segoe UI" w:hAnsi="Segoe UI" w:cs="Segoe UI" w:eastAsia="Segoe UI"/>
-          <w:color w:val="1B5FD0"/>
-          <w:sz w:val="21"/>
-        </w:rPr>
-        <w:t xml:space="preserve">–  </w:t>
-      </w:r>
-      <w:r>
-        <w:rPr>
-          <w:rFonts w:ascii="Segoe UI" w:hAnsi="Segoe UI" w:cs="Segoe UI" w:eastAsia="Segoe UI"/>
-          <w:color w:val="44545F"/>
+          <w:rFonts w:ascii="Montserrat" w:hAnsi="Montserrat" w:cs="Montserrat" w:eastAsia="Montserrat"/>
+          <w:color w:val="4A4458"/>
           <w:sz w:val="21"/>
         </w:rPr>
         <w:t>Своя разметка: 242 снимка × 29 ключевых точек по протоколу команды.</w:t>
@@ -1763,18 +2585,18 @@
       <w:r>
         <w:rPr>
           <w:rFonts w:ascii="Consolas" w:hAnsi="Consolas" w:cs="Consolas" w:eastAsia="Consolas"/>
-          <w:color w:val="7A8995"/>
+          <w:color w:val="8B8599"/>
           <w:sz w:val="18"/>
         </w:rPr>
-        <w:t xml:space="preserve">СЛАЙД 05   </w:t>
+        <w:t xml:space="preserve">СЛАЙД 09   </w:t>
       </w:r>
       <w:r>
         <w:rPr>
           <w:rFonts w:ascii="Consolas" w:hAnsi="Consolas" w:cs="Consolas" w:eastAsia="Consolas"/>
-          <w:color w:val="1B5FD0"/>
+          <w:color w:val="FF0053"/>
           <w:sz w:val="18"/>
         </w:rPr>
-        <w:t>0:30</w:t>
+        <w:t>0:25</w:t>
       </w:r>
     </w:p>
     <w:p>
@@ -1783,10 +2605,10 @@
       </w:pPr>
       <w:r>
         <w:rPr>
-          <w:rFonts w:ascii="Segoe UI" w:hAnsi="Segoe UI" w:cs="Segoe UI" w:eastAsia="Segoe UI"/>
+          <w:rFonts w:ascii="Montserrat" w:hAnsi="Montserrat" w:cs="Montserrat" w:eastAsia="Montserrat"/>
           <w:b/>
           <w:i w:val="0"/>
-          <w:color w:val="111C24"/>
+          <w:color w:val="520977"/>
           <w:sz w:val="36"/>
         </w:rPr>
         <w:t>Разбиение и утечки</w:t>
@@ -1799,8 +2621,8 @@
       <w:r>
         <w:drawing>
           <wp:inline xmlns:a="http://schemas.openxmlformats.org/drawingml/2006/main" xmlns:pic="http://schemas.openxmlformats.org/drawingml/2006/picture">
-            <wp:extent cx="6120000" cy="3442500"/>
-            <wp:docPr id="5" name="Picture 5"/>
+            <wp:extent cx="6120000" cy="3444686"/>
+            <wp:docPr id="9" name="Picture 9"/>
             <wp:cNvGraphicFramePr>
               <a:graphicFrameLocks noChangeAspect="1"/>
             </wp:cNvGraphicFramePr>
@@ -1808,11 +2630,11 @@
               <a:graphicData uri="http://schemas.openxmlformats.org/drawingml/2006/picture">
                 <pic:pic>
                   <pic:nvPicPr>
-                    <pic:cNvPr id="0" name="05.png"/>
+                    <pic:cNvPr id="0" name="image.jpg"/>
                     <pic:cNvPicPr/>
                   </pic:nvPicPr>
                   <pic:blipFill>
-                    <a:blip r:embed="rId14"/>
+                    <a:blip r:embed="rId18"/>
                     <a:stretch>
                       <a:fillRect/>
                     </a:stretch>
@@ -1820,7 +2642,7 @@
                   <pic:spPr>
                     <a:xfrm>
                       <a:off x="0" y="0"/>
-                      <a:ext cx="6120000" cy="3442500"/>
+                      <a:ext cx="6120000" cy="3444686"/>
                     </a:xfrm>
                     <a:prstGeom prst="rect"/>
                   </pic:spPr>
@@ -1840,7 +2662,7 @@
           <w:rFonts w:ascii="Consolas" w:hAnsi="Consolas" w:cs="Consolas" w:eastAsia="Consolas"/>
           <w:b w:val="0"/>
           <w:i w:val="0"/>
-          <w:color w:val="1B5FD0"/>
+          <w:color w:val="FF0053"/>
           <w:sz w:val="17"/>
         </w:rPr>
         <w:t>ТЕКСТ ВЫСТУПЛЕНИЯ</w:t>
@@ -1852,28 +2674,13 @@
       </w:pPr>
       <w:r>
         <w:rPr>
-          <w:rFonts w:ascii="Segoe UI" w:hAnsi="Segoe UI" w:cs="Segoe UI" w:eastAsia="Segoe UI"/>
+          <w:rFonts w:ascii="Montserrat" w:hAnsi="Montserrat" w:cs="Montserrat" w:eastAsia="Montserrat"/>
           <w:b w:val="0"/>
           <w:i w:val="0"/>
-          <w:color w:val="111C24"/>
+          <w:color w:val="1C1D22"/>
           <w:sz w:val="23"/>
         </w:rPr>
-        <w:t>Пять фолдов, группа — исследование: позвоночник и оба бедра пациента всегда в одном фолде. Страта — самое редкое нарушение исследования.</w:t>
-      </w:r>
-    </w:p>
-    <w:p>
-      <w:pPr>
-        <w:spacing w:after="160" w:before="0" w:line="336" w:lineRule="auto"/>
-      </w:pPr>
-      <w:r>
-        <w:rPr>
-          <w:rFonts w:ascii="Segoe UI" w:hAnsi="Segoe UI" w:cs="Segoe UI" w:eastAsia="Segoe UI"/>
-          <w:b w:val="0"/>
-          <w:i w:val="0"/>
-          <w:color w:val="111C24"/>
-          <w:sz w:val="23"/>
-        </w:rPr>
-        <w:t>Всё, что подбирается, подбирается только на обучающих фолдах: пороги, коридор нормы, веса сети, свод с геометрией и его порог. Поэтому на слайде с метриками — честные числа, посчитанные на снимках, которых модель не видела.</w:t>
+        <w:t>Пять фолдов, группа — исследование: позвоночник и оба бедра пациента всегда в одном фолде. Всё, что подбирается, подбирается только на обучающих фолдах: пороги, веса сети, свод и его порог. Поэтому метрики — честные, на снимках, которых модель не видела.</w:t>
       </w:r>
     </w:p>
     <w:p>
@@ -1885,7 +2692,7 @@
           <w:rFonts w:ascii="Consolas" w:hAnsi="Consolas" w:cs="Consolas" w:eastAsia="Consolas"/>
           <w:b w:val="0"/>
           <w:i w:val="0"/>
-          <w:color w:val="7A8995"/>
+          <w:color w:val="8B8599"/>
           <w:sz w:val="17"/>
         </w:rPr>
         <w:t>ЕСЛИ СПРОСЯТ</w:t>
@@ -1898,38 +2705,16 @@
       </w:pPr>
       <w:r>
         <w:rPr>
-          <w:rFonts w:ascii="Segoe UI" w:hAnsi="Segoe UI" w:cs="Segoe UI" w:eastAsia="Segoe UI"/>
-          <w:color w:val="1B5FD0"/>
+          <w:rFonts w:ascii="Montserrat" w:hAnsi="Montserrat" w:cs="Montserrat" w:eastAsia="Montserrat"/>
+          <w:color w:val="FF0053"/>
           <w:sz w:val="21"/>
         </w:rPr>
         <w:t xml:space="preserve">–  </w:t>
       </w:r>
       <w:r>
         <w:rPr>
-          <w:rFonts w:ascii="Segoe UI" w:hAnsi="Segoe UI" w:cs="Segoe UI" w:eastAsia="Segoe UI"/>
-          <w:color w:val="44545F"/>
-          <w:sz w:val="21"/>
-        </w:rPr>
-        <w:t>folds.csv лежит в репозитории, код его только читает.</w:t>
-      </w:r>
-    </w:p>
-    <w:p>
-      <w:pPr>
-        <w:spacing w:after="80" w:before="0" w:line="312" w:lineRule="auto"/>
-        <w:ind w:left="283" w:hanging="283"/>
-      </w:pPr>
-      <w:r>
-        <w:rPr>
-          <w:rFonts w:ascii="Segoe UI" w:hAnsi="Segoe UI" w:cs="Segoe UI" w:eastAsia="Segoe UI"/>
-          <w:color w:val="1B5FD0"/>
-          <w:sz w:val="21"/>
-        </w:rPr>
-        <w:t xml:space="preserve">–  </w:t>
-      </w:r>
-      <w:r>
-        <w:rPr>
-          <w:rFonts w:ascii="Segoe UI" w:hAnsi="Segoe UI" w:cs="Segoe UI" w:eastAsia="Segoe UI"/>
-          <w:color w:val="44545F"/>
+          <w:rFonts w:ascii="Montserrat" w:hAnsi="Montserrat" w:cs="Montserrat" w:eastAsia="Montserrat"/>
+          <w:color w:val="4A4458"/>
           <w:sz w:val="21"/>
         </w:rPr>
         <w:t>Доверительные интервалы — бутстрэп по исследованиям, а не по снимкам.</w:t>
@@ -1947,18 +2732,18 @@
       <w:r>
         <w:rPr>
           <w:rFonts w:ascii="Consolas" w:hAnsi="Consolas" w:cs="Consolas" w:eastAsia="Consolas"/>
-          <w:color w:val="7A8995"/>
+          <w:color w:val="8B8599"/>
           <w:sz w:val="18"/>
         </w:rPr>
-        <w:t xml:space="preserve">СЛАЙД 06   </w:t>
+        <w:t xml:space="preserve">СЛАЙД 10   </w:t>
       </w:r>
       <w:r>
         <w:rPr>
           <w:rFonts w:ascii="Consolas" w:hAnsi="Consolas" w:cs="Consolas" w:eastAsia="Consolas"/>
-          <w:color w:val="1B5FD0"/>
+          <w:color w:val="FF0053"/>
           <w:sz w:val="18"/>
         </w:rPr>
-        <w:t>0:35</w:t>
+        <w:t>0:30</w:t>
       </w:r>
     </w:p>
     <w:p>
@@ -1967,10 +2752,10 @@
       </w:pPr>
       <w:r>
         <w:rPr>
-          <w:rFonts w:ascii="Segoe UI" w:hAnsi="Segoe UI" w:cs="Segoe UI" w:eastAsia="Segoe UI"/>
+          <w:rFonts w:ascii="Montserrat" w:hAnsi="Montserrat" w:cs="Montserrat" w:eastAsia="Montserrat"/>
           <w:b/>
           <w:i w:val="0"/>
-          <w:color w:val="111C24"/>
+          <w:color w:val="520977"/>
           <w:sz w:val="36"/>
         </w:rPr>
         <w:t>Подход</w:t>
@@ -1983,8 +2768,8 @@
       <w:r>
         <w:drawing>
           <wp:inline xmlns:a="http://schemas.openxmlformats.org/drawingml/2006/main" xmlns:pic="http://schemas.openxmlformats.org/drawingml/2006/picture">
-            <wp:extent cx="6120000" cy="3442500"/>
-            <wp:docPr id="6" name="Picture 6"/>
+            <wp:extent cx="6120000" cy="3444686"/>
+            <wp:docPr id="10" name="Picture 10"/>
             <wp:cNvGraphicFramePr>
               <a:graphicFrameLocks noChangeAspect="1"/>
             </wp:cNvGraphicFramePr>
@@ -1992,11 +2777,11 @@
               <a:graphicData uri="http://schemas.openxmlformats.org/drawingml/2006/picture">
                 <pic:pic>
                   <pic:nvPicPr>
-                    <pic:cNvPr id="0" name="06.png"/>
+                    <pic:cNvPr id="0" name="image.jpg"/>
                     <pic:cNvPicPr/>
                   </pic:nvPicPr>
                   <pic:blipFill>
-                    <a:blip r:embed="rId15"/>
+                    <a:blip r:embed="rId19"/>
                     <a:stretch>
                       <a:fillRect/>
                     </a:stretch>
@@ -2004,7 +2789,7 @@
                   <pic:spPr>
                     <a:xfrm>
                       <a:off x="0" y="0"/>
-                      <a:ext cx="6120000" cy="3442500"/>
+                      <a:ext cx="6120000" cy="3444686"/>
                     </a:xfrm>
                     <a:prstGeom prst="rect"/>
                   </pic:spPr>
@@ -2024,7 +2809,7 @@
           <w:rFonts w:ascii="Consolas" w:hAnsi="Consolas" w:cs="Consolas" w:eastAsia="Consolas"/>
           <w:b w:val="0"/>
           <w:i w:val="0"/>
-          <w:color w:val="1B5FD0"/>
+          <w:color w:val="FF0053"/>
           <w:sz w:val="17"/>
         </w:rPr>
         <w:t>ТЕКСТ ВЫСТУПЛЕНИЯ</w:t>
@@ -2036,10 +2821,10 @@
       </w:pPr>
       <w:r>
         <w:rPr>
-          <w:rFonts w:ascii="Segoe UI" w:hAnsi="Segoe UI" w:cs="Segoe UI" w:eastAsia="Segoe UI"/>
+          <w:rFonts w:ascii="Montserrat" w:hAnsi="Montserrat" w:cs="Montserrat" w:eastAsia="Montserrat"/>
           <w:b w:val="0"/>
           <w:i w:val="0"/>
-          <w:color w:val="111C24"/>
+          <w:color w:val="1C1D22"/>
           <w:sz w:val="23"/>
         </w:rPr>
         <w:t>Мы строили решение от измерений: вердикт должен проверяться глазами. Самый трудный критерий — ротация: разрыв между классами по выступу малого вертела около двух миллиметров.</w:t>
@@ -2051,13 +2836,13 @@
       </w:pPr>
       <w:r>
         <w:rPr>
-          <w:rFonts w:ascii="Segoe UI" w:hAnsi="Segoe UI" w:cs="Segoe UI" w:eastAsia="Segoe UI"/>
+          <w:rFonts w:ascii="Montserrat" w:hAnsi="Montserrat" w:cs="Montserrat" w:eastAsia="Montserrat"/>
           <w:b w:val="0"/>
           <w:i w:val="0"/>
-          <w:color w:val="111C24"/>
+          <w:color w:val="1C1D22"/>
           <w:sz w:val="23"/>
         </w:rPr>
-        <w:t>Мы проверили четыре пути: контур даёт ROC-AUC 0.68, модель вида кадра — 0.50, своя модель ключевых точек не преодолела барьер точности, а сверточная сеть на полном кадре — 0.80. В поставке сеть работает в своде с геометрией: ROC-AUC 0.82.</w:t>
+        <w:t>Контур даёт ROC-AUC 0.68, модель вида кадра — 0.50, модель ключевых точек не преодолела барьер точности, сверточная сеть — 0.80, а свод сети с геометрией — 0.82.</w:t>
       </w:r>
     </w:p>
     <w:p>
@@ -2069,7 +2854,7 @@
           <w:rFonts w:ascii="Consolas" w:hAnsi="Consolas" w:cs="Consolas" w:eastAsia="Consolas"/>
           <w:b w:val="0"/>
           <w:i w:val="0"/>
-          <w:color w:val="7A8995"/>
+          <w:color w:val="8B8599"/>
           <w:sz w:val="17"/>
         </w:rPr>
         <w:t>ЕСЛИ СПРОСЯТ</w:t>
@@ -2082,19 +2867,19 @@
       </w:pPr>
       <w:r>
         <w:rPr>
-          <w:rFonts w:ascii="Segoe UI" w:hAnsi="Segoe UI" w:cs="Segoe UI" w:eastAsia="Segoe UI"/>
-          <w:color w:val="1B5FD0"/>
+          <w:rFonts w:ascii="Montserrat" w:hAnsi="Montserrat" w:cs="Montserrat" w:eastAsia="Montserrat"/>
+          <w:color w:val="FF0053"/>
           <w:sz w:val="21"/>
         </w:rPr>
         <w:t xml:space="preserve">–  </w:t>
       </w:r>
       <w:r>
         <w:rPr>
-          <w:rFonts w:ascii="Segoe UI" w:hAnsi="Segoe UI" w:cs="Segoe UI" w:eastAsia="Segoe UI"/>
-          <w:color w:val="44545F"/>
+          <w:rFonts w:ascii="Montserrat" w:hAnsi="Montserrat" w:cs="Montserrat" w:eastAsia="Montserrat"/>
+          <w:color w:val="4A4458"/>
           <w:sz w:val="21"/>
         </w:rPr>
-        <w:t>Для оси сеть проверяли тоже: ROC-AUC 0.51 — сигнала нет, ось осталась за геометрией.</w:t>
+        <w:t>Для оси сеть проверяли тоже: ROC-AUC 0.51 — сигнала нет.</w:t>
       </w:r>
     </w:p>
     <w:p>
@@ -2109,18 +2894,18 @@
       <w:r>
         <w:rPr>
           <w:rFonts w:ascii="Consolas" w:hAnsi="Consolas" w:cs="Consolas" w:eastAsia="Consolas"/>
-          <w:color w:val="7A8995"/>
+          <w:color w:val="8B8599"/>
           <w:sz w:val="18"/>
         </w:rPr>
-        <w:t xml:space="preserve">СЛАЙД 07   </w:t>
+        <w:t xml:space="preserve">СЛАЙД 11   </w:t>
       </w:r>
       <w:r>
         <w:rPr>
           <w:rFonts w:ascii="Consolas" w:hAnsi="Consolas" w:cs="Consolas" w:eastAsia="Consolas"/>
-          <w:color w:val="1B5FD0"/>
+          <w:color w:val="FF0053"/>
           <w:sz w:val="18"/>
         </w:rPr>
-        <w:t>0:30</w:t>
+        <w:t>0:25</w:t>
       </w:r>
     </w:p>
     <w:p>
@@ -2129,10 +2914,10 @@
       </w:pPr>
       <w:r>
         <w:rPr>
-          <w:rFonts w:ascii="Segoe UI" w:hAnsi="Segoe UI" w:cs="Segoe UI" w:eastAsia="Segoe UI"/>
+          <w:rFonts w:ascii="Montserrat" w:hAnsi="Montserrat" w:cs="Montserrat" w:eastAsia="Montserrat"/>
           <w:b/>
           <w:i w:val="0"/>
-          <w:color w:val="111C24"/>
+          <w:color w:val="520977"/>
           <w:sz w:val="36"/>
         </w:rPr>
         <w:t>Архитектура решения</w:t>
@@ -2145,8 +2930,8 @@
       <w:r>
         <w:drawing>
           <wp:inline xmlns:a="http://schemas.openxmlformats.org/drawingml/2006/main" xmlns:pic="http://schemas.openxmlformats.org/drawingml/2006/picture">
-            <wp:extent cx="6120000" cy="3442500"/>
-            <wp:docPr id="7" name="Picture 7"/>
+            <wp:extent cx="6120000" cy="3444686"/>
+            <wp:docPr id="11" name="Picture 11"/>
             <wp:cNvGraphicFramePr>
               <a:graphicFrameLocks noChangeAspect="1"/>
             </wp:cNvGraphicFramePr>
@@ -2154,11 +2939,11 @@
               <a:graphicData uri="http://schemas.openxmlformats.org/drawingml/2006/picture">
                 <pic:pic>
                   <pic:nvPicPr>
-                    <pic:cNvPr id="0" name="07.png"/>
+                    <pic:cNvPr id="0" name="image.jpg"/>
                     <pic:cNvPicPr/>
                   </pic:nvPicPr>
                   <pic:blipFill>
-                    <a:blip r:embed="rId16"/>
+                    <a:blip r:embed="rId20"/>
                     <a:stretch>
                       <a:fillRect/>
                     </a:stretch>
@@ -2166,7 +2951,7 @@
                   <pic:spPr>
                     <a:xfrm>
                       <a:off x="0" y="0"/>
-                      <a:ext cx="6120000" cy="3442500"/>
+                      <a:ext cx="6120000" cy="3444686"/>
                     </a:xfrm>
                     <a:prstGeom prst="rect"/>
                   </pic:spPr>
@@ -2186,7 +2971,7 @@
           <w:rFonts w:ascii="Consolas" w:hAnsi="Consolas" w:cs="Consolas" w:eastAsia="Consolas"/>
           <w:b w:val="0"/>
           <w:i w:val="0"/>
-          <w:color w:val="1B5FD0"/>
+          <w:color w:val="FF0053"/>
           <w:sz w:val="17"/>
         </w:rPr>
         <w:t>ТЕКСТ ВЫСТУПЛЕНИЯ</w:t>
@@ -2198,13 +2983,13 @@
       </w:pPr>
       <w:r>
         <w:rPr>
-          <w:rFonts w:ascii="Segoe UI" w:hAnsi="Segoe UI" w:cs="Segoe UI" w:eastAsia="Segoe UI"/>
+          <w:rFonts w:ascii="Montserrat" w:hAnsi="Montserrat" w:cs="Montserrat" w:eastAsia="Montserrat"/>
           <w:b w:val="0"/>
           <w:i w:val="0"/>
-          <w:color w:val="111C24"/>
+          <w:color w:val="1C1D22"/>
           <w:sz w:val="23"/>
         </w:rPr>
-        <w:t>Конвейер линейный: чтение с дедупликацией, определение области, независимые критерии и свод. На вход — выгрузка из PACS как есть, на выход — таблица ровно в формате ТЗ, визуализация и DICOM SR. Внизу — фрагмент настоящего отчёта.</w:t>
+        <w:t>Конвейер линейный: чтение с дедупликацией, область, независимые критерии и свод. На вход — выгрузка из PACS как есть, на выход — таблица ровно в формате ТЗ, визуализация и DICOM SR.</w:t>
       </w:r>
     </w:p>
     <w:p>
@@ -2213,13 +2998,13 @@
       </w:pPr>
       <w:r>
         <w:rPr>
-          <w:rFonts w:ascii="Segoe UI" w:hAnsi="Segoe UI" w:cs="Segoe UI" w:eastAsia="Segoe UI"/>
+          <w:rFonts w:ascii="Montserrat" w:hAnsi="Montserrat" w:cs="Montserrat" w:eastAsia="Montserrat"/>
           <w:b w:val="0"/>
           <w:i w:val="0"/>
-          <w:color w:val="111C24"/>
+          <w:color w:val="1C1D22"/>
           <w:sz w:val="23"/>
         </w:rPr>
-        <w:t>Всё в одном контейнере без сети; вычисления в один поток дают побитовую воспроизводимость, это проверяет тест.</w:t>
+        <w:t>Всё в одном контейнере без сети; вычисления в один поток дают побитовую воспроизводимость.</w:t>
       </w:r>
     </w:p>
     <w:p>
@@ -2231,7 +3016,7 @@
           <w:rFonts w:ascii="Consolas" w:hAnsi="Consolas" w:cs="Consolas" w:eastAsia="Consolas"/>
           <w:b w:val="0"/>
           <w:i w:val="0"/>
-          <w:color w:val="7A8995"/>
+          <w:color w:val="8B8599"/>
           <w:sz w:val="17"/>
         </w:rPr>
         <w:t>ЕСЛИ СПРОСЯТ</w:t>
@@ -2244,19 +3029,19 @@
       </w:pPr>
       <w:r>
         <w:rPr>
-          <w:rFonts w:ascii="Segoe UI" w:hAnsi="Segoe UI" w:cs="Segoe UI" w:eastAsia="Segoe UI"/>
-          <w:color w:val="1B5FD0"/>
+          <w:rFonts w:ascii="Montserrat" w:hAnsi="Montserrat" w:cs="Montserrat" w:eastAsia="Montserrat"/>
+          <w:color w:val="FF0053"/>
           <w:sz w:val="21"/>
         </w:rPr>
         <w:t xml:space="preserve">–  </w:t>
       </w:r>
       <w:r>
         <w:rPr>
-          <w:rFonts w:ascii="Segoe UI" w:hAnsi="Segoe UI" w:cs="Segoe UI" w:eastAsia="Segoe UI"/>
-          <w:color w:val="44545F"/>
+          <w:rFonts w:ascii="Montserrat" w:hAnsi="Montserrat" w:cs="Montserrat" w:eastAsia="Montserrat"/>
+          <w:color w:val="4A4458"/>
           <w:sz w:val="21"/>
         </w:rPr>
-        <w:t>Читаются RLE, JPEG, JPEG-LS, JPEG 2000, MONOCHROME1, VOI LUT; зеркальная выгрузка приводится к стандартному виду по PatientOrientation.</w:t>
+        <w:t>Читаются RLE, JPEG, JPEG-LS, JPEG 2000, MONOCHROME1, VOI LUT; зеркальная выгрузка приводится к стандартному виду.</w:t>
       </w:r>
     </w:p>
     <w:p>
@@ -2271,18 +3056,18 @@
       <w:r>
         <w:rPr>
           <w:rFonts w:ascii="Consolas" w:hAnsi="Consolas" w:cs="Consolas" w:eastAsia="Consolas"/>
-          <w:color w:val="7A8995"/>
+          <w:color w:val="8B8599"/>
           <w:sz w:val="18"/>
         </w:rPr>
-        <w:t xml:space="preserve">СЛАЙД 08   </w:t>
+        <w:t xml:space="preserve">СЛАЙД 12   </w:t>
       </w:r>
       <w:r>
         <w:rPr>
           <w:rFonts w:ascii="Consolas" w:hAnsi="Consolas" w:cs="Consolas" w:eastAsia="Consolas"/>
-          <w:color w:val="1B5FD0"/>
+          <w:color w:val="FF0053"/>
           <w:sz w:val="18"/>
         </w:rPr>
-        <w:t>0:30</w:t>
+        <w:t>0:25</w:t>
       </w:r>
     </w:p>
     <w:p>
@@ -2291,10 +3076,10 @@
       </w:pPr>
       <w:r>
         <w:rPr>
-          <w:rFonts w:ascii="Segoe UI" w:hAnsi="Segoe UI" w:cs="Segoe UI" w:eastAsia="Segoe UI"/>
+          <w:rFonts w:ascii="Montserrat" w:hAnsi="Montserrat" w:cs="Montserrat" w:eastAsia="Montserrat"/>
           <w:b/>
           <w:i w:val="0"/>
-          <w:color w:val="111C24"/>
+          <w:color w:val="520977"/>
           <w:sz w:val="36"/>
         </w:rPr>
         <w:t>Модели</w:t>
@@ -2307,8 +3092,8 @@
       <w:r>
         <w:drawing>
           <wp:inline xmlns:a="http://schemas.openxmlformats.org/drawingml/2006/main" xmlns:pic="http://schemas.openxmlformats.org/drawingml/2006/picture">
-            <wp:extent cx="6120000" cy="3442500"/>
-            <wp:docPr id="8" name="Picture 8"/>
+            <wp:extent cx="6120000" cy="3444686"/>
+            <wp:docPr id="12" name="Picture 12"/>
             <wp:cNvGraphicFramePr>
               <a:graphicFrameLocks noChangeAspect="1"/>
             </wp:cNvGraphicFramePr>
@@ -2316,11 +3101,11 @@
               <a:graphicData uri="http://schemas.openxmlformats.org/drawingml/2006/picture">
                 <pic:pic>
                   <pic:nvPicPr>
-                    <pic:cNvPr id="0" name="08.png"/>
+                    <pic:cNvPr id="0" name="image.jpg"/>
                     <pic:cNvPicPr/>
                   </pic:nvPicPr>
                   <pic:blipFill>
-                    <a:blip r:embed="rId17"/>
+                    <a:blip r:embed="rId21"/>
                     <a:stretch>
                       <a:fillRect/>
                     </a:stretch>
@@ -2328,7 +3113,7 @@
                   <pic:spPr>
                     <a:xfrm>
                       <a:off x="0" y="0"/>
-                      <a:ext cx="6120000" cy="3442500"/>
+                      <a:ext cx="6120000" cy="3444686"/>
                     </a:xfrm>
                     <a:prstGeom prst="rect"/>
                   </pic:spPr>
@@ -2348,7 +3133,7 @@
           <w:rFonts w:ascii="Consolas" w:hAnsi="Consolas" w:cs="Consolas" w:eastAsia="Consolas"/>
           <w:b w:val="0"/>
           <w:i w:val="0"/>
-          <w:color w:val="1B5FD0"/>
+          <w:color w:val="FF0053"/>
           <w:sz w:val="17"/>
         </w:rPr>
         <w:t>ТЕКСТ ВЫСТУПЛЕНИЯ</w:t>
@@ -2360,28 +3145,13 @@
       </w:pPr>
       <w:r>
         <w:rPr>
-          <w:rFonts w:ascii="Segoe UI" w:hAnsi="Segoe UI" w:cs="Segoe UI" w:eastAsia="Segoe UI"/>
+          <w:rFonts w:ascii="Montserrat" w:hAnsi="Montserrat" w:cs="Montserrat" w:eastAsia="Montserrat"/>
           <w:b w:val="0"/>
           <w:i w:val="0"/>
-          <w:color w:val="111C24"/>
+          <w:color w:val="1C1D22"/>
           <w:sz w:val="23"/>
         </w:rPr>
-        <w:t>Шесть модулей. Четыре — геометрия и линейные модели: область снимка, позвоночник, длина поля и отступы бедра, выступ малого вертела.</w:t>
-      </w:r>
-    </w:p>
-    <w:p>
-      <w:pPr>
-        <w:spacing w:after="160" w:before="0" w:line="336" w:lineRule="auto"/>
-      </w:pPr>
-      <w:r>
-        <w:rPr>
-          <w:rFonts w:ascii="Segoe UI" w:hAnsi="Segoe UI" w:cs="Segoe UI" w:eastAsia="Segoe UI"/>
-          <w:b w:val="0"/>
-          <w:i w:val="0"/>
-          <w:color w:val="111C24"/>
-          <w:sz w:val="23"/>
-        </w:rPr>
-        <w:t>Пятый — сверточная сеть ResNet-34, ансамбль из трёх моделей, исполняется onnxruntime на процессоре. Шестой — наша модель ключевых точек: обучена, но в честном сравнении проигрывает контуру, поэтому включается флагом.</w:t>
+        <w:t>Шесть модулей. Четыре — геометрия и линейные модели: область, позвоночник, длина поля и отступы бедра, выступ малого вертела. Пятый — ансамбль из трёх ResNet-34 на onnxruntime. Шестой — наша модель ключевых точек: обучены два фолда из пяти, на них по оси она не хуже контура, но в 12 раз медленнее, поэтому включается флагом.</w:t>
       </w:r>
     </w:p>
     <w:p>
@@ -2393,7 +3163,7 @@
           <w:rFonts w:ascii="Consolas" w:hAnsi="Consolas" w:cs="Consolas" w:eastAsia="Consolas"/>
           <w:b w:val="0"/>
           <w:i w:val="0"/>
-          <w:color w:val="7A8995"/>
+          <w:color w:val="8B8599"/>
           <w:sz w:val="17"/>
         </w:rPr>
         <w:t>ЕСЛИ СПРОСЯТ</w:t>
@@ -2406,19 +3176,19 @@
       </w:pPr>
       <w:r>
         <w:rPr>
-          <w:rFonts w:ascii="Segoe UI" w:hAnsi="Segoe UI" w:cs="Segoe UI" w:eastAsia="Segoe UI"/>
-          <w:color w:val="1B5FD0"/>
+          <w:rFonts w:ascii="Montserrat" w:hAnsi="Montserrat" w:cs="Montserrat" w:eastAsia="Montserrat"/>
+          <w:color w:val="FF0053"/>
           <w:sz w:val="21"/>
         </w:rPr>
         <w:t xml:space="preserve">–  </w:t>
       </w:r>
       <w:r>
         <w:rPr>
-          <w:rFonts w:ascii="Segoe UI" w:hAnsi="Segoe UI" w:cs="Segoe UI" w:eastAsia="Segoe UI"/>
-          <w:color w:val="44545F"/>
+          <w:rFonts w:ascii="Montserrat" w:hAnsi="Montserrat" w:cs="Montserrat" w:eastAsia="Montserrat"/>
+          <w:color w:val="4A4458"/>
           <w:sz w:val="21"/>
         </w:rPr>
-        <w:t>ONNX-веса хранятся в fp16 и приводятся к fp32 при загрузке — файл вдвое меньше.</w:t>
+        <w:t>ONNX-веса хранятся в fp16 — файл вдвое меньше.</w:t>
       </w:r>
     </w:p>
     <w:p>
@@ -2433,18 +3203,18 @@
       <w:r>
         <w:rPr>
           <w:rFonts w:ascii="Consolas" w:hAnsi="Consolas" w:cs="Consolas" w:eastAsia="Consolas"/>
-          <w:color w:val="7A8995"/>
+          <w:color w:val="8B8599"/>
           <w:sz w:val="18"/>
         </w:rPr>
-        <w:t xml:space="preserve">СЛАЙД 09   </w:t>
+        <w:t xml:space="preserve">СЛАЙД 13   </w:t>
       </w:r>
       <w:r>
         <w:rPr>
           <w:rFonts w:ascii="Consolas" w:hAnsi="Consolas" w:cs="Consolas" w:eastAsia="Consolas"/>
-          <w:color w:val="1B5FD0"/>
+          <w:color w:val="FF0053"/>
           <w:sz w:val="18"/>
         </w:rPr>
-        <w:t>0:20</w:t>
+        <w:t>0:15</w:t>
       </w:r>
     </w:p>
     <w:p>
@@ -2453,10 +3223,10 @@
       </w:pPr>
       <w:r>
         <w:rPr>
-          <w:rFonts w:ascii="Segoe UI" w:hAnsi="Segoe UI" w:cs="Segoe UI" w:eastAsia="Segoe UI"/>
+          <w:rFonts w:ascii="Montserrat" w:hAnsi="Montserrat" w:cs="Montserrat" w:eastAsia="Montserrat"/>
           <w:b/>
           <w:i w:val="0"/>
-          <w:color w:val="111C24"/>
+          <w:color w:val="520977"/>
           <w:sz w:val="36"/>
         </w:rPr>
         <w:t>Предобработка и постобработка</w:t>
@@ -2469,8 +3239,8 @@
       <w:r>
         <w:drawing>
           <wp:inline xmlns:a="http://schemas.openxmlformats.org/drawingml/2006/main" xmlns:pic="http://schemas.openxmlformats.org/drawingml/2006/picture">
-            <wp:extent cx="6120000" cy="3442500"/>
-            <wp:docPr id="9" name="Picture 9"/>
+            <wp:extent cx="6120000" cy="3444686"/>
+            <wp:docPr id="13" name="Picture 13"/>
             <wp:cNvGraphicFramePr>
               <a:graphicFrameLocks noChangeAspect="1"/>
             </wp:cNvGraphicFramePr>
@@ -2478,11 +3248,11 @@
               <a:graphicData uri="http://schemas.openxmlformats.org/drawingml/2006/picture">
                 <pic:pic>
                   <pic:nvPicPr>
-                    <pic:cNvPr id="0" name="09.png"/>
+                    <pic:cNvPr id="0" name="image.jpg"/>
                     <pic:cNvPicPr/>
                   </pic:nvPicPr>
                   <pic:blipFill>
-                    <a:blip r:embed="rId18"/>
+                    <a:blip r:embed="rId22"/>
                     <a:stretch>
                       <a:fillRect/>
                     </a:stretch>
@@ -2490,7 +3260,7 @@
                   <pic:spPr>
                     <a:xfrm>
                       <a:off x="0" y="0"/>
-                      <a:ext cx="6120000" cy="3442500"/>
+                      <a:ext cx="6120000" cy="3444686"/>
                     </a:xfrm>
                     <a:prstGeom prst="rect"/>
                   </pic:spPr>
@@ -2510,7 +3280,7 @@
           <w:rFonts w:ascii="Consolas" w:hAnsi="Consolas" w:cs="Consolas" w:eastAsia="Consolas"/>
           <w:b w:val="0"/>
           <w:i w:val="0"/>
-          <w:color w:val="1B5FD0"/>
+          <w:color w:val="FF0053"/>
           <w:sz w:val="17"/>
         </w:rPr>
         <w:t>ТЕКСТ ВЫСТУПЛЕНИЯ</w:t>
@@ -2522,13 +3292,13 @@
       </w:pPr>
       <w:r>
         <w:rPr>
-          <w:rFonts w:ascii="Segoe UI" w:hAnsi="Segoe UI" w:cs="Segoe UI" w:eastAsia="Segoe UI"/>
+          <w:rFonts w:ascii="Montserrat" w:hAnsi="Montserrat" w:cs="Montserrat" w:eastAsia="Montserrat"/>
           <w:b w:val="0"/>
           <w:i w:val="0"/>
-          <w:color w:val="111C24"/>
+          <w:color w:val="1C1D22"/>
           <w:sz w:val="23"/>
         </w:rPr>
-        <w:t>До модели всё приводится к миллиметрам и к одной стороне: правое бедро отражается в левое. После — калиброванные пороги, свод сети с геометрией и вероятности по Платту: оператор видит не только вердикт, но и насколько система в нём уверена.</w:t>
+        <w:t>До модели всё приводится к миллиметрам и к одной стороне. После — калиброванные пороги, свод и вероятности по Платту: оператор видит, насколько система уверена.</w:t>
       </w:r>
     </w:p>
     <w:p>
@@ -2540,7 +3310,7 @@
           <w:rFonts w:ascii="Consolas" w:hAnsi="Consolas" w:cs="Consolas" w:eastAsia="Consolas"/>
           <w:b w:val="0"/>
           <w:i w:val="0"/>
-          <w:color w:val="7A8995"/>
+          <w:color w:val="8B8599"/>
           <w:sz w:val="17"/>
         </w:rPr>
         <w:t>ЕСЛИ СПРОСЯТ</w:t>
@@ -2553,16 +3323,16 @@
       </w:pPr>
       <w:r>
         <w:rPr>
-          <w:rFonts w:ascii="Segoe UI" w:hAnsi="Segoe UI" w:cs="Segoe UI" w:eastAsia="Segoe UI"/>
-          <w:color w:val="1B5FD0"/>
+          <w:rFonts w:ascii="Montserrat" w:hAnsi="Montserrat" w:cs="Montserrat" w:eastAsia="Montserrat"/>
+          <w:color w:val="FF0053"/>
           <w:sz w:val="21"/>
         </w:rPr>
         <w:t xml:space="preserve">–  </w:t>
       </w:r>
       <w:r>
         <w:rPr>
-          <w:rFonts w:ascii="Segoe UI" w:hAnsi="Segoe UI" w:cs="Segoe UI" w:eastAsia="Segoe UI"/>
-          <w:color w:val="44545F"/>
+          <w:rFonts w:ascii="Montserrat" w:hAnsi="Montserrat" w:cs="Montserrat" w:eastAsia="Montserrat"/>
+          <w:color w:val="4A4458"/>
           <w:sz w:val="21"/>
         </w:rPr>
         <w:t>Для сети яркость нормализуется по перцентилям: 12-битный снимок не сломает вход.</w:t>
@@ -2580,18 +3350,18 @@
       <w:r>
         <w:rPr>
           <w:rFonts w:ascii="Consolas" w:hAnsi="Consolas" w:cs="Consolas" w:eastAsia="Consolas"/>
-          <w:color w:val="7A8995"/>
+          <w:color w:val="8B8599"/>
           <w:sz w:val="18"/>
         </w:rPr>
-        <w:t xml:space="preserve">СЛАЙД 10   </w:t>
+        <w:t xml:space="preserve">СЛАЙД 14   </w:t>
       </w:r>
       <w:r>
         <w:rPr>
           <w:rFonts w:ascii="Consolas" w:hAnsi="Consolas" w:cs="Consolas" w:eastAsia="Consolas"/>
-          <w:color w:val="1B5FD0"/>
+          <w:color w:val="FF0053"/>
           <w:sz w:val="18"/>
         </w:rPr>
-        <w:t>0:45</w:t>
+        <w:t>0:40</w:t>
       </w:r>
     </w:p>
     <w:p>
@@ -2600,10 +3370,10 @@
       </w:pPr>
       <w:r>
         <w:rPr>
-          <w:rFonts w:ascii="Segoe UI" w:hAnsi="Segoe UI" w:cs="Segoe UI" w:eastAsia="Segoe UI"/>
+          <w:rFonts w:ascii="Montserrat" w:hAnsi="Montserrat" w:cs="Montserrat" w:eastAsia="Montserrat"/>
           <w:b/>
           <w:i w:val="0"/>
-          <w:color w:val="111C24"/>
+          <w:color w:val="520977"/>
           <w:sz w:val="36"/>
         </w:rPr>
         <w:t>Метрики качества</w:t>
@@ -2616,8 +3386,8 @@
       <w:r>
         <w:drawing>
           <wp:inline xmlns:a="http://schemas.openxmlformats.org/drawingml/2006/main" xmlns:pic="http://schemas.openxmlformats.org/drawingml/2006/picture">
-            <wp:extent cx="6120000" cy="3442500"/>
-            <wp:docPr id="10" name="Picture 10"/>
+            <wp:extent cx="6120000" cy="3444686"/>
+            <wp:docPr id="14" name="Picture 14"/>
             <wp:cNvGraphicFramePr>
               <a:graphicFrameLocks noChangeAspect="1"/>
             </wp:cNvGraphicFramePr>
@@ -2625,11 +3395,11 @@
               <a:graphicData uri="http://schemas.openxmlformats.org/drawingml/2006/picture">
                 <pic:pic>
                   <pic:nvPicPr>
-                    <pic:cNvPr id="0" name="10.png"/>
+                    <pic:cNvPr id="0" name="image.jpg"/>
                     <pic:cNvPicPr/>
                   </pic:nvPicPr>
                   <pic:blipFill>
-                    <a:blip r:embed="rId19"/>
+                    <a:blip r:embed="rId23"/>
                     <a:stretch>
                       <a:fillRect/>
                     </a:stretch>
@@ -2637,7 +3407,7 @@
                   <pic:spPr>
                     <a:xfrm>
                       <a:off x="0" y="0"/>
-                      <a:ext cx="6120000" cy="3442500"/>
+                      <a:ext cx="6120000" cy="3444686"/>
                     </a:xfrm>
                     <a:prstGeom prst="rect"/>
                   </pic:spPr>
@@ -2657,7 +3427,7 @@
           <w:rFonts w:ascii="Consolas" w:hAnsi="Consolas" w:cs="Consolas" w:eastAsia="Consolas"/>
           <w:b w:val="0"/>
           <w:i w:val="0"/>
-          <w:color w:val="1B5FD0"/>
+          <w:color w:val="FF0053"/>
           <w:sz w:val="17"/>
         </w:rPr>
         <w:t>ТЕКСТ ВЫСТУПЛЕНИЯ</w:t>
@@ -2669,13 +3439,13 @@
       </w:pPr>
       <w:r>
         <w:rPr>
-          <w:rFonts w:ascii="Segoe UI" w:hAnsi="Segoe UI" w:cs="Segoe UI" w:eastAsia="Segoe UI"/>
+          <w:rFonts w:ascii="Montserrat" w:hAnsi="Montserrat" w:cs="Montserrat" w:eastAsia="Montserrat"/>
           <w:b w:val="0"/>
           <w:i w:val="0"/>
-          <w:color w:val="111C24"/>
+          <w:color w:val="1C1D22"/>
           <w:sz w:val="23"/>
         </w:rPr>
-        <w:t>Это честные числа: каждый вердикт вынесен моделью и порогом, которые этот снимок не видели. По бинарному классу «есть нарушение» F1 0.58, ROC-AUC 0.78; без сети было 0.52 и 0.71.</w:t>
+        <w:t>Это честные числа: каждый вердикт вынесен моделью и порогом, которые этот снимок не видели. По классу «есть нарушение» F1 0.58, ROC-AUC 0.78; у исходного решения было 0.49 и 0.68.</w:t>
       </w:r>
     </w:p>
     <w:p>
@@ -2684,13 +3454,13 @@
       </w:pPr>
       <w:r>
         <w:rPr>
-          <w:rFonts w:ascii="Segoe UI" w:hAnsi="Segoe UI" w:cs="Segoe UI" w:eastAsia="Segoe UI"/>
+          <w:rFonts w:ascii="Montserrat" w:hAnsi="Montserrat" w:cs="Montserrat" w:eastAsia="Montserrat"/>
           <w:b w:val="0"/>
           <w:i w:val="0"/>
-          <w:color w:val="111C24"/>
+          <w:color w:val="1C1D22"/>
           <w:sz w:val="23"/>
         </w:rPr>
-        <w:t>Больше всего выросли ротация — F1 0.48 → 0.55 — и отступы ROI — 0.35 → 0.71. Интервалы широкие, потому что нарушений 6–36 на критерий, и мы их не прячем.</w:t>
+        <w:t>Больше всего выросли отступы ROI — F1 0.35 → 0.71 — и ротация. Интервалы широкие: нарушений 6–36 на критерий, и мы этого не прячем.</w:t>
       </w:r>
     </w:p>
     <w:p>
@@ -2702,7 +3472,7 @@
           <w:rFonts w:ascii="Consolas" w:hAnsi="Consolas" w:cs="Consolas" w:eastAsia="Consolas"/>
           <w:b w:val="0"/>
           <w:i w:val="0"/>
-          <w:color w:val="7A8995"/>
+          <w:color w:val="8B8599"/>
           <w:sz w:val="17"/>
         </w:rPr>
         <w:t>ЕСЛИ СПРОСЯТ</w:t>
@@ -2715,19 +3485,19 @@
       </w:pPr>
       <w:r>
         <w:rPr>
-          <w:rFonts w:ascii="Segoe UI" w:hAnsi="Segoe UI" w:cs="Segoe UI" w:eastAsia="Segoe UI"/>
-          <w:color w:val="1B5FD0"/>
+          <w:rFonts w:ascii="Montserrat" w:hAnsi="Montserrat" w:cs="Montserrat" w:eastAsia="Montserrat"/>
+          <w:color w:val="FF0053"/>
           <w:sz w:val="21"/>
         </w:rPr>
         <w:t xml:space="preserve">–  </w:t>
       </w:r>
       <w:r>
         <w:rPr>
-          <w:rFonts w:ascii="Segoe UI" w:hAnsi="Segoe UI" w:cs="Segoe UI" w:eastAsia="Segoe UI"/>
-          <w:color w:val="44545F"/>
+          <w:rFonts w:ascii="Montserrat" w:hAnsi="Montserrat" w:cs="Montserrat" w:eastAsia="Montserrat"/>
+          <w:color w:val="4A4458"/>
           <w:sz w:val="21"/>
         </w:rPr>
-        <w:t>macro-F1 по типам нарушений: 0.469 без сети, 0.497 с сетью.</w:t>
+        <w:t>macro-F1 по типам нарушений: 0.395 → 0.497.</w:t>
       </w:r>
     </w:p>
     <w:p>
@@ -2737,16 +3507,16 @@
       </w:pPr>
       <w:r>
         <w:rPr>
-          <w:rFonts w:ascii="Segoe UI" w:hAnsi="Segoe UI" w:cs="Segoe UI" w:eastAsia="Segoe UI"/>
-          <w:color w:val="1B5FD0"/>
+          <w:rFonts w:ascii="Montserrat" w:hAnsi="Montserrat" w:cs="Montserrat" w:eastAsia="Montserrat"/>
+          <w:color w:val="FF0053"/>
           <w:sz w:val="21"/>
         </w:rPr>
         <w:t xml:space="preserve">–  </w:t>
       </w:r>
       <w:r>
         <w:rPr>
-          <w:rFonts w:ascii="Segoe UI" w:hAnsi="Segoe UI" w:cs="Segoe UI" w:eastAsia="Segoe UI"/>
-          <w:color w:val="44545F"/>
+          <w:rFonts w:ascii="Montserrat" w:hAnsi="Montserrat" w:cs="Montserrat" w:eastAsia="Montserrat"/>
+          <w:color w:val="4A4458"/>
           <w:sz w:val="21"/>
         </w:rPr>
         <w:t>Бедро: F1 0.60, ROC-AUC 0.82; позвоночник: F1 0.55.</w:t>
@@ -2759,16 +3529,16 @@
       </w:pPr>
       <w:r>
         <w:rPr>
-          <w:rFonts w:ascii="Segoe UI" w:hAnsi="Segoe UI" w:cs="Segoe UI" w:eastAsia="Segoe UI"/>
-          <w:color w:val="1B5FD0"/>
+          <w:rFonts w:ascii="Montserrat" w:hAnsi="Montserrat" w:cs="Montserrat" w:eastAsia="Montserrat"/>
+          <w:color w:val="FF0053"/>
           <w:sz w:val="21"/>
         </w:rPr>
         <w:t xml:space="preserve">–  </w:t>
       </w:r>
       <w:r>
         <w:rPr>
-          <w:rFonts w:ascii="Segoe UI" w:hAnsi="Segoe UI" w:cs="Segoe UI" w:eastAsia="Segoe UI"/>
-          <w:color w:val="44545F"/>
+          <w:rFonts w:ascii="Montserrat" w:hAnsi="Montserrat" w:cs="Montserrat" w:eastAsia="Montserrat"/>
+          <w:color w:val="4A4458"/>
           <w:sz w:val="21"/>
         </w:rPr>
         <w:t>Область определяется верно на 252 снимках из 252, обработано 100 % файлов.</w:t>
@@ -2786,18 +3556,18 @@
       <w:r>
         <w:rPr>
           <w:rFonts w:ascii="Consolas" w:hAnsi="Consolas" w:cs="Consolas" w:eastAsia="Consolas"/>
-          <w:color w:val="7A8995"/>
+          <w:color w:val="8B8599"/>
           <w:sz w:val="18"/>
         </w:rPr>
-        <w:t xml:space="preserve">СЛАЙД 11   </w:t>
+        <w:t xml:space="preserve">СЛАЙД 15   </w:t>
       </w:r>
       <w:r>
         <w:rPr>
           <w:rFonts w:ascii="Consolas" w:hAnsi="Consolas" w:cs="Consolas" w:eastAsia="Consolas"/>
-          <w:color w:val="1B5FD0"/>
+          <w:color w:val="FF0053"/>
           <w:sz w:val="18"/>
         </w:rPr>
-        <w:t>0:30</w:t>
+        <w:t>0:25</w:t>
       </w:r>
     </w:p>
     <w:p>
@@ -2806,10 +3576,10 @@
       </w:pPr>
       <w:r>
         <w:rPr>
-          <w:rFonts w:ascii="Segoe UI" w:hAnsi="Segoe UI" w:cs="Segoe UI" w:eastAsia="Segoe UI"/>
+          <w:rFonts w:ascii="Montserrat" w:hAnsi="Montserrat" w:cs="Montserrat" w:eastAsia="Montserrat"/>
           <w:b/>
           <w:i w:val="0"/>
-          <w:color w:val="111C24"/>
+          <w:color w:val="520977"/>
           <w:sz w:val="36"/>
         </w:rPr>
         <w:t>Эксперименты</w:t>
@@ -2822,8 +3592,8 @@
       <w:r>
         <w:drawing>
           <wp:inline xmlns:a="http://schemas.openxmlformats.org/drawingml/2006/main" xmlns:pic="http://schemas.openxmlformats.org/drawingml/2006/picture">
-            <wp:extent cx="6120000" cy="3442500"/>
-            <wp:docPr id="11" name="Picture 11"/>
+            <wp:extent cx="6120000" cy="3444686"/>
+            <wp:docPr id="15" name="Picture 15"/>
             <wp:cNvGraphicFramePr>
               <a:graphicFrameLocks noChangeAspect="1"/>
             </wp:cNvGraphicFramePr>
@@ -2831,11 +3601,11 @@
               <a:graphicData uri="http://schemas.openxmlformats.org/drawingml/2006/picture">
                 <pic:pic>
                   <pic:nvPicPr>
-                    <pic:cNvPr id="0" name="11.png"/>
+                    <pic:cNvPr id="0" name="image.jpg"/>
                     <pic:cNvPicPr/>
                   </pic:nvPicPr>
                   <pic:blipFill>
-                    <a:blip r:embed="rId20"/>
+                    <a:blip r:embed="rId24"/>
                     <a:stretch>
                       <a:fillRect/>
                     </a:stretch>
@@ -2843,7 +3613,7 @@
                   <pic:spPr>
                     <a:xfrm>
                       <a:off x="0" y="0"/>
-                      <a:ext cx="6120000" cy="3442500"/>
+                      <a:ext cx="6120000" cy="3444686"/>
                     </a:xfrm>
                     <a:prstGeom prst="rect"/>
                   </pic:spPr>
@@ -2863,7 +3633,7 @@
           <w:rFonts w:ascii="Consolas" w:hAnsi="Consolas" w:cs="Consolas" w:eastAsia="Consolas"/>
           <w:b w:val="0"/>
           <w:i w:val="0"/>
-          <w:color w:val="1B5FD0"/>
+          <w:color w:val="FF0053"/>
           <w:sz w:val="17"/>
         </w:rPr>
         <w:t>ТЕКСТ ВЫСТУПЛЕНИЯ</w:t>
@@ -2875,13 +3645,13 @@
       </w:pPr>
       <w:r>
         <w:rPr>
-          <w:rFonts w:ascii="Segoe UI" w:hAnsi="Segoe UI" w:cs="Segoe UI" w:eastAsia="Segoe UI"/>
+          <w:rFonts w:ascii="Montserrat" w:hAnsi="Montserrat" w:cs="Montserrat" w:eastAsia="Montserrat"/>
           <w:b w:val="0"/>
           <w:i w:val="0"/>
-          <w:color w:val="111C24"/>
+          <w:color w:val="1C1D22"/>
           <w:sz w:val="23"/>
         </w:rPr>
-        <w:t>ROC-кривые out-of-fold. Для ротации сеть заметно лучше геометрии, свод добавляет ещё немного. Для посторонних предметов выигрыш скромнее: морфологический фильтр и так хорош, сеть дополняет его там, где предмет не яркий и не вытянутый.</w:t>
+        <w:t>ROC-кривые out-of-fold. Для ротации сеть заметно лучше геометрии, свод добавляет ещё. Для посторонних предметов сеть дополняет морфологический фильтр там, где предмет не яркий.</w:t>
       </w:r>
     </w:p>
     <w:p>
@@ -2890,13 +3660,13 @@
       </w:pPr>
       <w:r>
         <w:rPr>
-          <w:rFonts w:ascii="Segoe UI" w:hAnsi="Segoe UI" w:cs="Segoe UI" w:eastAsia="Segoe UI"/>
+          <w:rFonts w:ascii="Montserrat" w:hAnsi="Montserrat" w:cs="Montserrat" w:eastAsia="Montserrat"/>
           <w:b w:val="0"/>
           <w:i w:val="0"/>
-          <w:color w:val="111C24"/>
+          <w:color w:val="1C1D22"/>
           <w:sz w:val="23"/>
         </w:rPr>
-        <w:t>Справа от графиков — вердикт, у которого и свод, и порог подобраны без отложенного фолда: ротация 0.55 против 0.48 у одного выступа.</w:t>
+        <w:t>Вердикт, у которого свод и порог подобраны без отложенного фолда: ротация F1 0.55 против 0.48 у одного выступа.</w:t>
       </w:r>
     </w:p>
     <w:p>
@@ -2908,7 +3678,7 @@
           <w:rFonts w:ascii="Consolas" w:hAnsi="Consolas" w:cs="Consolas" w:eastAsia="Consolas"/>
           <w:b w:val="0"/>
           <w:i w:val="0"/>
-          <w:color w:val="7A8995"/>
+          <w:color w:val="8B8599"/>
           <w:sz w:val="17"/>
         </w:rPr>
         <w:t>ЕСЛИ СПРОСЯТ</w:t>
@@ -2921,19 +3691,19 @@
       </w:pPr>
       <w:r>
         <w:rPr>
-          <w:rFonts w:ascii="Segoe UI" w:hAnsi="Segoe UI" w:cs="Segoe UI" w:eastAsia="Segoe UI"/>
-          <w:color w:val="1B5FD0"/>
+          <w:rFonts w:ascii="Montserrat" w:hAnsi="Montserrat" w:cs="Montserrat" w:eastAsia="Montserrat"/>
+          <w:color w:val="FF0053"/>
           <w:sz w:val="21"/>
         </w:rPr>
         <w:t xml:space="preserve">–  </w:t>
       </w:r>
       <w:r>
         <w:rPr>
-          <w:rFonts w:ascii="Segoe UI" w:hAnsi="Segoe UI" w:cs="Segoe UI" w:eastAsia="Segoe UI"/>
-          <w:color w:val="44545F"/>
+          <w:rFonts w:ascii="Montserrat" w:hAnsi="Montserrat" w:cs="Montserrat" w:eastAsia="Montserrat"/>
+          <w:color w:val="4A4458"/>
           <w:sz w:val="21"/>
         </w:rPr>
-        <w:t>Порог — доля нарушений в обучающей выборке: на 36 примерах максимум F1 переносится хуже.</w:t>
+        <w:t>Порог — доля нарушений в обучающей выборке: максимум F1 на 36 примерах переносится хуже.</w:t>
       </w:r>
     </w:p>
     <w:p>
@@ -2948,18 +3718,18 @@
       <w:r>
         <w:rPr>
           <w:rFonts w:ascii="Consolas" w:hAnsi="Consolas" w:cs="Consolas" w:eastAsia="Consolas"/>
-          <w:color w:val="7A8995"/>
+          <w:color w:val="8B8599"/>
           <w:sz w:val="18"/>
         </w:rPr>
-        <w:t xml:space="preserve">СЛАЙД 12   </w:t>
+        <w:t xml:space="preserve">СЛАЙД 16   </w:t>
       </w:r>
       <w:r>
         <w:rPr>
           <w:rFonts w:ascii="Consolas" w:hAnsi="Consolas" w:cs="Consolas" w:eastAsia="Consolas"/>
-          <w:color w:val="1B5FD0"/>
+          <w:color w:val="FF0053"/>
           <w:sz w:val="18"/>
         </w:rPr>
-        <w:t>0:30</w:t>
+        <w:t>0:25</w:t>
       </w:r>
     </w:p>
     <w:p>
@@ -2968,10 +3738,10 @@
       </w:pPr>
       <w:r>
         <w:rPr>
-          <w:rFonts w:ascii="Segoe UI" w:hAnsi="Segoe UI" w:cs="Segoe UI" w:eastAsia="Segoe UI"/>
+          <w:rFonts w:ascii="Montserrat" w:hAnsi="Montserrat" w:cs="Montserrat" w:eastAsia="Montserrat"/>
           <w:b/>
           <w:i w:val="0"/>
-          <w:color w:val="111C24"/>
+          <w:color w:val="520977"/>
           <w:sz w:val="36"/>
         </w:rPr>
         <w:t>Сравнение вариантов</w:t>
@@ -2984,8 +3754,8 @@
       <w:r>
         <w:drawing>
           <wp:inline xmlns:a="http://schemas.openxmlformats.org/drawingml/2006/main" xmlns:pic="http://schemas.openxmlformats.org/drawingml/2006/picture">
-            <wp:extent cx="6120000" cy="3442500"/>
-            <wp:docPr id="12" name="Picture 12"/>
+            <wp:extent cx="6120000" cy="3444686"/>
+            <wp:docPr id="16" name="Picture 16"/>
             <wp:cNvGraphicFramePr>
               <a:graphicFrameLocks noChangeAspect="1"/>
             </wp:cNvGraphicFramePr>
@@ -2993,11 +3763,11 @@
               <a:graphicData uri="http://schemas.openxmlformats.org/drawingml/2006/picture">
                 <pic:pic>
                   <pic:nvPicPr>
-                    <pic:cNvPr id="0" name="12.png"/>
+                    <pic:cNvPr id="0" name="image.jpg"/>
                     <pic:cNvPicPr/>
                   </pic:nvPicPr>
                   <pic:blipFill>
-                    <a:blip r:embed="rId21"/>
+                    <a:blip r:embed="rId25"/>
                     <a:stretch>
                       <a:fillRect/>
                     </a:stretch>
@@ -3005,7 +3775,7 @@
                   <pic:spPr>
                     <a:xfrm>
                       <a:off x="0" y="0"/>
-                      <a:ext cx="6120000" cy="3442500"/>
+                      <a:ext cx="6120000" cy="3444686"/>
                     </a:xfrm>
                     <a:prstGeom prst="rect"/>
                   </pic:spPr>
@@ -3025,7 +3795,7 @@
           <w:rFonts w:ascii="Consolas" w:hAnsi="Consolas" w:cs="Consolas" w:eastAsia="Consolas"/>
           <w:b w:val="0"/>
           <w:i w:val="0"/>
-          <w:color w:val="1B5FD0"/>
+          <w:color w:val="FF0053"/>
           <w:sz w:val="17"/>
         </w:rPr>
         <w:t>ТЕКСТ ВЫСТУПЛЕНИЯ</w:t>
@@ -3037,28 +3807,13 @@
       </w:pPr>
       <w:r>
         <w:rPr>
-          <w:rFonts w:ascii="Segoe UI" w:hAnsi="Segoe UI" w:cs="Segoe UI" w:eastAsia="Segoe UI"/>
+          <w:rFonts w:ascii="Montserrat" w:hAnsi="Montserrat" w:cs="Montserrat" w:eastAsia="Montserrat"/>
           <w:b w:val="0"/>
           <w:i w:val="0"/>
-          <w:color w:val="111C24"/>
+          <w:color w:val="1C1D22"/>
           <w:sz w:val="23"/>
         </w:rPr>
-        <w:t>Здесь решения, которые изменила честная оценка. Модель точек точна, но на оси по ранжированию проигрывает контуру и в десять раз медленнее. Для укладки правило «обе оценки согласны» выглядело лучшим на всей выборке и провалилось out-of-fold.</w:t>
-      </w:r>
-    </w:p>
-    <w:p>
-      <w:pPr>
-        <w:spacing w:after="160" w:before="0" w:line="336" w:lineRule="auto"/>
-      </w:pPr>
-      <w:r>
-        <w:rPr>
-          <w:rFonts w:ascii="Segoe UI" w:hAnsi="Segoe UI" w:cs="Segoe UI" w:eastAsia="Segoe UI"/>
-          <w:b w:val="0"/>
-          <w:i w:val="0"/>
-          <w:color w:val="111C24"/>
-          <w:sz w:val="23"/>
-        </w:rPr>
-        <w:t>Для сети мы перебрали энкодеры, размер входа и ансамбль; лучший вариант — три ResNet-34 и порог по доле нарушений.</w:t>
+        <w:t>Решения, которые изменила честная оценка. Модель точек пока обучена на двух фолдах из пяти: на них по оси она не хуже контура, но в 12 раз медленнее, поэтому выключена по умолчанию. Для укладки правило «обе оценки согласны» было лучшим на всей выборке и провалилось out-of-fold.</w:t>
       </w:r>
     </w:p>
     <w:p>
@@ -3070,7 +3825,7 @@
           <w:rFonts w:ascii="Consolas" w:hAnsi="Consolas" w:cs="Consolas" w:eastAsia="Consolas"/>
           <w:b w:val="0"/>
           <w:i w:val="0"/>
-          <w:color w:val="7A8995"/>
+          <w:color w:val="8B8599"/>
           <w:sz w:val="17"/>
         </w:rPr>
         <w:t>ЕСЛИ СПРОСЯТ</w:t>
@@ -3083,16 +3838,16 @@
       </w:pPr>
       <w:r>
         <w:rPr>
-          <w:rFonts w:ascii="Segoe UI" w:hAnsi="Segoe UI" w:cs="Segoe UI" w:eastAsia="Segoe UI"/>
-          <w:color w:val="1B5FD0"/>
+          <w:rFonts w:ascii="Montserrat" w:hAnsi="Montserrat" w:cs="Montserrat" w:eastAsia="Montserrat"/>
+          <w:color w:val="FF0053"/>
           <w:sz w:val="21"/>
         </w:rPr>
         <w:t xml:space="preserve">–  </w:t>
       </w:r>
       <w:r>
         <w:rPr>
-          <w:rFonts w:ascii="Segoe UI" w:hAnsi="Segoe UI" w:cs="Segoe UI" w:eastAsia="Segoe UI"/>
-          <w:color w:val="44545F"/>
+          <w:rFonts w:ascii="Montserrat" w:hAnsi="Montserrat" w:cs="Montserrat" w:eastAsia="Montserrat"/>
+          <w:color w:val="4A4458"/>
           <w:sz w:val="21"/>
         </w:rPr>
         <w:t>ResNet-18 — 0.76, EfficientNet-B0 — 0.73, ResNet-34 — 0.77, ансамбль — 0.80 ROC-AUC.</w:t>
@@ -3110,18 +3865,18 @@
       <w:r>
         <w:rPr>
           <w:rFonts w:ascii="Consolas" w:hAnsi="Consolas" w:cs="Consolas" w:eastAsia="Consolas"/>
-          <w:color w:val="7A8995"/>
+          <w:color w:val="8B8599"/>
           <w:sz w:val="18"/>
         </w:rPr>
-        <w:t xml:space="preserve">СЛАЙД 13   </w:t>
+        <w:t xml:space="preserve">СЛАЙД 17   </w:t>
       </w:r>
       <w:r>
         <w:rPr>
           <w:rFonts w:ascii="Consolas" w:hAnsi="Consolas" w:cs="Consolas" w:eastAsia="Consolas"/>
-          <w:color w:val="1B5FD0"/>
+          <w:color w:val="FF0053"/>
           <w:sz w:val="18"/>
         </w:rPr>
-        <w:t>0:45</w:t>
+        <w:t>0:40</w:t>
       </w:r>
     </w:p>
     <w:p>
@@ -3130,10 +3885,10 @@
       </w:pPr>
       <w:r>
         <w:rPr>
-          <w:rFonts w:ascii="Segoe UI" w:hAnsi="Segoe UI" w:cs="Segoe UI" w:eastAsia="Segoe UI"/>
+          <w:rFonts w:ascii="Montserrat" w:hAnsi="Montserrat" w:cs="Montserrat" w:eastAsia="Montserrat"/>
           <w:b/>
           <w:i w:val="0"/>
-          <w:color w:val="111C24"/>
+          <w:color w:val="520977"/>
           <w:sz w:val="36"/>
         </w:rPr>
         <w:t>Анализ ошибок и эксперт</w:t>
@@ -3146,8 +3901,8 @@
       <w:r>
         <w:drawing>
           <wp:inline xmlns:a="http://schemas.openxmlformats.org/drawingml/2006/main" xmlns:pic="http://schemas.openxmlformats.org/drawingml/2006/picture">
-            <wp:extent cx="6120000" cy="3442500"/>
-            <wp:docPr id="13" name="Picture 13"/>
+            <wp:extent cx="6120000" cy="3444686"/>
+            <wp:docPr id="17" name="Picture 17"/>
             <wp:cNvGraphicFramePr>
               <a:graphicFrameLocks noChangeAspect="1"/>
             </wp:cNvGraphicFramePr>
@@ -3155,11 +3910,11 @@
               <a:graphicData uri="http://schemas.openxmlformats.org/drawingml/2006/picture">
                 <pic:pic>
                   <pic:nvPicPr>
-                    <pic:cNvPr id="0" name="13.png"/>
+                    <pic:cNvPr id="0" name="image.jpg"/>
                     <pic:cNvPicPr/>
                   </pic:nvPicPr>
                   <pic:blipFill>
-                    <a:blip r:embed="rId22"/>
+                    <a:blip r:embed="rId26"/>
                     <a:stretch>
                       <a:fillRect/>
                     </a:stretch>
@@ -3167,7 +3922,7 @@
                   <pic:spPr>
                     <a:xfrm>
                       <a:off x="0" y="0"/>
-                      <a:ext cx="6120000" cy="3442500"/>
+                      <a:ext cx="6120000" cy="3444686"/>
                     </a:xfrm>
                     <a:prstGeom prst="rect"/>
                   </pic:spPr>
@@ -3187,7 +3942,7 @@
           <w:rFonts w:ascii="Consolas" w:hAnsi="Consolas" w:cs="Consolas" w:eastAsia="Consolas"/>
           <w:b w:val="0"/>
           <w:i w:val="0"/>
-          <w:color w:val="1B5FD0"/>
+          <w:color w:val="FF0053"/>
           <w:sz w:val="17"/>
         </w:rPr>
         <w:t>ТЕКСТ ВЫСТУПЛЕНИЯ</w:t>
@@ -3199,13 +3954,13 @@
       </w:pPr>
       <w:r>
         <w:rPr>
-          <w:rFonts w:ascii="Segoe UI" w:hAnsi="Segoe UI" w:cs="Segoe UI" w:eastAsia="Segoe UI"/>
+          <w:rFonts w:ascii="Montserrat" w:hAnsi="Montserrat" w:cs="Montserrat" w:eastAsia="Montserrat"/>
           <w:b w:val="0"/>
           <w:i w:val="0"/>
-          <w:color w:val="111C24"/>
+          <w:color w:val="1C1D22"/>
           <w:sz w:val="23"/>
         </w:rPr>
-        <w:t>Главное, что дал разбор ошибок, — понимание, как оценивает эксперт. Отступы ROI он судит по длине поля сканирования: правило «поле не короче 3 см + вертел — седалищная кость + 3 см» совпадает с ним в 5 случаях из 7 при 2 лишних, F1 0.71 против 0.35 у отступов по рисунку 6. Порог не подбирался по меткам — он собран из ТЗ и анатомии.</w:t>
+        <w:t>Разбор ошибок показал, как оценивает эксперт. Отступы ROI он судит по длине поля сканирования: правило «поле не короче 3 см + вертел — седалищная кость + 3 см» совпадает с ним в 5 случаях из 7 при 2 лишних, F1 0.71 против 0.35. Порог не подбирался по меткам.</w:t>
       </w:r>
     </w:p>
     <w:p>
@@ -3214,13 +3969,13 @@
       </w:pPr>
       <w:r>
         <w:rPr>
-          <w:rFonts w:ascii="Segoe UI" w:hAnsi="Segoe UI" w:cs="Segoe UI" w:eastAsia="Segoe UI"/>
+          <w:rFonts w:ascii="Montserrat" w:hAnsi="Montserrat" w:cs="Montserrat" w:eastAsia="Montserrat"/>
           <w:b w:val="0"/>
           <w:i w:val="0"/>
-          <w:color w:val="111C24"/>
+          <w:color w:val="1C1D22"/>
           <w:sz w:val="23"/>
         </w:rPr>
-        <w:t>Второе: при сколиозе эксперт не ставит нарушение оси — ни в одном из 14 случаев, хотя угол доходит до 8.8 градуса. Это главный источник наших ложных срабатываний по оси.</w:t>
+        <w:t>Второе: при сколиозе эксперт не ставит нарушение оси ни в одном из 14 случаев, хотя угол доходит до 8.8 градуса. Это главный источник наших ложных срабатываний по оси.</w:t>
       </w:r>
     </w:p>
     <w:p>
@@ -3232,7 +3987,7 @@
           <w:rFonts w:ascii="Consolas" w:hAnsi="Consolas" w:cs="Consolas" w:eastAsia="Consolas"/>
           <w:b w:val="0"/>
           <w:i w:val="0"/>
-          <w:color w:val="7A8995"/>
+          <w:color w:val="8B8599"/>
           <w:sz w:val="17"/>
         </w:rPr>
         <w:t>ЕСЛИ СПРОСЯТ</w:t>
@@ -3245,41 +4000,19 @@
       </w:pPr>
       <w:r>
         <w:rPr>
-          <w:rFonts w:ascii="Segoe UI" w:hAnsi="Segoe UI" w:cs="Segoe UI" w:eastAsia="Segoe UI"/>
-          <w:color w:val="1B5FD0"/>
+          <w:rFonts w:ascii="Montserrat" w:hAnsi="Montserrat" w:cs="Montserrat" w:eastAsia="Montserrat"/>
+          <w:color w:val="FF0053"/>
           <w:sz w:val="21"/>
         </w:rPr>
         <w:t xml:space="preserve">–  </w:t>
       </w:r>
       <w:r>
         <w:rPr>
-          <w:rFonts w:ascii="Segoe UI" w:hAnsi="Segoe UI" w:cs="Segoe UI" w:eastAsia="Segoe UI"/>
-          <w:color w:val="44545F"/>
+          <w:rFonts w:ascii="Montserrat" w:hAnsi="Montserrat" w:cs="Montserrat" w:eastAsia="Montserrat"/>
+          <w:color w:val="4A4458"/>
           <w:sz w:val="21"/>
         </w:rPr>
-        <w:t>Отступы по рисунку 6 сервис по-прежнему считает и показывает, а режим строго по ТЗ включается флагом --roi-rule margins.</w:t>
-      </w:r>
-    </w:p>
-    <w:p>
-      <w:pPr>
-        <w:spacing w:after="80" w:before="0" w:line="312" w:lineRule="auto"/>
-        <w:ind w:left="283" w:hanging="283"/>
-      </w:pPr>
-      <w:r>
-        <w:rPr>
-          <w:rFonts w:ascii="Segoe UI" w:hAnsi="Segoe UI" w:cs="Segoe UI" w:eastAsia="Segoe UI"/>
-          <w:color w:val="1B5FD0"/>
-          <w:sz w:val="21"/>
-        </w:rPr>
-        <w:t xml:space="preserve">–  </w:t>
-      </w:r>
-      <w:r>
-        <w:rPr>
-          <w:rFonts w:ascii="Segoe UI" w:hAnsi="Segoe UI" w:cs="Segoe UI" w:eastAsia="Segoe UI"/>
-          <w:color w:val="44545F"/>
-          <w:sz w:val="21"/>
-        </w:rPr>
-        <w:t>Отличить сколиоз от наклона по треку поясничного отдела не удалось: сеть для оси — ROC-AUC 0.51.</w:t>
+        <w:t>Режим строго по рисунку 6 ТЗ включается флагом --roi-rule margins.</w:t>
       </w:r>
     </w:p>
     <w:p>
@@ -3294,18 +4027,18 @@
       <w:r>
         <w:rPr>
           <w:rFonts w:ascii="Consolas" w:hAnsi="Consolas" w:cs="Consolas" w:eastAsia="Consolas"/>
-          <w:color w:val="7A8995"/>
+          <w:color w:val="8B8599"/>
           <w:sz w:val="18"/>
         </w:rPr>
-        <w:t xml:space="preserve">СЛАЙД 14   </w:t>
+        <w:t xml:space="preserve">СЛАЙД 18   </w:t>
       </w:r>
       <w:r>
         <w:rPr>
           <w:rFonts w:ascii="Consolas" w:hAnsi="Consolas" w:cs="Consolas" w:eastAsia="Consolas"/>
-          <w:color w:val="1B5FD0"/>
+          <w:color w:val="FF0053"/>
           <w:sz w:val="18"/>
         </w:rPr>
-        <w:t>0:30</w:t>
+        <w:t>0:25</w:t>
       </w:r>
     </w:p>
     <w:p>
@@ -3314,10 +4047,10 @@
       </w:pPr>
       <w:r>
         <w:rPr>
-          <w:rFonts w:ascii="Segoe UI" w:hAnsi="Segoe UI" w:cs="Segoe UI" w:eastAsia="Segoe UI"/>
+          <w:rFonts w:ascii="Montserrat" w:hAnsi="Montserrat" w:cs="Montserrat" w:eastAsia="Montserrat"/>
           <w:b/>
           <w:i w:val="0"/>
-          <w:color w:val="111C24"/>
+          <w:color w:val="520977"/>
           <w:sz w:val="36"/>
         </w:rPr>
         <w:t>Кейсы</w:t>
@@ -3330,8 +4063,8 @@
       <w:r>
         <w:drawing>
           <wp:inline xmlns:a="http://schemas.openxmlformats.org/drawingml/2006/main" xmlns:pic="http://schemas.openxmlformats.org/drawingml/2006/picture">
-            <wp:extent cx="6120000" cy="3442500"/>
-            <wp:docPr id="14" name="Picture 14"/>
+            <wp:extent cx="6120000" cy="3444686"/>
+            <wp:docPr id="18" name="Picture 18"/>
             <wp:cNvGraphicFramePr>
               <a:graphicFrameLocks noChangeAspect="1"/>
             </wp:cNvGraphicFramePr>
@@ -3339,11 +4072,11 @@
               <a:graphicData uri="http://schemas.openxmlformats.org/drawingml/2006/picture">
                 <pic:pic>
                   <pic:nvPicPr>
-                    <pic:cNvPr id="0" name="14.png"/>
+                    <pic:cNvPr id="0" name="image.jpg"/>
                     <pic:cNvPicPr/>
                   </pic:nvPicPr>
                   <pic:blipFill>
-                    <a:blip r:embed="rId23"/>
+                    <a:blip r:embed="rId27"/>
                     <a:stretch>
                       <a:fillRect/>
                     </a:stretch>
@@ -3351,7 +4084,7 @@
                   <pic:spPr>
                     <a:xfrm>
                       <a:off x="0" y="0"/>
-                      <a:ext cx="6120000" cy="3442500"/>
+                      <a:ext cx="6120000" cy="3444686"/>
                     </a:xfrm>
                     <a:prstGeom prst="rect"/>
                   </pic:spPr>
@@ -3371,7 +4104,7 @@
           <w:rFonts w:ascii="Consolas" w:hAnsi="Consolas" w:cs="Consolas" w:eastAsia="Consolas"/>
           <w:b w:val="0"/>
           <w:i w:val="0"/>
-          <w:color w:val="1B5FD0"/>
+          <w:color w:val="FF0053"/>
           <w:sz w:val="17"/>
         </w:rPr>
         <w:t>ТЕКСТ ВЫСТУПЛЕНИЯ</w:t>
@@ -3383,13 +4116,13 @@
       </w:pPr>
       <w:r>
         <w:rPr>
-          <w:rFonts w:ascii="Segoe UI" w:hAnsi="Segoe UI" w:cs="Segoe UI" w:eastAsia="Segoe UI"/>
+          <w:rFonts w:ascii="Montserrat" w:hAnsi="Montserrat" w:cs="Montserrat" w:eastAsia="Montserrat"/>
           <w:b w:val="0"/>
           <w:i w:val="0"/>
-          <w:color w:val="111C24"/>
+          <w:color w:val="1C1D22"/>
           <w:sz w:val="23"/>
         </w:rPr>
-        <w:t>Четыре настоящих снимка, где сервис согласен с экспертом. Ось 8.7 градуса. Посторонний предмет: морфология и сеть указывают на одну структуру. Ротация: малый вертел почти не выступает, тепловая карта сети лежит на вертельной области. Отступы: поле короче нужного, и вердикт это прямо говорит.</w:t>
+        <w:t>Четыре настоящих снимка, где сервис согласен с экспертом. Ось 8.7 градуса. Посторонний предмет: морфология и сеть указывают на одну структуру. Ротация: тепловая карта сети на вертельной области. Отступы: поле короче нужного.</w:t>
       </w:r>
     </w:p>
     <w:p>
@@ -3401,7 +4134,7 @@
           <w:rFonts w:ascii="Consolas" w:hAnsi="Consolas" w:cs="Consolas" w:eastAsia="Consolas"/>
           <w:b w:val="0"/>
           <w:i w:val="0"/>
-          <w:color w:val="7A8995"/>
+          <w:color w:val="8B8599"/>
           <w:sz w:val="17"/>
         </w:rPr>
         <w:t>ЕСЛИ СПРОСЯТ</w:t>
@@ -3414,19 +4147,19 @@
       </w:pPr>
       <w:r>
         <w:rPr>
-          <w:rFonts w:ascii="Segoe UI" w:hAnsi="Segoe UI" w:cs="Segoe UI" w:eastAsia="Segoe UI"/>
-          <w:color w:val="1B5FD0"/>
+          <w:rFonts w:ascii="Montserrat" w:hAnsi="Montserrat" w:cs="Montserrat" w:eastAsia="Montserrat"/>
+          <w:color w:val="FF0053"/>
           <w:sz w:val="21"/>
         </w:rPr>
         <w:t xml:space="preserve">–  </w:t>
       </w:r>
       <w:r>
         <w:rPr>
-          <w:rFonts w:ascii="Segoe UI" w:hAnsi="Segoe UI" w:cs="Segoe UI" w:eastAsia="Segoe UI"/>
-          <w:color w:val="44545F"/>
+          <w:rFonts w:ascii="Montserrat" w:hAnsi="Montserrat" w:cs="Montserrat" w:eastAsia="Montserrat"/>
+          <w:color w:val="4A4458"/>
           <w:sz w:val="21"/>
         </w:rPr>
-        <w:t>Вероятности сети на кейсах — out-of-fold; тепловую карту рисует поставляемый ансамбль.</w:t>
+        <w:t>Вероятности сети на кейсах — out-of-fold.</w:t>
       </w:r>
     </w:p>
     <w:p>
@@ -3441,18 +4174,18 @@
       <w:r>
         <w:rPr>
           <w:rFonts w:ascii="Consolas" w:hAnsi="Consolas" w:cs="Consolas" w:eastAsia="Consolas"/>
-          <w:color w:val="7A8995"/>
+          <w:color w:val="8B8599"/>
           <w:sz w:val="18"/>
         </w:rPr>
-        <w:t xml:space="preserve">СЛАЙД 15   </w:t>
+        <w:t xml:space="preserve">СЛАЙД 19   </w:t>
       </w:r>
       <w:r>
         <w:rPr>
           <w:rFonts w:ascii="Consolas" w:hAnsi="Consolas" w:cs="Consolas" w:eastAsia="Consolas"/>
-          <w:color w:val="1B5FD0"/>
+          <w:color w:val="FF0053"/>
           <w:sz w:val="18"/>
         </w:rPr>
-        <w:t>0:20</w:t>
+        <w:t>0:15</w:t>
       </w:r>
     </w:p>
     <w:p>
@@ -3461,10 +4194,10 @@
       </w:pPr>
       <w:r>
         <w:rPr>
-          <w:rFonts w:ascii="Segoe UI" w:hAnsi="Segoe UI" w:cs="Segoe UI" w:eastAsia="Segoe UI"/>
+          <w:rFonts w:ascii="Montserrat" w:hAnsi="Montserrat" w:cs="Montserrat" w:eastAsia="Montserrat"/>
           <w:b/>
           <w:i w:val="0"/>
-          <w:color w:val="111C24"/>
+          <w:color w:val="520977"/>
           <w:sz w:val="36"/>
         </w:rPr>
         <w:t>Скорость и требования</w:t>
@@ -3477,8 +4210,8 @@
       <w:r>
         <w:drawing>
           <wp:inline xmlns:a="http://schemas.openxmlformats.org/drawingml/2006/main" xmlns:pic="http://schemas.openxmlformats.org/drawingml/2006/picture">
-            <wp:extent cx="6120000" cy="3442500"/>
-            <wp:docPr id="15" name="Picture 15"/>
+            <wp:extent cx="6120000" cy="3444686"/>
+            <wp:docPr id="19" name="Picture 19"/>
             <wp:cNvGraphicFramePr>
               <a:graphicFrameLocks noChangeAspect="1"/>
             </wp:cNvGraphicFramePr>
@@ -3486,11 +4219,11 @@
               <a:graphicData uri="http://schemas.openxmlformats.org/drawingml/2006/picture">
                 <pic:pic>
                   <pic:nvPicPr>
-                    <pic:cNvPr id="0" name="15.png"/>
+                    <pic:cNvPr id="0" name="image.jpg"/>
                     <pic:cNvPicPr/>
                   </pic:nvPicPr>
                   <pic:blipFill>
-                    <a:blip r:embed="rId24"/>
+                    <a:blip r:embed="rId28"/>
                     <a:stretch>
                       <a:fillRect/>
                     </a:stretch>
@@ -3498,7 +4231,7 @@
                   <pic:spPr>
                     <a:xfrm>
                       <a:off x="0" y="0"/>
-                      <a:ext cx="6120000" cy="3442500"/>
+                      <a:ext cx="6120000" cy="3444686"/>
                     </a:xfrm>
                     <a:prstGeom prst="rect"/>
                   </pic:spPr>
@@ -3518,7 +4251,7 @@
           <w:rFonts w:ascii="Consolas" w:hAnsi="Consolas" w:cs="Consolas" w:eastAsia="Consolas"/>
           <w:b w:val="0"/>
           <w:i w:val="0"/>
-          <w:color w:val="1B5FD0"/>
+          <w:color w:val="FF0053"/>
           <w:sz w:val="17"/>
         </w:rPr>
         <w:t>ТЕКСТ ВЫСТУПЛЕНИЯ</w:t>
@@ -3530,13 +4263,13 @@
       </w:pPr>
       <w:r>
         <w:rPr>
-          <w:rFonts w:ascii="Segoe UI" w:hAnsi="Segoe UI" w:cs="Segoe UI" w:eastAsia="Segoe UI"/>
+          <w:rFonts w:ascii="Montserrat" w:hAnsi="Montserrat" w:cs="Montserrat" w:eastAsia="Montserrat"/>
           <w:b w:val="0"/>
           <w:i w:val="0"/>
-          <w:color w:val="111C24"/>
+          <w:color w:val="1C1D22"/>
           <w:sz w:val="23"/>
         </w:rPr>
-        <w:t>Медиана — 1.6 секунды на исследование при лимите три минуты, на одном ядре. GPU не нужен: сеть исполняется onnxruntime. Результат воспроизводим побитово.</w:t>
+        <w:t>Медиана — 1.6 секунды на исследование при лимите три минуты, на одном ядре. GPU не нужен. Результат воспроизводим побитово.</w:t>
       </w:r>
     </w:p>
     <w:p>
@@ -3548,7 +4281,7 @@
           <w:rFonts w:ascii="Consolas" w:hAnsi="Consolas" w:cs="Consolas" w:eastAsia="Consolas"/>
           <w:b w:val="0"/>
           <w:i w:val="0"/>
-          <w:color w:val="7A8995"/>
+          <w:color w:val="8B8599"/>
           <w:sz w:val="17"/>
         </w:rPr>
         <w:t>ЕСЛИ СПРОСЯТ</w:t>
@@ -3561,19 +4294,19 @@
       </w:pPr>
       <w:r>
         <w:rPr>
-          <w:rFonts w:ascii="Segoe UI" w:hAnsi="Segoe UI" w:cs="Segoe UI" w:eastAsia="Segoe UI"/>
-          <w:color w:val="1B5FD0"/>
+          <w:rFonts w:ascii="Montserrat" w:hAnsi="Montserrat" w:cs="Montserrat" w:eastAsia="Montserrat"/>
+          <w:color w:val="FF0053"/>
           <w:sz w:val="21"/>
         </w:rPr>
         <w:t xml:space="preserve">–  </w:t>
       </w:r>
       <w:r>
         <w:rPr>
-          <w:rFonts w:ascii="Segoe UI" w:hAnsi="Segoe UI" w:cs="Segoe UI" w:eastAsia="Segoe UI"/>
-          <w:color w:val="44545F"/>
+          <w:rFonts w:ascii="Montserrat" w:hAnsi="Montserrat" w:cs="Montserrat" w:eastAsia="Montserrat"/>
+          <w:color w:val="4A4458"/>
           <w:sz w:val="21"/>
         </w:rPr>
-        <w:t>Весь обучающий набор — 2.4 минуты в один процесс; в контейнере с оверлеями и SR — 158 секунд.</w:t>
+        <w:t>Весь набор — 2.4 минуты в один процесс.</w:t>
       </w:r>
     </w:p>
     <w:p>
@@ -3583,16 +4316,16 @@
       </w:pPr>
       <w:r>
         <w:rPr>
-          <w:rFonts w:ascii="Segoe UI" w:hAnsi="Segoe UI" w:cs="Segoe UI" w:eastAsia="Segoe UI"/>
-          <w:color w:val="1B5FD0"/>
+          <w:rFonts w:ascii="Montserrat" w:hAnsi="Montserrat" w:cs="Montserrat" w:eastAsia="Montserrat"/>
+          <w:color w:val="FF0053"/>
           <w:sz w:val="21"/>
         </w:rPr>
         <w:t xml:space="preserve">–  </w:t>
       </w:r>
       <w:r>
         <w:rPr>
-          <w:rFonts w:ascii="Segoe UI" w:hAnsi="Segoe UI" w:cs="Segoe UI" w:eastAsia="Segoe UI"/>
-          <w:color w:val="44545F"/>
+          <w:rFonts w:ascii="Montserrat" w:hAnsi="Montserrat" w:cs="Montserrat" w:eastAsia="Montserrat"/>
+          <w:color w:val="4A4458"/>
           <w:sz w:val="21"/>
         </w:rPr>
         <w:t>Минимум — 2 ядра, 2 ГБ памяти, 2 ГБ диска.</w:t>
@@ -3610,18 +4343,18 @@
       <w:r>
         <w:rPr>
           <w:rFonts w:ascii="Consolas" w:hAnsi="Consolas" w:cs="Consolas" w:eastAsia="Consolas"/>
-          <w:color w:val="7A8995"/>
+          <w:color w:val="8B8599"/>
           <w:sz w:val="18"/>
         </w:rPr>
-        <w:t xml:space="preserve">СЛАЙД 16   </w:t>
+        <w:t xml:space="preserve">СЛАЙД 20   </w:t>
       </w:r>
       <w:r>
         <w:rPr>
           <w:rFonts w:ascii="Consolas" w:hAnsi="Consolas" w:cs="Consolas" w:eastAsia="Consolas"/>
-          <w:color w:val="1B5FD0"/>
+          <w:color w:val="FF0053"/>
           <w:sz w:val="18"/>
         </w:rPr>
-        <w:t>0:35</w:t>
+        <w:t>0:30</w:t>
       </w:r>
     </w:p>
     <w:p>
@@ -3630,13 +4363,13 @@
       </w:pPr>
       <w:r>
         <w:rPr>
-          <w:rFonts w:ascii="Segoe UI" w:hAnsi="Segoe UI" w:cs="Segoe UI" w:eastAsia="Segoe UI"/>
+          <w:rFonts w:ascii="Montserrat" w:hAnsi="Montserrat" w:cs="Montserrat" w:eastAsia="Montserrat"/>
           <w:b/>
           <w:i w:val="0"/>
-          <w:color w:val="111C24"/>
+          <w:color w:val="520977"/>
           <w:sz w:val="36"/>
         </w:rPr>
-        <w:t>Интерфейс и интеграция</w:t>
+        <w:t>Интерфейсы</w:t>
       </w:r>
     </w:p>
     <w:p>
@@ -3646,8 +4379,8 @@
       <w:r>
         <w:drawing>
           <wp:inline xmlns:a="http://schemas.openxmlformats.org/drawingml/2006/main" xmlns:pic="http://schemas.openxmlformats.org/drawingml/2006/picture">
-            <wp:extent cx="6120000" cy="3442500"/>
-            <wp:docPr id="16" name="Picture 16"/>
+            <wp:extent cx="6120000" cy="3444686"/>
+            <wp:docPr id="20" name="Picture 20"/>
             <wp:cNvGraphicFramePr>
               <a:graphicFrameLocks noChangeAspect="1"/>
             </wp:cNvGraphicFramePr>
@@ -3655,11 +4388,11 @@
               <a:graphicData uri="http://schemas.openxmlformats.org/drawingml/2006/picture">
                 <pic:pic>
                   <pic:nvPicPr>
-                    <pic:cNvPr id="0" name="16.png"/>
+                    <pic:cNvPr id="0" name="image.jpg"/>
                     <pic:cNvPicPr/>
                   </pic:nvPicPr>
                   <pic:blipFill>
-                    <a:blip r:embed="rId25"/>
+                    <a:blip r:embed="rId29"/>
                     <a:stretch>
                       <a:fillRect/>
                     </a:stretch>
@@ -3667,7 +4400,7 @@
                   <pic:spPr>
                     <a:xfrm>
                       <a:off x="0" y="0"/>
-                      <a:ext cx="6120000" cy="3442500"/>
+                      <a:ext cx="6120000" cy="3444686"/>
                     </a:xfrm>
                     <a:prstGeom prst="rect"/>
                   </pic:spPr>
@@ -3687,7 +4420,7 @@
           <w:rFonts w:ascii="Consolas" w:hAnsi="Consolas" w:cs="Consolas" w:eastAsia="Consolas"/>
           <w:b w:val="0"/>
           <w:i w:val="0"/>
-          <w:color w:val="1B5FD0"/>
+          <w:color w:val="FF0053"/>
           <w:sz w:val="17"/>
         </w:rPr>
         <w:t>ТЕКСТ ВЫСТУПЛЕНИЯ</w:t>
@@ -3699,13 +4432,13 @@
       </w:pPr>
       <w:r>
         <w:rPr>
-          <w:rFonts w:ascii="Segoe UI" w:hAnsi="Segoe UI" w:cs="Segoe UI" w:eastAsia="Segoe UI"/>
+          <w:rFonts w:ascii="Montserrat" w:hAnsi="Montserrat" w:cs="Montserrat" w:eastAsia="Montserrat"/>
           <w:b w:val="0"/>
           <w:i w:val="0"/>
-          <w:color w:val="111C24"/>
+          <w:color w:val="1C1D22"/>
           <w:sz w:val="23"/>
         </w:rPr>
-        <w:t>Всё, что выдаёт конвейер, видно в веб-интерфейсе: снимок с разметкой, измерения с нормой, вероятности и флаги. Оператор отмечает согласие с вердиктом — это готовая обратная связь для перекалибровки. В PACS заключение уходит как DICOM SR в то же исследование.</w:t>
+        <w:t>Сервис доступен четырьмя способами: веб-интерфейс, приложение для Windows с установщиком, Telegram-бот и API. Конвейер один, отчёты совпадают побитово.</w:t>
       </w:r>
     </w:p>
     <w:p>
@@ -3714,13 +4447,13 @@
       </w:pPr>
       <w:r>
         <w:rPr>
-          <w:rFonts w:ascii="Segoe UI" w:hAnsi="Segoe UI" w:cs="Segoe UI" w:eastAsia="Segoe UI"/>
+          <w:rFonts w:ascii="Montserrat" w:hAnsi="Montserrat" w:cs="Montserrat" w:eastAsia="Montserrat"/>
           <w:b w:val="0"/>
           <w:i w:val="0"/>
-          <w:color w:val="111C24"/>
+          <w:color w:val="1C1D22"/>
           <w:sz w:val="23"/>
         </w:rPr>
-        <w:t>Где нет Docker, тот же сервис ставится установщиком для Windows, а показать его с телефона можно через Telegram-бота. Конвейер везде один, отчёты совпадают побитово.</w:t>
+        <w:t>Оператор видит снимок с разметкой, измерения с нормой и флаги, отмечает согласие с вердиктом. В PACS заключение уходит как DICOM SR.</w:t>
       </w:r>
     </w:p>
     <w:p>
@@ -3732,7 +4465,7 @@
           <w:rFonts w:ascii="Consolas" w:hAnsi="Consolas" w:cs="Consolas" w:eastAsia="Consolas"/>
           <w:b w:val="0"/>
           <w:i w:val="0"/>
-          <w:color w:val="7A8995"/>
+          <w:color w:val="8B8599"/>
           <w:sz w:val="17"/>
         </w:rPr>
         <w:t>ЕСЛИ СПРОСЯТ</w:t>
@@ -3745,41 +4478,19 @@
       </w:pPr>
       <w:r>
         <w:rPr>
-          <w:rFonts w:ascii="Segoe UI" w:hAnsi="Segoe UI" w:cs="Segoe UI" w:eastAsia="Segoe UI"/>
-          <w:color w:val="1B5FD0"/>
+          <w:rFonts w:ascii="Montserrat" w:hAnsi="Montserrat" w:cs="Montserrat" w:eastAsia="Montserrat"/>
+          <w:color w:val="FF0053"/>
           <w:sz w:val="21"/>
         </w:rPr>
         <w:t xml:space="preserve">–  </w:t>
       </w:r>
       <w:r>
         <w:rPr>
-          <w:rFonts w:ascii="Segoe UI" w:hAnsi="Segoe UI" w:cs="Segoe UI" w:eastAsia="Segoe UI"/>
-          <w:color w:val="44545F"/>
+          <w:rFonts w:ascii="Montserrat" w:hAnsi="Montserrat" w:cs="Montserrat" w:eastAsia="Montserrat"/>
+          <w:color w:val="4A4458"/>
           <w:sz w:val="21"/>
         </w:rPr>
-        <w:t>API: POST /batch → задание → отчёт, оверлеи, SR; документация на /docs.</w:t>
-      </w:r>
-    </w:p>
-    <w:p>
-      <w:pPr>
-        <w:spacing w:after="80" w:before="0" w:line="312" w:lineRule="auto"/>
-        <w:ind w:left="283" w:hanging="283"/>
-      </w:pPr>
-      <w:r>
-        <w:rPr>
-          <w:rFonts w:ascii="Segoe UI" w:hAnsi="Segoe UI" w:cs="Segoe UI" w:eastAsia="Segoe UI"/>
-          <w:color w:val="1B5FD0"/>
-          <w:sz w:val="21"/>
-        </w:rPr>
-        <w:t xml:space="preserve">–  </w:t>
-      </w:r>
-      <w:r>
-        <w:rPr>
-          <w:rFonts w:ascii="Segoe UI" w:hAnsi="Segoe UI" w:cs="Segoe UI" w:eastAsia="Segoe UI"/>
-          <w:color w:val="44545F"/>
-          <w:sz w:val="21"/>
-        </w:rPr>
-        <w:t>Бот передаёт файлы через Telegram, поэтому он только для обезличенных данных и по умолчанию выключен; основной контур работает без сети, как требует ТЗ 3.2.</w:t>
+        <w:t>Бот передаёт файлы через Telegram, поэтому он для обезличенных данных и по умолчанию выключен; основной контур работает без сети, как требует ТЗ 3.2.</w:t>
       </w:r>
     </w:p>
     <w:p>
@@ -3794,15 +4505,15 @@
       <w:r>
         <w:rPr>
           <w:rFonts w:ascii="Consolas" w:hAnsi="Consolas" w:cs="Consolas" w:eastAsia="Consolas"/>
-          <w:color w:val="7A8995"/>
+          <w:color w:val="8B8599"/>
           <w:sz w:val="18"/>
         </w:rPr>
-        <w:t xml:space="preserve">СЛАЙД 17   </w:t>
+        <w:t xml:space="preserve">СЛАЙД 21   </w:t>
       </w:r>
       <w:r>
         <w:rPr>
           <w:rFonts w:ascii="Consolas" w:hAnsi="Consolas" w:cs="Consolas" w:eastAsia="Consolas"/>
-          <w:color w:val="1B5FD0"/>
+          <w:color w:val="FF0053"/>
           <w:sz w:val="18"/>
         </w:rPr>
         <w:t>0:25</w:t>
@@ -3814,13 +4525,13 @@
       </w:pPr>
       <w:r>
         <w:rPr>
-          <w:rFonts w:ascii="Segoe UI" w:hAnsi="Segoe UI" w:cs="Segoe UI" w:eastAsia="Segoe UI"/>
+          <w:rFonts w:ascii="Montserrat" w:hAnsi="Montserrat" w:cs="Montserrat" w:eastAsia="Montserrat"/>
           <w:b/>
           <w:i w:val="0"/>
-          <w:color w:val="111C24"/>
+          <w:color w:val="520977"/>
           <w:sz w:val="36"/>
         </w:rPr>
-        <w:t>Ограничения</w:t>
+        <w:t>Ценность для здравоохранения</w:t>
       </w:r>
     </w:p>
     <w:p>
@@ -3830,8 +4541,8 @@
       <w:r>
         <w:drawing>
           <wp:inline xmlns:a="http://schemas.openxmlformats.org/drawingml/2006/main" xmlns:pic="http://schemas.openxmlformats.org/drawingml/2006/picture">
-            <wp:extent cx="6120000" cy="3442500"/>
-            <wp:docPr id="17" name="Picture 17"/>
+            <wp:extent cx="6120000" cy="3444686"/>
+            <wp:docPr id="21" name="Picture 21"/>
             <wp:cNvGraphicFramePr>
               <a:graphicFrameLocks noChangeAspect="1"/>
             </wp:cNvGraphicFramePr>
@@ -3839,11 +4550,11 @@
               <a:graphicData uri="http://schemas.openxmlformats.org/drawingml/2006/picture">
                 <pic:pic>
                   <pic:nvPicPr>
-                    <pic:cNvPr id="0" name="17.png"/>
+                    <pic:cNvPr id="0" name="image.jpg"/>
                     <pic:cNvPicPr/>
                   </pic:nvPicPr>
                   <pic:blipFill>
-                    <a:blip r:embed="rId26"/>
+                    <a:blip r:embed="rId30"/>
                     <a:stretch>
                       <a:fillRect/>
                     </a:stretch>
@@ -3851,7 +4562,7 @@
                   <pic:spPr>
                     <a:xfrm>
                       <a:off x="0" y="0"/>
-                      <a:ext cx="6120000" cy="3442500"/>
+                      <a:ext cx="6120000" cy="3444686"/>
                     </a:xfrm>
                     <a:prstGeom prst="rect"/>
                   </pic:spPr>
@@ -3871,7 +4582,7 @@
           <w:rFonts w:ascii="Consolas" w:hAnsi="Consolas" w:cs="Consolas" w:eastAsia="Consolas"/>
           <w:b w:val="0"/>
           <w:i w:val="0"/>
-          <w:color w:val="1B5FD0"/>
+          <w:color w:val="FF0053"/>
           <w:sz w:val="17"/>
         </w:rPr>
         <w:t>ТЕКСТ ВЫСТУПЛЕНИЯ</w:t>
@@ -3883,13 +4594,28 @@
       </w:pPr>
       <w:r>
         <w:rPr>
-          <w:rFonts w:ascii="Segoe UI" w:hAnsi="Segoe UI" w:cs="Segoe UI" w:eastAsia="Segoe UI"/>
+          <w:rFonts w:ascii="Montserrat" w:hAnsi="Montserrat" w:cs="Montserrat" w:eastAsia="Montserrat"/>
           <w:b w:val="0"/>
           <w:i w:val="0"/>
-          <w:color w:val="111C24"/>
+          <w:color w:val="1C1D22"/>
           <w:sz w:val="23"/>
         </w:rPr>
-        <w:t>Главные ограничения: один аппарат, маленькая выборка и то, что правило отступов мы согласовали с экспертом, а не с буквой рисунка 6. Разметки оператора в данных нет, поэтому все критерии оцениваются по изображению. Для каждого ограничения записано, что нужно, чтобы его снять.</w:t>
+        <w:t>Для лаборанта — подсказка в момент съёмки. Для врача — исследования, которые можно интерпретировать, и заключение о качестве рядом со снимком. Для медорганизации — меньше повторных исследований и единый стандарт контроля.</w:t>
+      </w:r>
+    </w:p>
+    <w:p>
+      <w:pPr>
+        <w:spacing w:after="160" w:before="0" w:line="336" w:lineRule="auto"/>
+      </w:pPr>
+      <w:r>
+        <w:rPr>
+          <w:rFonts w:ascii="Montserrat" w:hAnsi="Montserrat" w:cs="Montserrat" w:eastAsia="Montserrat"/>
+          <w:b w:val="0"/>
+          <w:i w:val="0"/>
+          <w:color w:val="1C1D22"/>
+          <w:sz w:val="23"/>
+        </w:rPr>
+        <w:t>Разворачивается на обычном сервере или ноутбуке, без GPU и без передачи снимков наружу.</w:t>
       </w:r>
     </w:p>
     <w:p>
@@ -3901,7 +4627,7 @@
           <w:rFonts w:ascii="Consolas" w:hAnsi="Consolas" w:cs="Consolas" w:eastAsia="Consolas"/>
           <w:b w:val="0"/>
           <w:i w:val="0"/>
-          <w:color w:val="7A8995"/>
+          <w:color w:val="8B8599"/>
           <w:sz w:val="17"/>
         </w:rPr>
         <w:t>ЕСЛИ СПРОСЯТ</w:t>
@@ -3914,16 +4640,163 @@
       </w:pPr>
       <w:r>
         <w:rPr>
-          <w:rFonts w:ascii="Segoe UI" w:hAnsi="Segoe UI" w:cs="Segoe UI" w:eastAsia="Segoe UI"/>
-          <w:color w:val="1B5FD0"/>
+          <w:rFonts w:ascii="Montserrat" w:hAnsi="Montserrat" w:cs="Montserrat" w:eastAsia="Montserrat"/>
+          <w:color w:val="FF0053"/>
           <w:sz w:val="21"/>
         </w:rPr>
         <w:t xml:space="preserve">–  </w:t>
       </w:r>
       <w:r>
         <w:rPr>
-          <w:rFonts w:ascii="Segoe UI" w:hAnsi="Segoe UI" w:cs="Segoe UI" w:eastAsia="Segoe UI"/>
-          <w:color w:val="44545F"/>
+          <w:rFonts w:ascii="Montserrat" w:hAnsi="Montserrat" w:cs="Montserrat" w:eastAsia="Montserrat"/>
+          <w:color w:val="4A4458"/>
+          <w:sz w:val="21"/>
+        </w:rPr>
+        <w:t>Эффект измеряем в пилоте: доля повторов из-за укладки и время врача на контроль.</w:t>
+      </w:r>
+    </w:p>
+    <w:p>
+      <w:r>
+        <w:br w:type="page"/>
+      </w:r>
+    </w:p>
+    <w:p>
+      <w:pPr>
+        <w:spacing w:after="40" w:before="0" w:line="300" w:lineRule="auto"/>
+      </w:pPr>
+      <w:r>
+        <w:rPr>
+          <w:rFonts w:ascii="Consolas" w:hAnsi="Consolas" w:cs="Consolas" w:eastAsia="Consolas"/>
+          <w:color w:val="8B8599"/>
+          <w:sz w:val="18"/>
+        </w:rPr>
+        <w:t xml:space="preserve">СЛАЙД 22   </w:t>
+      </w:r>
+      <w:r>
+        <w:rPr>
+          <w:rFonts w:ascii="Consolas" w:hAnsi="Consolas" w:cs="Consolas" w:eastAsia="Consolas"/>
+          <w:color w:val="FF0053"/>
+          <w:sz w:val="18"/>
+        </w:rPr>
+        <w:t>0:20</w:t>
+      </w:r>
+    </w:p>
+    <w:p>
+      <w:pPr>
+        <w:spacing w:after="160" w:before="0" w:line="252" w:lineRule="auto"/>
+      </w:pPr>
+      <w:r>
+        <w:rPr>
+          <w:rFonts w:ascii="Montserrat" w:hAnsi="Montserrat" w:cs="Montserrat" w:eastAsia="Montserrat"/>
+          <w:b/>
+          <w:i w:val="0"/>
+          <w:color w:val="520977"/>
+          <w:sz w:val="36"/>
+        </w:rPr>
+        <w:t>Ограничения</w:t>
+      </w:r>
+    </w:p>
+    <w:p>
+      <w:pPr>
+        <w:spacing w:after="200"/>
+      </w:pPr>
+      <w:r>
+        <w:drawing>
+          <wp:inline xmlns:a="http://schemas.openxmlformats.org/drawingml/2006/main" xmlns:pic="http://schemas.openxmlformats.org/drawingml/2006/picture">
+            <wp:extent cx="6120000" cy="3444686"/>
+            <wp:docPr id="22" name="Picture 22"/>
+            <wp:cNvGraphicFramePr>
+              <a:graphicFrameLocks noChangeAspect="1"/>
+            </wp:cNvGraphicFramePr>
+            <a:graphic>
+              <a:graphicData uri="http://schemas.openxmlformats.org/drawingml/2006/picture">
+                <pic:pic>
+                  <pic:nvPicPr>
+                    <pic:cNvPr id="0" name="image.jpg"/>
+                    <pic:cNvPicPr/>
+                  </pic:nvPicPr>
+                  <pic:blipFill>
+                    <a:blip r:embed="rId31"/>
+                    <a:stretch>
+                      <a:fillRect/>
+                    </a:stretch>
+                  </pic:blipFill>
+                  <pic:spPr>
+                    <a:xfrm>
+                      <a:off x="0" y="0"/>
+                      <a:ext cx="6120000" cy="3444686"/>
+                    </a:xfrm>
+                    <a:prstGeom prst="rect"/>
+                  </pic:spPr>
+                </pic:pic>
+              </a:graphicData>
+            </a:graphic>
+          </wp:inline>
+        </w:drawing>
+      </w:r>
+    </w:p>
+    <w:p>
+      <w:pPr>
+        <w:spacing w:after="80" w:before="0" w:line="300" w:lineRule="auto"/>
+      </w:pPr>
+      <w:r>
+        <w:rPr>
+          <w:rFonts w:ascii="Consolas" w:hAnsi="Consolas" w:cs="Consolas" w:eastAsia="Consolas"/>
+          <w:b w:val="0"/>
+          <w:i w:val="0"/>
+          <w:color w:val="FF0053"/>
+          <w:sz w:val="17"/>
+        </w:rPr>
+        <w:t>ТЕКСТ ВЫСТУПЛЕНИЯ</w:t>
+      </w:r>
+    </w:p>
+    <w:p>
+      <w:pPr>
+        <w:spacing w:after="160" w:before="0" w:line="336" w:lineRule="auto"/>
+      </w:pPr>
+      <w:r>
+        <w:rPr>
+          <w:rFonts w:ascii="Montserrat" w:hAnsi="Montserrat" w:cs="Montserrat" w:eastAsia="Montserrat"/>
+          <w:b w:val="0"/>
+          <w:i w:val="0"/>
+          <w:color w:val="1C1D22"/>
+          <w:sz w:val="23"/>
+        </w:rPr>
+        <w:t>Главные ограничения: один аппарат, маленькая выборка и то, что правило отступов мы согласовали с экспертом, а не с буквой рисунка 6. Для каждого записано, что нужно, чтобы его снять.</w:t>
+      </w:r>
+    </w:p>
+    <w:p>
+      <w:pPr>
+        <w:spacing w:after="80" w:before="120" w:line="300" w:lineRule="auto"/>
+      </w:pPr>
+      <w:r>
+        <w:rPr>
+          <w:rFonts w:ascii="Consolas" w:hAnsi="Consolas" w:cs="Consolas" w:eastAsia="Consolas"/>
+          <w:b w:val="0"/>
+          <w:i w:val="0"/>
+          <w:color w:val="8B8599"/>
+          <w:sz w:val="17"/>
+        </w:rPr>
+        <w:t>ЕСЛИ СПРОСЯТ</w:t>
+      </w:r>
+    </w:p>
+    <w:p>
+      <w:pPr>
+        <w:spacing w:after="80" w:before="0" w:line="312" w:lineRule="auto"/>
+        <w:ind w:left="283" w:hanging="283"/>
+      </w:pPr>
+      <w:r>
+        <w:rPr>
+          <w:rFonts w:ascii="Montserrat" w:hAnsi="Montserrat" w:cs="Montserrat" w:eastAsia="Montserrat"/>
+          <w:color w:val="FF0053"/>
+          <w:sz w:val="21"/>
+        </w:rPr>
+        <w:t xml:space="preserve">–  </w:t>
+      </w:r>
+      <w:r>
+        <w:rPr>
+          <w:rFonts w:ascii="Montserrat" w:hAnsi="Montserrat" w:cs="Montserrat" w:eastAsia="Montserrat"/>
+          <w:color w:val="4A4458"/>
           <w:sz w:val="21"/>
         </w:rPr>
         <w:t>Половина тела Th12 не проверяется: разметки этого уровня в данных нет.</w:t>
@@ -3941,18 +4814,18 @@
       <w:r>
         <w:rPr>
           <w:rFonts w:ascii="Consolas" w:hAnsi="Consolas" w:cs="Consolas" w:eastAsia="Consolas"/>
-          <w:color w:val="7A8995"/>
+          <w:color w:val="8B8599"/>
           <w:sz w:val="18"/>
         </w:rPr>
-        <w:t xml:space="preserve">СЛАЙД 18   </w:t>
+        <w:t xml:space="preserve">СЛАЙД 23   </w:t>
       </w:r>
       <w:r>
         <w:rPr>
           <w:rFonts w:ascii="Consolas" w:hAnsi="Consolas" w:cs="Consolas" w:eastAsia="Consolas"/>
-          <w:color w:val="1B5FD0"/>
+          <w:color w:val="FF0053"/>
           <w:sz w:val="18"/>
         </w:rPr>
-        <w:t>0:30</w:t>
+        <w:t>0:25</w:t>
       </w:r>
     </w:p>
     <w:p>
@@ -3961,10 +4834,10 @@
       </w:pPr>
       <w:r>
         <w:rPr>
-          <w:rFonts w:ascii="Segoe UI" w:hAnsi="Segoe UI" w:cs="Segoe UI" w:eastAsia="Segoe UI"/>
+          <w:rFonts w:ascii="Montserrat" w:hAnsi="Montserrat" w:cs="Montserrat" w:eastAsia="Montserrat"/>
           <w:b/>
           <w:i w:val="0"/>
-          <w:color w:val="111C24"/>
+          <w:color w:val="520977"/>
           <w:sz w:val="36"/>
         </w:rPr>
         <w:t>Внедрение и пилот</w:t>
@@ -3977,8 +4850,8 @@
       <w:r>
         <w:drawing>
           <wp:inline xmlns:a="http://schemas.openxmlformats.org/drawingml/2006/main" xmlns:pic="http://schemas.openxmlformats.org/drawingml/2006/picture">
-            <wp:extent cx="6120000" cy="3442500"/>
-            <wp:docPr id="18" name="Picture 18"/>
+            <wp:extent cx="6120000" cy="3444686"/>
+            <wp:docPr id="23" name="Picture 23"/>
             <wp:cNvGraphicFramePr>
               <a:graphicFrameLocks noChangeAspect="1"/>
             </wp:cNvGraphicFramePr>
@@ -3986,11 +4859,11 @@
               <a:graphicData uri="http://schemas.openxmlformats.org/drawingml/2006/picture">
                 <pic:pic>
                   <pic:nvPicPr>
-                    <pic:cNvPr id="0" name="18.png"/>
+                    <pic:cNvPr id="0" name="image.jpg"/>
                     <pic:cNvPicPr/>
                   </pic:nvPicPr>
                   <pic:blipFill>
-                    <a:blip r:embed="rId27"/>
+                    <a:blip r:embed="rId32"/>
                     <a:stretch>
                       <a:fillRect/>
                     </a:stretch>
@@ -3998,7 +4871,7 @@
                   <pic:spPr>
                     <a:xfrm>
                       <a:off x="0" y="0"/>
-                      <a:ext cx="6120000" cy="3442500"/>
+                      <a:ext cx="6120000" cy="3444686"/>
                     </a:xfrm>
                     <a:prstGeom prst="rect"/>
                   </pic:spPr>
@@ -4018,7 +4891,7 @@
           <w:rFonts w:ascii="Consolas" w:hAnsi="Consolas" w:cs="Consolas" w:eastAsia="Consolas"/>
           <w:b w:val="0"/>
           <w:i w:val="0"/>
-          <w:color w:val="1B5FD0"/>
+          <w:color w:val="FF0053"/>
           <w:sz w:val="17"/>
         </w:rPr>
         <w:t>ТЕКСТ ВЫСТУПЛЕНИЯ</w:t>
@@ -4030,13 +4903,13 @@
       </w:pPr>
       <w:r>
         <w:rPr>
-          <w:rFonts w:ascii="Segoe UI" w:hAnsi="Segoe UI" w:cs="Segoe UI" w:eastAsia="Segoe UI"/>
+          <w:rFonts w:ascii="Montserrat" w:hAnsi="Montserrat" w:cs="Montserrat" w:eastAsia="Montserrat"/>
           <w:b w:val="0"/>
           <w:i w:val="0"/>
-          <w:color w:val="111C24"/>
+          <w:color w:val="1C1D22"/>
           <w:sz w:val="23"/>
         </w:rPr>
-        <w:t>Внедрение в три шага. Теневой режим: сервис стоит за DICOM-роутером и ничего не меняет в работе врача. Затем — ассистент лаборанта: замечание приходит, пока пациент на столе. И масштабирование на другие аппараты с дообучением. Для каждого шага есть измеримая метрика.</w:t>
+        <w:t>Внедрение в три шага. Теневой режим: сервис стоит за DICOM-роутером и ничего не меняет в работе врача. Затем — ассистент лаборанта. И масштабирование на другие аппараты с дообучением. Для каждого шага есть измеримая метрика.</w:t>
       </w:r>
     </w:p>
     <w:p>
@@ -4048,7 +4921,7 @@
           <w:rFonts w:ascii="Consolas" w:hAnsi="Consolas" w:cs="Consolas" w:eastAsia="Consolas"/>
           <w:b w:val="0"/>
           <w:i w:val="0"/>
-          <w:color w:val="7A8995"/>
+          <w:color w:val="8B8599"/>
           <w:sz w:val="17"/>
         </w:rPr>
         <w:t>ЕСЛИ СПРОСЯТ</w:t>
@@ -4061,16 +4934,16 @@
       </w:pPr>
       <w:r>
         <w:rPr>
-          <w:rFonts w:ascii="Segoe UI" w:hAnsi="Segoe UI" w:cs="Segoe UI" w:eastAsia="Segoe UI"/>
-          <w:color w:val="1B5FD0"/>
+          <w:rFonts w:ascii="Montserrat" w:hAnsi="Montserrat" w:cs="Montserrat" w:eastAsia="Montserrat"/>
+          <w:color w:val="FF0053"/>
           <w:sz w:val="21"/>
         </w:rPr>
         <w:t xml:space="preserve">–  </w:t>
       </w:r>
       <w:r>
         <w:rPr>
-          <w:rFonts w:ascii="Segoe UI" w:hAnsi="Segoe UI" w:cs="Segoe UI" w:eastAsia="Segoe UI"/>
-          <w:color w:val="44545F"/>
+          <w:rFonts w:ascii="Montserrat" w:hAnsi="Montserrat" w:cs="Montserrat" w:eastAsia="Montserrat"/>
+          <w:color w:val="4A4458"/>
           <w:sz w:val="21"/>
         </w:rPr>
         <w:t>Дообучение сети — одна команда, 6 минут на критерий на GPU.</w:t>
@@ -4088,18 +4961,18 @@
       <w:r>
         <w:rPr>
           <w:rFonts w:ascii="Consolas" w:hAnsi="Consolas" w:cs="Consolas" w:eastAsia="Consolas"/>
-          <w:color w:val="7A8995"/>
+          <w:color w:val="8B8599"/>
           <w:sz w:val="18"/>
         </w:rPr>
-        <w:t xml:space="preserve">СЛАЙД 19   </w:t>
+        <w:t xml:space="preserve">СЛАЙД 24   </w:t>
       </w:r>
       <w:r>
         <w:rPr>
           <w:rFonts w:ascii="Consolas" w:hAnsi="Consolas" w:cs="Consolas" w:eastAsia="Consolas"/>
-          <w:color w:val="1B5FD0"/>
+          <w:color w:val="FF0053"/>
           <w:sz w:val="18"/>
         </w:rPr>
-        <w:t>0:15 + 3:00</w:t>
+        <w:t>0:20</w:t>
       </w:r>
     </w:p>
     <w:p>
@@ -4108,13 +4981,13 @@
       </w:pPr>
       <w:r>
         <w:rPr>
-          <w:rFonts w:ascii="Segoe UI" w:hAnsi="Segoe UI" w:cs="Segoe UI" w:eastAsia="Segoe UI"/>
+          <w:rFonts w:ascii="Montserrat" w:hAnsi="Montserrat" w:cs="Montserrat" w:eastAsia="Montserrat"/>
           <w:b/>
           <w:i w:val="0"/>
-          <w:color w:val="111C24"/>
+          <w:color w:val="520977"/>
           <w:sz w:val="36"/>
         </w:rPr>
-        <w:t>Демонстрация</w:t>
+        <w:t>Планы развития</w:t>
       </w:r>
     </w:p>
     <w:p>
@@ -4124,8 +4997,8 @@
       <w:r>
         <w:drawing>
           <wp:inline xmlns:a="http://schemas.openxmlformats.org/drawingml/2006/main" xmlns:pic="http://schemas.openxmlformats.org/drawingml/2006/picture">
-            <wp:extent cx="6120000" cy="3442500"/>
-            <wp:docPr id="19" name="Picture 19"/>
+            <wp:extent cx="6120000" cy="3444686"/>
+            <wp:docPr id="24" name="Picture 24"/>
             <wp:cNvGraphicFramePr>
               <a:graphicFrameLocks noChangeAspect="1"/>
             </wp:cNvGraphicFramePr>
@@ -4133,11 +5006,11 @@
               <a:graphicData uri="http://schemas.openxmlformats.org/drawingml/2006/picture">
                 <pic:pic>
                   <pic:nvPicPr>
-                    <pic:cNvPr id="0" name="19.png"/>
+                    <pic:cNvPr id="0" name="image.jpg"/>
                     <pic:cNvPicPr/>
                   </pic:nvPicPr>
                   <pic:blipFill>
-                    <a:blip r:embed="rId28"/>
+                    <a:blip r:embed="rId33"/>
                     <a:stretch>
                       <a:fillRect/>
                     </a:stretch>
@@ -4145,7 +5018,7 @@
                   <pic:spPr>
                     <a:xfrm>
                       <a:off x="0" y="0"/>
-                      <a:ext cx="6120000" cy="3442500"/>
+                      <a:ext cx="6120000" cy="3444686"/>
                     </a:xfrm>
                     <a:prstGeom prst="rect"/>
                   </pic:spPr>
@@ -4165,7 +5038,7 @@
           <w:rFonts w:ascii="Consolas" w:hAnsi="Consolas" w:cs="Consolas" w:eastAsia="Consolas"/>
           <w:b w:val="0"/>
           <w:i w:val="0"/>
-          <w:color w:val="1B5FD0"/>
+          <w:color w:val="FF0053"/>
           <w:sz w:val="17"/>
         </w:rPr>
         <w:t>ТЕКСТ ВЫСТУПЛЕНИЯ</w:t>
@@ -4177,50 +5050,13 @@
       </w:pPr>
       <w:r>
         <w:rPr>
-          <w:rFonts w:ascii="Segoe UI" w:hAnsi="Segoe UI" w:cs="Segoe UI" w:eastAsia="Segoe UI"/>
+          <w:rFonts w:ascii="Montserrat" w:hAnsi="Montserrat" w:cs="Montserrat" w:eastAsia="Montserrat"/>
           <w:b w:val="0"/>
           <w:i w:val="0"/>
-          <w:color w:val="111C24"/>
+          <w:color w:val="1C1D22"/>
           <w:sz w:val="23"/>
         </w:rPr>
-        <w:t>Сейчас покажу вживую: поднимаем контейнер, загружаем архив из семи исследований, проходим по одному снимку каждого типа нарушения, отмечаем согласие и выгружаем отчёт. Спасибо, готовы ответить на вопросы.</w:t>
-      </w:r>
-    </w:p>
-    <w:p>
-      <w:pPr>
-        <w:spacing w:after="80" w:before="120" w:line="300" w:lineRule="auto"/>
-      </w:pPr>
-      <w:r>
-        <w:rPr>
-          <w:rFonts w:ascii="Consolas" w:hAnsi="Consolas" w:cs="Consolas" w:eastAsia="Consolas"/>
-          <w:b w:val="0"/>
-          <w:i w:val="0"/>
-          <w:color w:val="7A8995"/>
-          <w:sz w:val="17"/>
-        </w:rPr>
-        <w:t>ЕСЛИ СПРОСЯТ</w:t>
-      </w:r>
-    </w:p>
-    <w:p>
-      <w:pPr>
-        <w:spacing w:after="80" w:before="0" w:line="312" w:lineRule="auto"/>
-        <w:ind w:left="283" w:hanging="283"/>
-      </w:pPr>
-      <w:r>
-        <w:rPr>
-          <w:rFonts w:ascii="Segoe UI" w:hAnsi="Segoe UI" w:cs="Segoe UI" w:eastAsia="Segoe UI"/>
-          <w:color w:val="1B5FD0"/>
-          <w:sz w:val="21"/>
-        </w:rPr>
-        <w:t xml:space="preserve">–  </w:t>
-      </w:r>
-      <w:r>
-        <w:rPr>
-          <w:rFonts w:ascii="Segoe UI" w:hAnsi="Segoe UI" w:cs="Segoe UI" w:eastAsia="Segoe UI"/>
-          <w:color w:val="44545F"/>
-          <w:sz w:val="21"/>
-        </w:rPr>
-        <w:t>Нет Docker — настольное приложение; нет сети — слайды «Кейсы» и «Интерфейс»; с телефона — бот @LCT_bone_density_research_bot, команда /demo.</w:t>
+        <w:t>Дальше — пилот, больше размеченных нарушений ротации и оси, дообучение модели точек на оставшихся фолдах и второй аппарат.</w:t>
       </w:r>
     </w:p>
     <w:p>
@@ -4235,9 +5071,266 @@
       <w:r>
         <w:rPr>
           <w:rFonts w:ascii="Consolas" w:hAnsi="Consolas" w:cs="Consolas" w:eastAsia="Consolas"/>
+          <w:color w:val="8B8599"/>
+          <w:sz w:val="18"/>
+        </w:rPr>
+        <w:t xml:space="preserve">СЛАЙД 25   </w:t>
+      </w:r>
+      <w:r>
+        <w:rPr>
+          <w:rFonts w:ascii="Consolas" w:hAnsi="Consolas" w:cs="Consolas" w:eastAsia="Consolas"/>
+          <w:color w:val="FF0053"/>
+          <w:sz w:val="18"/>
+        </w:rPr>
+        <w:t>0:15 + 3:00</w:t>
+      </w:r>
+    </w:p>
+    <w:p>
+      <w:pPr>
+        <w:spacing w:after="160" w:before="0" w:line="252" w:lineRule="auto"/>
+      </w:pPr>
+      <w:r>
+        <w:rPr>
+          <w:rFonts w:ascii="Montserrat" w:hAnsi="Montserrat" w:cs="Montserrat" w:eastAsia="Montserrat"/>
+          <w:b/>
+          <w:i w:val="0"/>
+          <w:color w:val="520977"/>
+          <w:sz w:val="36"/>
+        </w:rPr>
+        <w:t>Демонстрация</w:t>
+      </w:r>
+    </w:p>
+    <w:p>
+      <w:pPr>
+        <w:spacing w:after="200"/>
+      </w:pPr>
+      <w:r>
+        <w:drawing>
+          <wp:inline xmlns:a="http://schemas.openxmlformats.org/drawingml/2006/main" xmlns:pic="http://schemas.openxmlformats.org/drawingml/2006/picture">
+            <wp:extent cx="6120000" cy="3444686"/>
+            <wp:docPr id="25" name="Picture 25"/>
+            <wp:cNvGraphicFramePr>
+              <a:graphicFrameLocks noChangeAspect="1"/>
+            </wp:cNvGraphicFramePr>
+            <a:graphic>
+              <a:graphicData uri="http://schemas.openxmlformats.org/drawingml/2006/picture">
+                <pic:pic>
+                  <pic:nvPicPr>
+                    <pic:cNvPr id="0" name="image.jpg"/>
+                    <pic:cNvPicPr/>
+                  </pic:nvPicPr>
+                  <pic:blipFill>
+                    <a:blip r:embed="rId34"/>
+                    <a:stretch>
+                      <a:fillRect/>
+                    </a:stretch>
+                  </pic:blipFill>
+                  <pic:spPr>
+                    <a:xfrm>
+                      <a:off x="0" y="0"/>
+                      <a:ext cx="6120000" cy="3444686"/>
+                    </a:xfrm>
+                    <a:prstGeom prst="rect"/>
+                  </pic:spPr>
+                </pic:pic>
+              </a:graphicData>
+            </a:graphic>
+          </wp:inline>
+        </w:drawing>
+      </w:r>
+    </w:p>
+    <w:p>
+      <w:pPr>
+        <w:spacing w:after="80" w:before="0" w:line="300" w:lineRule="auto"/>
+      </w:pPr>
+      <w:r>
+        <w:rPr>
+          <w:rFonts w:ascii="Consolas" w:hAnsi="Consolas" w:cs="Consolas" w:eastAsia="Consolas"/>
           <w:b w:val="0"/>
           <w:i w:val="0"/>
-          <w:color w:val="1B5FD0"/>
+          <w:color w:val="FF0053"/>
+          <w:sz w:val="17"/>
+        </w:rPr>
+        <w:t>ТЕКСТ ВЫСТУПЛЕНИЯ</w:t>
+      </w:r>
+    </w:p>
+    <w:p>
+      <w:pPr>
+        <w:spacing w:after="160" w:before="0" w:line="336" w:lineRule="auto"/>
+      </w:pPr>
+      <w:r>
+        <w:rPr>
+          <w:rFonts w:ascii="Montserrat" w:hAnsi="Montserrat" w:cs="Montserrat" w:eastAsia="Montserrat"/>
+          <w:b w:val="0"/>
+          <w:i w:val="0"/>
+          <w:color w:val="1C1D22"/>
+          <w:sz w:val="23"/>
+        </w:rPr>
+        <w:t>Сейчас покажу вживую: загружаем архив из семи исследований, проходим по одному снимку каждого типа нарушения, отмечаем согласие и выгружаем отчёт.</w:t>
+      </w:r>
+    </w:p>
+    <w:p>
+      <w:pPr>
+        <w:spacing w:after="80" w:before="120" w:line="300" w:lineRule="auto"/>
+      </w:pPr>
+      <w:r>
+        <w:rPr>
+          <w:rFonts w:ascii="Consolas" w:hAnsi="Consolas" w:cs="Consolas" w:eastAsia="Consolas"/>
+          <w:b w:val="0"/>
+          <w:i w:val="0"/>
+          <w:color w:val="8B8599"/>
+          <w:sz w:val="17"/>
+        </w:rPr>
+        <w:t>ЕСЛИ СПРОСЯТ</w:t>
+      </w:r>
+    </w:p>
+    <w:p>
+      <w:pPr>
+        <w:spacing w:after="80" w:before="0" w:line="312" w:lineRule="auto"/>
+        <w:ind w:left="283" w:hanging="283"/>
+      </w:pPr>
+      <w:r>
+        <w:rPr>
+          <w:rFonts w:ascii="Montserrat" w:hAnsi="Montserrat" w:cs="Montserrat" w:eastAsia="Montserrat"/>
+          <w:color w:val="FF0053"/>
+          <w:sz w:val="21"/>
+        </w:rPr>
+        <w:t xml:space="preserve">–  </w:t>
+      </w:r>
+      <w:r>
+        <w:rPr>
+          <w:rFonts w:ascii="Montserrat" w:hAnsi="Montserrat" w:cs="Montserrat" w:eastAsia="Montserrat"/>
+          <w:color w:val="4A4458"/>
+          <w:sz w:val="21"/>
+        </w:rPr>
+        <w:t>Нет Docker — настольное приложение; с телефона — бот @LCT_bone_density_research_bot, /demo.</w:t>
+      </w:r>
+    </w:p>
+    <w:p>
+      <w:r>
+        <w:br w:type="page"/>
+      </w:r>
+    </w:p>
+    <w:p>
+      <w:pPr>
+        <w:spacing w:after="40" w:before="0" w:line="300" w:lineRule="auto"/>
+      </w:pPr>
+      <w:r>
+        <w:rPr>
+          <w:rFonts w:ascii="Consolas" w:hAnsi="Consolas" w:cs="Consolas" w:eastAsia="Consolas"/>
+          <w:color w:val="8B8599"/>
+          <w:sz w:val="18"/>
+        </w:rPr>
+        <w:t xml:space="preserve">СЛАЙД 26   </w:t>
+      </w:r>
+      <w:r>
+        <w:rPr>
+          <w:rFonts w:ascii="Consolas" w:hAnsi="Consolas" w:cs="Consolas" w:eastAsia="Consolas"/>
+          <w:color w:val="FF0053"/>
+          <w:sz w:val="18"/>
+        </w:rPr>
+        <w:t>0:05</w:t>
+      </w:r>
+    </w:p>
+    <w:p>
+      <w:pPr>
+        <w:spacing w:after="160" w:before="0" w:line="252" w:lineRule="auto"/>
+      </w:pPr>
+      <w:r>
+        <w:rPr>
+          <w:rFonts w:ascii="Montserrat" w:hAnsi="Montserrat" w:cs="Montserrat" w:eastAsia="Montserrat"/>
+          <w:b/>
+          <w:i w:val="0"/>
+          <w:color w:val="520977"/>
+          <w:sz w:val="36"/>
+        </w:rPr>
+        <w:t>Спасибо</w:t>
+      </w:r>
+    </w:p>
+    <w:p>
+      <w:pPr>
+        <w:spacing w:after="200"/>
+      </w:pPr>
+      <w:r>
+        <w:drawing>
+          <wp:inline xmlns:a="http://schemas.openxmlformats.org/drawingml/2006/main" xmlns:pic="http://schemas.openxmlformats.org/drawingml/2006/picture">
+            <wp:extent cx="6120000" cy="3444686"/>
+            <wp:docPr id="26" name="Picture 26"/>
+            <wp:cNvGraphicFramePr>
+              <a:graphicFrameLocks noChangeAspect="1"/>
+            </wp:cNvGraphicFramePr>
+            <a:graphic>
+              <a:graphicData uri="http://schemas.openxmlformats.org/drawingml/2006/picture">
+                <pic:pic>
+                  <pic:nvPicPr>
+                    <pic:cNvPr id="0" name="image.jpg"/>
+                    <pic:cNvPicPr/>
+                  </pic:nvPicPr>
+                  <pic:blipFill>
+                    <a:blip r:embed="rId35"/>
+                    <a:stretch>
+                      <a:fillRect/>
+                    </a:stretch>
+                  </pic:blipFill>
+                  <pic:spPr>
+                    <a:xfrm>
+                      <a:off x="0" y="0"/>
+                      <a:ext cx="6120000" cy="3444686"/>
+                    </a:xfrm>
+                    <a:prstGeom prst="rect"/>
+                  </pic:spPr>
+                </pic:pic>
+              </a:graphicData>
+            </a:graphic>
+          </wp:inline>
+        </w:drawing>
+      </w:r>
+    </w:p>
+    <w:p>
+      <w:pPr>
+        <w:spacing w:after="80" w:before="0" w:line="300" w:lineRule="auto"/>
+      </w:pPr>
+      <w:r>
+        <w:rPr>
+          <w:rFonts w:ascii="Consolas" w:hAnsi="Consolas" w:cs="Consolas" w:eastAsia="Consolas"/>
+          <w:b w:val="0"/>
+          <w:i w:val="0"/>
+          <w:color w:val="FF0053"/>
+          <w:sz w:val="17"/>
+        </w:rPr>
+        <w:t>ТЕКСТ ВЫСТУПЛЕНИЯ</w:t>
+      </w:r>
+    </w:p>
+    <w:p>
+      <w:pPr>
+        <w:spacing w:after="160" w:before="0" w:line="336" w:lineRule="auto"/>
+      </w:pPr>
+      <w:r>
+        <w:rPr>
+          <w:rFonts w:ascii="Montserrat" w:hAnsi="Montserrat" w:cs="Montserrat" w:eastAsia="Montserrat"/>
+          <w:b w:val="0"/>
+          <w:i w:val="0"/>
+          <w:color w:val="1C1D22"/>
+          <w:sz w:val="23"/>
+        </w:rPr>
+        <w:t>Спасибо! Репозиторий, установщик и бот — по ссылкам на слайде. Готовы ответить на вопросы.</w:t>
+      </w:r>
+    </w:p>
+    <w:p>
+      <w:r>
+        <w:br w:type="page"/>
+      </w:r>
+    </w:p>
+    <w:p>
+      <w:pPr>
+        <w:spacing w:after="40" w:before="0" w:line="300" w:lineRule="auto"/>
+      </w:pPr>
+      <w:r>
+        <w:rPr>
+          <w:rFonts w:ascii="Consolas" w:hAnsi="Consolas" w:cs="Consolas" w:eastAsia="Consolas"/>
+          <w:b w:val="0"/>
+          <w:i w:val="0"/>
+          <w:color w:val="FF0053"/>
           <w:sz w:val="18"/>
         </w:rPr>
         <w:t>ПОСЛЕ ДЕМОНСТРАЦИИ</w:t>
@@ -4249,10 +5342,10 @@
       </w:pPr>
       <w:r>
         <w:rPr>
-          <w:rFonts w:ascii="Segoe UI" w:hAnsi="Segoe UI" w:cs="Segoe UI" w:eastAsia="Segoe UI"/>
+          <w:rFonts w:ascii="Montserrat" w:hAnsi="Montserrat" w:cs="Montserrat" w:eastAsia="Montserrat"/>
           <w:b/>
           <w:i w:val="0"/>
-          <w:color w:val="111C24"/>
+          <w:color w:val="520977"/>
           <w:sz w:val="36"/>
         </w:rPr>
         <w:t>Ожидаемые вопросы и ответы</w:t>
@@ -4264,10 +5357,10 @@
       </w:pPr>
       <w:r>
         <w:rPr>
-          <w:rFonts w:ascii="Segoe UI" w:hAnsi="Segoe UI" w:cs="Segoe UI" w:eastAsia="Segoe UI"/>
+          <w:rFonts w:ascii="Montserrat" w:hAnsi="Montserrat" w:cs="Montserrat" w:eastAsia="Montserrat"/>
           <w:b/>
           <w:i w:val="0"/>
-          <w:color w:val="111C24"/>
+          <w:color w:val="1C1D22"/>
           <w:sz w:val="24"/>
         </w:rPr>
         <w:t>Почему не одна сеть на всё?</w:t>
@@ -4279,10 +5372,10 @@
       </w:pPr>
       <w:r>
         <w:rPr>
-          <w:rFonts w:ascii="Segoe UI" w:hAnsi="Segoe UI" w:cs="Segoe UI" w:eastAsia="Segoe UI"/>
+          <w:rFonts w:ascii="Montserrat" w:hAnsi="Montserrat" w:cs="Montserrat" w:eastAsia="Montserrat"/>
           <w:b w:val="0"/>
           <w:i w:val="0"/>
-          <w:color w:val="44545F"/>
+          <w:color w:val="4A4458"/>
           <w:sz w:val="22"/>
         </w:rPr>
         <w:t>На 6–36 нарушений на критерий ёмкую модель учить не на чем, а вердикт сети оператор не проверит глазами. Геометрия там, где критерий — измерение; сеть там, где признак — форма.</w:t>
@@ -4294,10 +5387,10 @@
       </w:pPr>
       <w:r>
         <w:rPr>
-          <w:rFonts w:ascii="Segoe UI" w:hAnsi="Segoe UI" w:cs="Segoe UI" w:eastAsia="Segoe UI"/>
+          <w:rFonts w:ascii="Montserrat" w:hAnsi="Montserrat" w:cs="Montserrat" w:eastAsia="Montserrat"/>
           <w:b/>
           <w:i w:val="0"/>
-          <w:color w:val="111C24"/>
+          <w:color w:val="1C1D22"/>
           <w:sz w:val="24"/>
         </w:rPr>
         <w:t>Чем подтверждено, что нет утечки?</w:t>
@@ -4309,10 +5402,10 @@
       </w:pPr>
       <w:r>
         <w:rPr>
-          <w:rFonts w:ascii="Segoe UI" w:hAnsi="Segoe UI" w:cs="Segoe UI" w:eastAsia="Segoe UI"/>
+          <w:rFonts w:ascii="Montserrat" w:hAnsi="Montserrat" w:cs="Montserrat" w:eastAsia="Montserrat"/>
           <w:b w:val="0"/>
           <w:i w:val="0"/>
-          <w:color w:val="44545F"/>
+          <w:color w:val="4A4458"/>
           <w:sz w:val="22"/>
         </w:rPr>
         <w:t>Дедупликация по пикселям до разбиения, фолды по исследованию, все пороги и свод — на обучающих фолдах. Честная оценка пересчитывается одной командой python -m service.evaluate.</w:t>
@@ -4324,10 +5417,10 @@
       </w:pPr>
       <w:r>
         <w:rPr>
-          <w:rFonts w:ascii="Segoe UI" w:hAnsi="Segoe UI" w:cs="Segoe UI" w:eastAsia="Segoe UI"/>
+          <w:rFonts w:ascii="Montserrat" w:hAnsi="Montserrat" w:cs="Montserrat" w:eastAsia="Montserrat"/>
           <w:b/>
           <w:i w:val="0"/>
-          <w:color w:val="111C24"/>
+          <w:color w:val="1C1D22"/>
           <w:sz w:val="24"/>
         </w:rPr>
         <w:t>Почему отступы ROI не строго по рисунку 6?</w:t>
@@ -4339,10 +5432,10 @@
       </w:pPr>
       <w:r>
         <w:rPr>
-          <w:rFonts w:ascii="Segoe UI" w:hAnsi="Segoe UI" w:cs="Segoe UI" w:eastAsia="Segoe UI"/>
+          <w:rFonts w:ascii="Montserrat" w:hAnsi="Montserrat" w:cs="Montserrat" w:eastAsia="Montserrat"/>
           <w:b w:val="0"/>
           <w:i w:val="0"/>
-          <w:color w:val="44545F"/>
+          <w:color w:val="4A4458"/>
           <w:sz w:val="22"/>
         </w:rPr>
         <w:t>Организаторы сказали, что эталон для метрик — разметка эксперта. Эксперт ставит «норму» при 1.7–3 см под седалищной костью и судит о поле целиком; правило длины поля согласуется с ним вдвое лучше. Отступы по рисунку 6 сервис считает и показывает, а режим по ТЗ включается флагом.</w:t>
@@ -4354,10 +5447,10 @@
       </w:pPr>
       <w:r>
         <w:rPr>
-          <w:rFonts w:ascii="Segoe UI" w:hAnsi="Segoe UI" w:cs="Segoe UI" w:eastAsia="Segoe UI"/>
+          <w:rFonts w:ascii="Montserrat" w:hAnsi="Montserrat" w:cs="Montserrat" w:eastAsia="Montserrat"/>
           <w:b/>
           <w:i w:val="0"/>
-          <w:color w:val="111C24"/>
+          <w:color w:val="1C1D22"/>
           <w:sz w:val="24"/>
         </w:rPr>
         <w:t>Что будет на другом аппарате?</w:t>
@@ -4369,10 +5462,10 @@
       </w:pPr>
       <w:r>
         <w:rPr>
-          <w:rFonts w:ascii="Segoe UI" w:hAnsi="Segoe UI" w:cs="Segoe UI" w:eastAsia="Segoe UI"/>
+          <w:rFonts w:ascii="Montserrat" w:hAnsi="Montserrat" w:cs="Montserrat" w:eastAsia="Montserrat"/>
           <w:b w:val="0"/>
           <w:i w:val="0"/>
-          <w:color w:val="44545F"/>
+          <w:color w:val="4A4458"/>
           <w:sz w:val="22"/>
         </w:rPr>
         <w:t>Масштаб задан константой, его нужно перепроверить; сеть и пороги дообучаются теми же скриптами. Яркость для сети нормализуется по перцентилям, ориентация — по тегу PatientOrientation.</w:t>
@@ -4384,10 +5477,10 @@
       </w:pPr>
       <w:r>
         <w:rPr>
-          <w:rFonts w:ascii="Segoe UI" w:hAnsi="Segoe UI" w:cs="Segoe UI" w:eastAsia="Segoe UI"/>
+          <w:rFonts w:ascii="Montserrat" w:hAnsi="Montserrat" w:cs="Montserrat" w:eastAsia="Montserrat"/>
           <w:b/>
           <w:i w:val="0"/>
-          <w:color w:val="111C24"/>
+          <w:color w:val="1C1D22"/>
           <w:sz w:val="24"/>
         </w:rPr>
         <w:t>Сколько стоит внедрение?</w:t>
@@ -4399,13 +5492,43 @@
       </w:pPr>
       <w:r>
         <w:rPr>
-          <w:rFonts w:ascii="Segoe UI" w:hAnsi="Segoe UI" w:cs="Segoe UI" w:eastAsia="Segoe UI"/>
+          <w:rFonts w:ascii="Montserrat" w:hAnsi="Montserrat" w:cs="Montserrat" w:eastAsia="Montserrat"/>
           <w:b w:val="0"/>
           <w:i w:val="0"/>
-          <w:color w:val="44545F"/>
+          <w:color w:val="4A4458"/>
           <w:sz w:val="22"/>
         </w:rPr>
         <w:t>Один контейнер на CPU, 2–4 ядра и 4 ГБ памяти, GPU не нужен. Интеграция — DICOM-роутер в PACS и DICOM SR обратно.</w:t>
+      </w:r>
+    </w:p>
+    <w:p>
+      <w:pPr>
+        <w:spacing w:after="60" w:before="120" w:line="300" w:lineRule="auto"/>
+      </w:pPr>
+      <w:r>
+        <w:rPr>
+          <w:rFonts w:ascii="Montserrat" w:hAnsi="Montserrat" w:cs="Montserrat" w:eastAsia="Montserrat"/>
+          <w:b/>
+          <w:i w:val="0"/>
+          <w:color w:val="1C1D22"/>
+          <w:sz w:val="24"/>
+        </w:rPr>
+        <w:t>Можно ли пользоваться ботом с реальными пациентами?</w:t>
+      </w:r>
+    </w:p>
+    <w:p>
+      <w:pPr>
+        <w:spacing w:after="160" w:before="0" w:line="324" w:lineRule="auto"/>
+      </w:pPr>
+      <w:r>
+        <w:rPr>
+          <w:rFonts w:ascii="Montserrat" w:hAnsi="Montserrat" w:cs="Montserrat" w:eastAsia="Montserrat"/>
+          <w:b w:val="0"/>
+          <w:i w:val="0"/>
+          <w:color w:val="4A4458"/>
+          <w:sz w:val="22"/>
+        </w:rPr>
+        <w:t>Нет: файлы проходят через Telegram. Бот — для демонстрации и обезличенных данных; для работы есть настольное приложение и контейнер, они работают без сети.</w:t>
       </w:r>
     </w:p>
     <w:sectPr>
@@ -4428,7 +5551,7 @@
     <w:r>
       <w:rPr>
         <w:rFonts w:ascii="Consolas" w:hAnsi="Consolas" w:cs="Consolas" w:eastAsia="Consolas"/>
-        <w:color w:val="7A8995"/>
+        <w:color w:val="8B8599"/>
         <w:sz w:val="16"/>
       </w:rPr>
       <w:t>Контроль качества DXA · доклад к презентации · ЛЦТ 2026</w:t>
@@ -4801,7 +5924,7 @@
     <w:qFormat/>
     <w:rsid w:val="00FC693F"/>
     <w:rPr>
-      <w:rFonts w:ascii="Segoe UI" w:hAnsi="Segoe UI" w:eastAsia="Segoe UI"/>
+      <w:rFonts w:ascii="Montserrat" w:hAnsi="Montserrat" w:eastAsia="Montserrat"/>
       <w:sz w:val="22"/>
     </w:rPr>
   </w:style>
